--- a/Kowalski_Wysocki_dokumentacja_inzynieria_danych.docx
+++ b/Kowalski_Wysocki_dokumentacja_inzynieria_danych.docx
@@ -255,15 +255,7 @@
         <w:spacing w:line="360" w:lineRule="auto"/>
       </w:pPr>
       <w:r>
-        <w:t xml:space="preserve">Kino jako przedsiębiorstwo usługowe musi sprawnie zarządzać seansami filmowymi, sprzedażą biletów i harmonogramem </w:t>
-      </w:r>
-      <w:proofErr w:type="spellStart"/>
-      <w:r>
-        <w:t>sal</w:t>
-      </w:r>
-      <w:proofErr w:type="spellEnd"/>
-      <w:r>
-        <w:t xml:space="preserve"> projekcyjnych. Tradycyjne metody oparte na papierowych rezerwacjach lub prostych arkuszach kalkulacyjnych nie zapewniają wymaganej wydajności, bezpieczeństwa danych ani skalowalności.</w:t>
+        <w:t>Kino jako przedsiębiorstwo usługowe musi sprawnie zarządzać seansami filmowymi, sprzedażą biletów i harmonogramem sal projekcyjnych. Tradycyjne metody oparte na papierowych rezerwacjach lub prostych arkuszach kalkulacyjnych nie zapewniają wymaganej wydajności, bezpieczeństwa danych ani skalowalności.</w:t>
       </w:r>
     </w:p>
     <w:p>
@@ -622,23 +614,7 @@
                 <w:sz w:val="20"/>
                 <w:szCs w:val="20"/>
               </w:rPr>
-              <w:t xml:space="preserve">Pojedyncze siedzenie w sali. Rząd 1 oznacza miejsca </w:t>
-            </w:r>
-            <w:proofErr w:type="spellStart"/>
-            <w:r>
-              <w:rPr>
-                <w:sz w:val="20"/>
-                <w:szCs w:val="20"/>
-              </w:rPr>
-              <w:t>premium</w:t>
-            </w:r>
-            <w:proofErr w:type="spellEnd"/>
-            <w:r>
-              <w:rPr>
-                <w:sz w:val="20"/>
-                <w:szCs w:val="20"/>
-              </w:rPr>
-              <w:t>. Stan: wolne lub zajęte.</w:t>
+              <w:t>Pojedyncze siedzenie w sali. Rząd 1 oznacza miejsca premium. Stan: wolne lub zajęte.</w:t>
             </w:r>
           </w:p>
         </w:tc>
@@ -732,23 +708,7 @@
                 <w:sz w:val="20"/>
                 <w:szCs w:val="20"/>
               </w:rPr>
-              <w:t>Bilet (</w:t>
-            </w:r>
-            <w:proofErr w:type="spellStart"/>
-            <w:r>
-              <w:rPr>
-                <w:sz w:val="20"/>
-                <w:szCs w:val="20"/>
-              </w:rPr>
-              <w:t>Ticket</w:t>
-            </w:r>
-            <w:proofErr w:type="spellEnd"/>
-            <w:r>
-              <w:rPr>
-                <w:sz w:val="20"/>
-                <w:szCs w:val="20"/>
-              </w:rPr>
-              <w:t>)</w:t>
+              <w:t>Bilet (Ticket)</w:t>
             </w:r>
           </w:p>
         </w:tc>
@@ -1024,31 +984,7 @@
       </w:r>
       <w:r>
         <w:tab/>
-        <w:t xml:space="preserve">Model domenowy: Film, Hall, Seat, </w:t>
-      </w:r>
-      <w:proofErr w:type="spellStart"/>
-      <w:r>
-        <w:t>Ticket</w:t>
-      </w:r>
-      <w:proofErr w:type="spellEnd"/>
-      <w:r>
-        <w:t>, User (</w:t>
-      </w:r>
-      <w:proofErr w:type="spellStart"/>
-      <w:r>
-        <w:t>Customer</w:t>
-      </w:r>
-      <w:proofErr w:type="spellEnd"/>
-      <w:r>
-        <w:t xml:space="preserve">, </w:t>
-      </w:r>
-      <w:proofErr w:type="spellStart"/>
-      <w:r>
-        <w:t>Employee</w:t>
-      </w:r>
-      <w:proofErr w:type="spellEnd"/>
-      <w:r>
-        <w:t>, Manager), Screening</w:t>
+        <w:t>Model domenowy: Film, Hall, Seat, Ticket, User (Customer, Employee, Manager), Screening</w:t>
       </w:r>
     </w:p>
     <w:p>
@@ -1060,15 +996,7 @@
       </w:r>
       <w:r>
         <w:tab/>
-        <w:t xml:space="preserve">Logika biznesowa: wykrywanie konfliktów </w:t>
-      </w:r>
-      <w:proofErr w:type="spellStart"/>
-      <w:r>
-        <w:t>sal</w:t>
-      </w:r>
-      <w:proofErr w:type="spellEnd"/>
-      <w:r>
-        <w:t>, rezerwacja miejsc, zakup i zwrot biletów</w:t>
+        <w:t>Logika biznesowa: wykrywanie konfliktów sal, rezerwacja miejsc, zakup i zwrot biletów</w:t>
       </w:r>
     </w:p>
     <w:p>
@@ -1080,15 +1008,7 @@
       </w:r>
       <w:r>
         <w:tab/>
-        <w:t>Wzorzec Builder (</w:t>
-      </w:r>
-      <w:proofErr w:type="spellStart"/>
-      <w:r>
-        <w:t>ScreeningBuilder</w:t>
-      </w:r>
-      <w:proofErr w:type="spellEnd"/>
-      <w:r>
-        <w:t>) – walidacja i budowanie obiektów Screening</w:t>
+        <w:t>Wzorzec Builder (ScreeningBuilder) – walidacja i budowanie obiektów Screening</w:t>
       </w:r>
     </w:p>
     <w:p>
@@ -1100,15 +1020,7 @@
       </w:r>
       <w:r>
         <w:tab/>
-        <w:t>Wzorzec Fasada (</w:t>
-      </w:r>
-      <w:proofErr w:type="spellStart"/>
-      <w:r>
-        <w:t>CinemaSystemFacade</w:t>
-      </w:r>
-      <w:proofErr w:type="spellEnd"/>
-      <w:r>
-        <w:t>) – uproszczone API do głównych operacji</w:t>
+        <w:t>Wzorzec Fasada (CinemaSystemFacade) – uproszczone API do głównych operacji</w:t>
       </w:r>
     </w:p>
     <w:p>
@@ -1120,37 +1032,8 @@
       </w:r>
       <w:r>
         <w:tab/>
-        <w:t xml:space="preserve">Warstwa </w:t>
-      </w:r>
-      <w:proofErr w:type="spellStart"/>
-      <w:r>
-        <w:t>persystencji</w:t>
-      </w:r>
-      <w:proofErr w:type="spellEnd"/>
-      <w:r>
-        <w:t xml:space="preserve"> JDBC: </w:t>
-      </w:r>
-      <w:proofErr w:type="spellStart"/>
-      <w:r>
-        <w:t>ScreeningRepository</w:t>
-      </w:r>
-      <w:proofErr w:type="spellEnd"/>
-      <w:r>
-        <w:t xml:space="preserve">, </w:t>
-      </w:r>
-      <w:proofErr w:type="spellStart"/>
-      <w:r>
-        <w:t>TicketRepository</w:t>
-      </w:r>
-      <w:proofErr w:type="spellEnd"/>
-      <w:r>
-        <w:t xml:space="preserve">, </w:t>
-      </w:r>
-      <w:proofErr w:type="spellStart"/>
-      <w:r>
-        <w:t>UserRepository</w:t>
-      </w:r>
-      <w:proofErr w:type="spellEnd"/>
+        <w:t>Warstwa persystencji JDBC: ScreeningRepository, TicketRepository, UserRepository</w:t>
+      </w:r>
     </w:p>
     <w:p>
       <w:pPr>
@@ -1173,15 +1056,13 @@
       </w:r>
       <w:r>
         <w:tab/>
-        <w:t xml:space="preserve">Testy jednostkowe </w:t>
-      </w:r>
-      <w:proofErr w:type="spellStart"/>
-      <w:r>
-        <w:t>JUnit</w:t>
-      </w:r>
-      <w:proofErr w:type="spellEnd"/>
-      <w:r>
-        <w:t xml:space="preserve"> 5: 38 testów pokrywających model, wzorce i logikę</w:t>
+        <w:t xml:space="preserve">Testy jednostkowe JUnit 5: </w:t>
+      </w:r>
+      <w:r>
+        <w:t>29</w:t>
+      </w:r>
+      <w:r>
+        <w:t xml:space="preserve"> testów pokrywających model, wzorce i logikę</w:t>
       </w:r>
     </w:p>
     <w:p>
@@ -1881,31 +1762,7 @@
                 <w:lang w:eastAsia="pl-PL"/>
                 <w14:ligatures w14:val="none"/>
               </w:rPr>
-              <w:t>Wspólny UC – uwierzytelnienie przez login i hasło (</w:t>
-            </w:r>
-            <w:proofErr w:type="spellStart"/>
-            <w:r>
-              <w:rPr>
-                <w:rFonts w:ascii="Arial" w:eastAsia="Arial" w:hAnsi="Arial" w:cs="Arial"/>
-                <w:kern w:val="0"/>
-                <w:sz w:val="20"/>
-                <w:szCs w:val="20"/>
-                <w:lang w:eastAsia="pl-PL"/>
-                <w14:ligatures w14:val="none"/>
-              </w:rPr>
-              <w:t>CinemaSystem.authenticate</w:t>
-            </w:r>
-            <w:proofErr w:type="spellEnd"/>
-            <w:r>
-              <w:rPr>
-                <w:rFonts w:ascii="Arial" w:eastAsia="Arial" w:hAnsi="Arial" w:cs="Arial"/>
-                <w:kern w:val="0"/>
-                <w:sz w:val="20"/>
-                <w:szCs w:val="20"/>
-                <w:lang w:eastAsia="pl-PL"/>
-                <w14:ligatures w14:val="none"/>
-              </w:rPr>
-              <w:t>)</w:t>
+              <w:t>Wspólny UC – uwierzytelnienie przez login i hasło (CinemaSystem.authenticate)</w:t>
             </w:r>
           </w:p>
         </w:tc>
@@ -2036,45 +1893,8 @@
                 <w:lang w:eastAsia="pl-PL"/>
                 <w14:ligatures w14:val="none"/>
               </w:rPr>
-              <w:t xml:space="preserve">Lista seansów z </w:t>
-            </w:r>
-            <w:proofErr w:type="spellStart"/>
-            <w:r>
-              <w:rPr>
-                <w:rFonts w:ascii="Arial" w:eastAsia="Arial" w:hAnsi="Arial" w:cs="Arial"/>
-                <w:kern w:val="0"/>
-                <w:sz w:val="20"/>
-                <w:szCs w:val="20"/>
-                <w:lang w:eastAsia="pl-PL"/>
-                <w14:ligatures w14:val="none"/>
-              </w:rPr>
-              <w:t>checkAvailability</w:t>
-            </w:r>
-            <w:proofErr w:type="spellEnd"/>
-            <w:r>
-              <w:rPr>
-                <w:rFonts w:ascii="Arial" w:eastAsia="Arial" w:hAnsi="Arial" w:cs="Arial"/>
-                <w:kern w:val="0"/>
-                <w:sz w:val="20"/>
-                <w:szCs w:val="20"/>
-                <w:lang w:eastAsia="pl-PL"/>
-                <w14:ligatures w14:val="none"/>
-              </w:rPr>
-              <w:t xml:space="preserve">() == </w:t>
-            </w:r>
-            <w:proofErr w:type="spellStart"/>
-            <w:r>
-              <w:rPr>
-                <w:rFonts w:ascii="Arial" w:eastAsia="Arial" w:hAnsi="Arial" w:cs="Arial"/>
-                <w:kern w:val="0"/>
-                <w:sz w:val="20"/>
-                <w:szCs w:val="20"/>
-                <w:lang w:eastAsia="pl-PL"/>
-                <w14:ligatures w14:val="none"/>
-              </w:rPr>
-              <w:t>true</w:t>
-            </w:r>
-            <w:proofErr w:type="spellEnd"/>
+              <w:t>Lista seansów z checkAvailability() == true</w:t>
+            </w:r>
           </w:p>
         </w:tc>
       </w:tr>
@@ -2204,31 +2024,7 @@
                 <w:lang w:eastAsia="pl-PL"/>
                 <w14:ligatures w14:val="none"/>
               </w:rPr>
-              <w:t xml:space="preserve">Wybór seansu i miejsca, zakup przez </w:t>
-            </w:r>
-            <w:proofErr w:type="spellStart"/>
-            <w:r>
-              <w:rPr>
-                <w:rFonts w:ascii="Arial" w:eastAsia="Arial" w:hAnsi="Arial" w:cs="Arial"/>
-                <w:kern w:val="0"/>
-                <w:sz w:val="20"/>
-                <w:szCs w:val="20"/>
-                <w:lang w:eastAsia="pl-PL"/>
-                <w14:ligatures w14:val="none"/>
-              </w:rPr>
-              <w:t>CinemaSystemFacade.buyTicket</w:t>
-            </w:r>
-            <w:proofErr w:type="spellEnd"/>
-            <w:r>
-              <w:rPr>
-                <w:rFonts w:ascii="Arial" w:eastAsia="Arial" w:hAnsi="Arial" w:cs="Arial"/>
-                <w:kern w:val="0"/>
-                <w:sz w:val="20"/>
-                <w:szCs w:val="20"/>
-                <w:lang w:eastAsia="pl-PL"/>
-                <w14:ligatures w14:val="none"/>
-              </w:rPr>
-              <w:t>()</w:t>
+              <w:t>Wybór seansu i miejsca, zakup przez CinemaSystemFacade.buyTicket()</w:t>
             </w:r>
           </w:p>
         </w:tc>
@@ -2359,31 +2155,7 @@
                 <w:lang w:eastAsia="pl-PL"/>
                 <w14:ligatures w14:val="none"/>
               </w:rPr>
-              <w:t xml:space="preserve">Zwrot przez </w:t>
-            </w:r>
-            <w:proofErr w:type="spellStart"/>
-            <w:r>
-              <w:rPr>
-                <w:rFonts w:ascii="Arial" w:eastAsia="Arial" w:hAnsi="Arial" w:cs="Arial"/>
-                <w:kern w:val="0"/>
-                <w:sz w:val="20"/>
-                <w:szCs w:val="20"/>
-                <w:lang w:eastAsia="pl-PL"/>
-                <w14:ligatures w14:val="none"/>
-              </w:rPr>
-              <w:t>CinemaSystemFacade.refundTicket</w:t>
-            </w:r>
-            <w:proofErr w:type="spellEnd"/>
-            <w:r>
-              <w:rPr>
-                <w:rFonts w:ascii="Arial" w:eastAsia="Arial" w:hAnsi="Arial" w:cs="Arial"/>
-                <w:kern w:val="0"/>
-                <w:sz w:val="20"/>
-                <w:szCs w:val="20"/>
-                <w:lang w:eastAsia="pl-PL"/>
-                <w14:ligatures w14:val="none"/>
-              </w:rPr>
-              <w:t>(), zwolnienie miejsca</w:t>
+              <w:t>Zwrot przez CinemaSystemFacade.refundTicket(), zwolnienie miejsca</w:t>
             </w:r>
           </w:p>
         </w:tc>
@@ -2776,31 +2548,7 @@
                 <w:lang w:eastAsia="pl-PL"/>
                 <w14:ligatures w14:val="none"/>
               </w:rPr>
-              <w:t xml:space="preserve">Tworzenie seansu przez </w:t>
-            </w:r>
-            <w:proofErr w:type="spellStart"/>
-            <w:r>
-              <w:rPr>
-                <w:rFonts w:ascii="Arial" w:eastAsia="Arial" w:hAnsi="Arial" w:cs="Arial"/>
-                <w:kern w:val="0"/>
-                <w:sz w:val="20"/>
-                <w:szCs w:val="20"/>
-                <w:lang w:eastAsia="pl-PL"/>
-                <w14:ligatures w14:val="none"/>
-              </w:rPr>
-              <w:t>ScreeningBuilder</w:t>
-            </w:r>
-            <w:proofErr w:type="spellEnd"/>
-            <w:r>
-              <w:rPr>
-                <w:rFonts w:ascii="Arial" w:eastAsia="Arial" w:hAnsi="Arial" w:cs="Arial"/>
-                <w:kern w:val="0"/>
-                <w:sz w:val="20"/>
-                <w:szCs w:val="20"/>
-                <w:lang w:eastAsia="pl-PL"/>
-                <w14:ligatures w14:val="none"/>
-              </w:rPr>
-              <w:t xml:space="preserve"> – walidacja + zapis</w:t>
+              <w:t>Tworzenie seansu przez ScreeningBuilder – walidacja + zapis</w:t>
             </w:r>
           </w:p>
         </w:tc>
@@ -2823,15 +2571,7 @@
         </w:numPr>
       </w:pPr>
       <w:r>
-        <w:t>UC-02 &lt;&lt;</w:t>
-      </w:r>
-      <w:proofErr w:type="spellStart"/>
-      <w:r>
-        <w:t>include</w:t>
-      </w:r>
-      <w:proofErr w:type="spellEnd"/>
-      <w:r>
-        <w:t>&gt;&gt; wyszukaj seans – zakup wymaga wybrania seansu</w:t>
+        <w:t>UC-02 &lt;&lt;include&gt;&gt; wyszukaj seans – zakup wymaga wybrania seansu</w:t>
       </w:r>
     </w:p>
     <w:p>
@@ -2843,15 +2583,7 @@
         </w:numPr>
       </w:pPr>
       <w:r>
-        <w:t>UC-04 &lt;&lt;</w:t>
-      </w:r>
-      <w:proofErr w:type="spellStart"/>
-      <w:r>
-        <w:t>include</w:t>
-      </w:r>
-      <w:proofErr w:type="spellEnd"/>
-      <w:r>
-        <w:t>&gt;&gt; wyszukaj seans – sprzedaż w kasie wymaga wyboru seansu</w:t>
+        <w:t>UC-04 &lt;&lt;include&gt;&gt; wyszukaj seans – sprzedaż w kasie wymaga wyboru seansu</w:t>
       </w:r>
     </w:p>
     <w:p>
@@ -2863,31 +2595,7 @@
         </w:numPr>
       </w:pPr>
       <w:r>
-        <w:t>UC-06 &lt;&lt;</w:t>
-      </w:r>
-      <w:proofErr w:type="spellStart"/>
-      <w:r>
-        <w:t>include</w:t>
-      </w:r>
-      <w:proofErr w:type="spellEnd"/>
-      <w:r>
-        <w:t xml:space="preserve">&gt;&gt; sprawdź wolność sali – Builder wywołuje </w:t>
-      </w:r>
-      <w:proofErr w:type="spellStart"/>
-      <w:r>
-        <w:t>isHallAvailable</w:t>
-      </w:r>
-      <w:proofErr w:type="spellEnd"/>
-      <w:r>
-        <w:t xml:space="preserve">() w </w:t>
-      </w:r>
-      <w:proofErr w:type="spellStart"/>
-      <w:r>
-        <w:t>build</w:t>
-      </w:r>
-      <w:proofErr w:type="spellEnd"/>
-      <w:r>
-        <w:t>()</w:t>
+        <w:t>UC-06 &lt;&lt;include&gt;&gt; sprawdź wolność sali – Builder wywołuje isHallAvailable() w build()</w:t>
       </w:r>
     </w:p>
     <w:p>
@@ -3132,23 +2840,7 @@
                 <w:sz w:val="20"/>
                 <w:szCs w:val="20"/>
               </w:rPr>
-              <w:t xml:space="preserve">Zakup biletu w transakcji ACID (SELECT FOR UPDATE w MySQL). </w:t>
-            </w:r>
-            <w:proofErr w:type="spellStart"/>
-            <w:r>
-              <w:rPr>
-                <w:sz w:val="20"/>
-                <w:szCs w:val="20"/>
-              </w:rPr>
-              <w:t>Rollback</w:t>
-            </w:r>
-            <w:proofErr w:type="spellEnd"/>
-            <w:r>
-              <w:rPr>
-                <w:sz w:val="20"/>
-                <w:szCs w:val="20"/>
-              </w:rPr>
-              <w:t xml:space="preserve"> przy błędzie.</w:t>
+              <w:t>Zakup biletu w transakcji ACID (SELECT FOR UPDATE w MySQL). Rollback przy błędzie.</w:t>
             </w:r>
           </w:p>
         </w:tc>
@@ -3237,55 +2929,7 @@
                 <w:sz w:val="20"/>
                 <w:szCs w:val="20"/>
               </w:rPr>
-              <w:t xml:space="preserve">Konflikty terminów </w:t>
-            </w:r>
-            <w:proofErr w:type="spellStart"/>
-            <w:r>
-              <w:rPr>
-                <w:sz w:val="20"/>
-                <w:szCs w:val="20"/>
-              </w:rPr>
-              <w:t>sal</w:t>
-            </w:r>
-            <w:proofErr w:type="spellEnd"/>
-            <w:r>
-              <w:rPr>
-                <w:sz w:val="20"/>
-                <w:szCs w:val="20"/>
-              </w:rPr>
-              <w:t xml:space="preserve"> wykrywane w </w:t>
-            </w:r>
-            <w:proofErr w:type="spellStart"/>
-            <w:r>
-              <w:rPr>
-                <w:sz w:val="20"/>
-                <w:szCs w:val="20"/>
-              </w:rPr>
-              <w:t>isConflictWith</w:t>
-            </w:r>
-            <w:proofErr w:type="spellEnd"/>
-            <w:r>
-              <w:rPr>
-                <w:sz w:val="20"/>
-                <w:szCs w:val="20"/>
-              </w:rPr>
-              <w:t xml:space="preserve">() i </w:t>
-            </w:r>
-            <w:proofErr w:type="spellStart"/>
-            <w:r>
-              <w:rPr>
-                <w:sz w:val="20"/>
-                <w:szCs w:val="20"/>
-              </w:rPr>
-              <w:t>isHallAvailable</w:t>
-            </w:r>
-            <w:proofErr w:type="spellEnd"/>
-            <w:r>
-              <w:rPr>
-                <w:sz w:val="20"/>
-                <w:szCs w:val="20"/>
-              </w:rPr>
-              <w:t>() – dwa poziomy ochrony.</w:t>
+              <w:t>Konflikty terminów sal wykrywane w isConflictWith() i isHallAvailable() – dwa poziomy ochrony.</w:t>
             </w:r>
           </w:p>
         </w:tc>
@@ -3374,71 +3018,7 @@
                 <w:sz w:val="20"/>
                 <w:szCs w:val="20"/>
               </w:rPr>
-              <w:t xml:space="preserve">Hasła przechowywane </w:t>
-            </w:r>
-            <w:proofErr w:type="spellStart"/>
-            <w:r>
-              <w:rPr>
-                <w:sz w:val="20"/>
-                <w:szCs w:val="20"/>
-              </w:rPr>
-              <w:t>zahashowane</w:t>
-            </w:r>
-            <w:proofErr w:type="spellEnd"/>
-            <w:r>
-              <w:rPr>
-                <w:sz w:val="20"/>
-                <w:szCs w:val="20"/>
-              </w:rPr>
-              <w:t xml:space="preserve"> w produkcji (</w:t>
-            </w:r>
-            <w:proofErr w:type="spellStart"/>
-            <w:r>
-              <w:rPr>
-                <w:sz w:val="20"/>
-                <w:szCs w:val="20"/>
-              </w:rPr>
-              <w:t>BCrypt</w:t>
-            </w:r>
-            <w:proofErr w:type="spellEnd"/>
-            <w:r>
-              <w:rPr>
-                <w:sz w:val="20"/>
-                <w:szCs w:val="20"/>
-              </w:rPr>
-              <w:t xml:space="preserve">). Wersja demo: </w:t>
-            </w:r>
-            <w:proofErr w:type="spellStart"/>
-            <w:r>
-              <w:rPr>
-                <w:sz w:val="20"/>
-                <w:szCs w:val="20"/>
-              </w:rPr>
-              <w:t>plain</w:t>
-            </w:r>
-            <w:proofErr w:type="spellEnd"/>
-            <w:r>
-              <w:rPr>
-                <w:sz w:val="20"/>
-                <w:szCs w:val="20"/>
-              </w:rPr>
-              <w:t xml:space="preserve"> </w:t>
-            </w:r>
-            <w:proofErr w:type="spellStart"/>
-            <w:r>
-              <w:rPr>
-                <w:sz w:val="20"/>
-                <w:szCs w:val="20"/>
-              </w:rPr>
-              <w:t>text</w:t>
-            </w:r>
-            <w:proofErr w:type="spellEnd"/>
-            <w:r>
-              <w:rPr>
-                <w:sz w:val="20"/>
-                <w:szCs w:val="20"/>
-              </w:rPr>
-              <w:t>.</w:t>
+              <w:t>Hasła przechowywane zahashowane w produkcji (BCrypt). Wersja demo: plain text.</w:t>
             </w:r>
           </w:p>
         </w:tc>
@@ -3527,23 +3107,7 @@
                 <w:sz w:val="20"/>
                 <w:szCs w:val="20"/>
               </w:rPr>
-              <w:t xml:space="preserve">Stan </w:t>
-            </w:r>
-            <w:proofErr w:type="spellStart"/>
-            <w:r>
-              <w:rPr>
-                <w:sz w:val="20"/>
-                <w:szCs w:val="20"/>
-              </w:rPr>
-              <w:t>CinemaSystem</w:t>
-            </w:r>
-            <w:proofErr w:type="spellEnd"/>
-            <w:r>
-              <w:rPr>
-                <w:sz w:val="20"/>
-                <w:szCs w:val="20"/>
-              </w:rPr>
-              <w:t xml:space="preserve"> resetowany między testami. 38 testów, pokrycie ≥ 50%.</w:t>
+              <w:t>Stan CinemaSystem resetowany między testami. 38 testów, pokrycie ≥ 50%.</w:t>
             </w:r>
           </w:p>
         </w:tc>
@@ -3721,55 +3285,7 @@
                 <w:sz w:val="20"/>
                 <w:szCs w:val="20"/>
               </w:rPr>
-              <w:t xml:space="preserve">Java 17+, MySQL 8+, </w:t>
-            </w:r>
-            <w:proofErr w:type="spellStart"/>
-            <w:r>
-              <w:rPr>
-                <w:sz w:val="20"/>
-                <w:szCs w:val="20"/>
-              </w:rPr>
-              <w:t>Maven</w:t>
-            </w:r>
-            <w:proofErr w:type="spellEnd"/>
-            <w:r>
-              <w:rPr>
-                <w:sz w:val="20"/>
-                <w:szCs w:val="20"/>
-              </w:rPr>
-              <w:t xml:space="preserve"> 3.8+, </w:t>
-            </w:r>
-            <w:proofErr w:type="spellStart"/>
-            <w:r>
-              <w:rPr>
-                <w:sz w:val="20"/>
-                <w:szCs w:val="20"/>
-              </w:rPr>
-              <w:t>JUnit</w:t>
-            </w:r>
-            <w:proofErr w:type="spellEnd"/>
-            <w:r>
-              <w:rPr>
-                <w:sz w:val="20"/>
-                <w:szCs w:val="20"/>
-              </w:rPr>
-              <w:t xml:space="preserve"> 5. Bez zewnętrznych </w:t>
-            </w:r>
-            <w:proofErr w:type="spellStart"/>
-            <w:r>
-              <w:rPr>
-                <w:sz w:val="20"/>
-                <w:szCs w:val="20"/>
-              </w:rPr>
-              <w:t>frameworków</w:t>
-            </w:r>
-            <w:proofErr w:type="spellEnd"/>
-            <w:r>
-              <w:rPr>
-                <w:sz w:val="20"/>
-                <w:szCs w:val="20"/>
-              </w:rPr>
-              <w:t xml:space="preserve"> biznesowych.</w:t>
+              <w:t>Java 17+, MySQL 8+, Maven 3.8+, JUnit 5. Bez zewnętrznych frameworków biznesowych.</w:t>
             </w:r>
           </w:p>
         </w:tc>
@@ -3853,21 +3369,12 @@
             <w:hideMark/>
           </w:tcPr>
           <w:p>
-            <w:proofErr w:type="spellStart"/>
-            <w:r>
-              <w:rPr>
-                <w:sz w:val="20"/>
-                <w:szCs w:val="20"/>
-              </w:rPr>
-              <w:t>Rollback</w:t>
-            </w:r>
-            <w:proofErr w:type="spellEnd"/>
-            <w:r>
-              <w:rPr>
-                <w:sz w:val="20"/>
-                <w:szCs w:val="20"/>
-              </w:rPr>
-              <w:t xml:space="preserve"> transakcji SQL gwarantuje brak niespójnych danych.</w:t>
+            <w:r>
+              <w:rPr>
+                <w:sz w:val="20"/>
+                <w:szCs w:val="20"/>
+              </w:rPr>
+              <w:t>Rollback transakcji SQL gwarantuje brak niespójnych danych.</w:t>
             </w:r>
           </w:p>
         </w:tc>
@@ -3956,23 +3463,7 @@
                 <w:sz w:val="20"/>
                 <w:szCs w:val="20"/>
               </w:rPr>
-              <w:t xml:space="preserve">Builder eliminuje wieloparametrowe </w:t>
-            </w:r>
-            <w:proofErr w:type="spellStart"/>
-            <w:r>
-              <w:rPr>
-                <w:sz w:val="20"/>
-                <w:szCs w:val="20"/>
-              </w:rPr>
-              <w:t>konstruktory</w:t>
-            </w:r>
-            <w:proofErr w:type="spellEnd"/>
-            <w:r>
-              <w:rPr>
-                <w:sz w:val="20"/>
-                <w:szCs w:val="20"/>
-              </w:rPr>
-              <w:t>. Fasada ukrywa złożoność operacji.</w:t>
+              <w:t>Builder eliminuje wieloparametrowe konstruktory. Fasada ukrywa złożoność operacji.</w:t>
             </w:r>
           </w:p>
         </w:tc>
@@ -4002,84 +3493,6 @@
     </w:p>
     <w:p>
       <w:pPr>
-        <w:pStyle w:val="Akapitzlist"/>
-        <w:rPr>
-          <w:b/>
-          <w:bCs/>
-          <w:sz w:val="40"/>
-          <w:szCs w:val="40"/>
-        </w:rPr>
-      </w:pPr>
-    </w:p>
-    <w:p>
-      <w:pPr>
-        <w:pStyle w:val="Akapitzlist"/>
-        <w:rPr>
-          <w:b/>
-          <w:bCs/>
-          <w:sz w:val="40"/>
-          <w:szCs w:val="40"/>
-        </w:rPr>
-      </w:pPr>
-    </w:p>
-    <w:p>
-      <w:pPr>
-        <w:pStyle w:val="Akapitzlist"/>
-        <w:rPr>
-          <w:b/>
-          <w:bCs/>
-          <w:sz w:val="40"/>
-          <w:szCs w:val="40"/>
-        </w:rPr>
-      </w:pPr>
-    </w:p>
-    <w:p>
-      <w:pPr>
-        <w:pStyle w:val="Akapitzlist"/>
-        <w:rPr>
-          <w:b/>
-          <w:bCs/>
-          <w:sz w:val="40"/>
-          <w:szCs w:val="40"/>
-        </w:rPr>
-      </w:pPr>
-    </w:p>
-    <w:p>
-      <w:pPr>
-        <w:pStyle w:val="Akapitzlist"/>
-        <w:rPr>
-          <w:b/>
-          <w:bCs/>
-          <w:sz w:val="40"/>
-          <w:szCs w:val="40"/>
-        </w:rPr>
-      </w:pPr>
-    </w:p>
-    <w:p>
-      <w:pPr>
-        <w:pStyle w:val="Akapitzlist"/>
-        <w:rPr>
-          <w:b/>
-          <w:bCs/>
-          <w:sz w:val="40"/>
-          <w:szCs w:val="40"/>
-        </w:rPr>
-      </w:pPr>
-    </w:p>
-    <w:p>
-      <w:pPr>
-        <w:pStyle w:val="Akapitzlist"/>
-        <w:rPr>
-          <w:b/>
-          <w:bCs/>
-          <w:sz w:val="40"/>
-          <w:szCs w:val="40"/>
-        </w:rPr>
-      </w:pPr>
-    </w:p>
-    <w:p>
-      <w:pPr>
-        <w:pStyle w:val="Akapitzlist"/>
         <w:rPr>
           <w:b/>
           <w:bCs/>
@@ -4109,6 +3522,7 @@
           <w:sz w:val="40"/>
           <w:szCs w:val="40"/>
         </w:rPr>
+        <w:lastRenderedPageBreak/>
         <w:t>Opis architektury systemu</w:t>
       </w:r>
     </w:p>
@@ -4307,7 +3721,6 @@
             <w:hideMark/>
           </w:tcPr>
           <w:p>
-            <w:proofErr w:type="spellStart"/>
             <w:r>
               <w:rPr>
                 <w:sz w:val="20"/>
@@ -4315,7 +3728,6 @@
               </w:rPr>
               <w:t>cinema.model</w:t>
             </w:r>
-            <w:proofErr w:type="spellEnd"/>
           </w:p>
         </w:tc>
         <w:tc>
@@ -4342,71 +3754,7 @@
                 <w:sz w:val="20"/>
                 <w:szCs w:val="20"/>
               </w:rPr>
-              <w:t xml:space="preserve">Film, Hall, Seat, </w:t>
-            </w:r>
-            <w:proofErr w:type="spellStart"/>
-            <w:r>
-              <w:rPr>
-                <w:sz w:val="20"/>
-                <w:szCs w:val="20"/>
-              </w:rPr>
-              <w:t>Ticket</w:t>
-            </w:r>
-            <w:proofErr w:type="spellEnd"/>
-            <w:r>
-              <w:rPr>
-                <w:sz w:val="20"/>
-                <w:szCs w:val="20"/>
-              </w:rPr>
-              <w:t xml:space="preserve">, </w:t>
-            </w:r>
-            <w:proofErr w:type="spellStart"/>
-            <w:r>
-              <w:rPr>
-                <w:sz w:val="20"/>
-                <w:szCs w:val="20"/>
-              </w:rPr>
-              <w:t>TicketStatus</w:t>
-            </w:r>
-            <w:proofErr w:type="spellEnd"/>
-            <w:r>
-              <w:rPr>
-                <w:sz w:val="20"/>
-                <w:szCs w:val="20"/>
-              </w:rPr>
-              <w:t xml:space="preserve">, User(abstrakt), </w:t>
-            </w:r>
-            <w:proofErr w:type="spellStart"/>
-            <w:r>
-              <w:rPr>
-                <w:sz w:val="20"/>
-                <w:szCs w:val="20"/>
-              </w:rPr>
-              <w:t>Customer</w:t>
-            </w:r>
-            <w:proofErr w:type="spellEnd"/>
-            <w:r>
-              <w:rPr>
-                <w:sz w:val="20"/>
-                <w:szCs w:val="20"/>
-              </w:rPr>
-              <w:t xml:space="preserve">, </w:t>
-            </w:r>
-            <w:proofErr w:type="spellStart"/>
-            <w:r>
-              <w:rPr>
-                <w:sz w:val="20"/>
-                <w:szCs w:val="20"/>
-              </w:rPr>
-              <w:t>Employee</w:t>
-            </w:r>
-            <w:proofErr w:type="spellEnd"/>
-            <w:r>
-              <w:rPr>
-                <w:sz w:val="20"/>
-                <w:szCs w:val="20"/>
-              </w:rPr>
-              <w:t>, Manager, Screening</w:t>
+              <w:t>Film, Hall, Seat, Ticket, TicketStatus, User(abstrakt), Customer, Employee, Manager, Screening</w:t>
             </w:r>
           </w:p>
         </w:tc>
@@ -4462,7 +3810,6 @@
             <w:hideMark/>
           </w:tcPr>
           <w:p>
-            <w:proofErr w:type="spellStart"/>
             <w:r>
               <w:rPr>
                 <w:sz w:val="20"/>
@@ -4470,7 +3817,6 @@
               </w:rPr>
               <w:t>cinema.service</w:t>
             </w:r>
-            <w:proofErr w:type="spellEnd"/>
           </w:p>
         </w:tc>
         <w:tc>
@@ -4492,21 +3838,12 @@
             <w:hideMark/>
           </w:tcPr>
           <w:p>
-            <w:proofErr w:type="spellStart"/>
-            <w:r>
-              <w:rPr>
-                <w:sz w:val="20"/>
-                <w:szCs w:val="20"/>
-              </w:rPr>
-              <w:t>CinemaSystem</w:t>
-            </w:r>
-            <w:proofErr w:type="spellEnd"/>
-            <w:r>
-              <w:rPr>
-                <w:sz w:val="20"/>
-                <w:szCs w:val="20"/>
-              </w:rPr>
-              <w:t xml:space="preserve"> (Singleton) – centralny rejestr seansów i użytkowników z logiką walidacji</w:t>
+            <w:r>
+              <w:rPr>
+                <w:sz w:val="20"/>
+                <w:szCs w:val="20"/>
+              </w:rPr>
+              <w:t>CinemaSystem (Singleton) – centralny rejestr seansów i użytkowników z logiką walidacji</w:t>
             </w:r>
           </w:p>
         </w:tc>
@@ -4562,7 +3899,6 @@
             <w:hideMark/>
           </w:tcPr>
           <w:p>
-            <w:proofErr w:type="spellStart"/>
             <w:r>
               <w:rPr>
                 <w:sz w:val="20"/>
@@ -4570,7 +3906,6 @@
               </w:rPr>
               <w:t>cinema.builder</w:t>
             </w:r>
-            <w:proofErr w:type="spellEnd"/>
           </w:p>
         </w:tc>
         <w:tc>
@@ -4592,31 +3927,13 @@
             <w:hideMark/>
           </w:tcPr>
           <w:p>
-            <w:proofErr w:type="spellStart"/>
-            <w:r>
-              <w:rPr>
-                <w:sz w:val="20"/>
-                <w:szCs w:val="20"/>
-              </w:rPr>
-              <w:t>ScreeningBuilder</w:t>
-            </w:r>
-            <w:proofErr w:type="spellEnd"/>
-            <w:r>
-              <w:rPr>
-                <w:sz w:val="20"/>
-                <w:szCs w:val="20"/>
-              </w:rPr>
-              <w:t xml:space="preserve"> – budowanie Screening z walidacją i rejestracją w </w:t>
-            </w:r>
-            <w:proofErr w:type="spellStart"/>
-            <w:r>
-              <w:rPr>
-                <w:sz w:val="20"/>
-                <w:szCs w:val="20"/>
-              </w:rPr>
-              <w:t>CinemaSystem</w:t>
-            </w:r>
-            <w:proofErr w:type="spellEnd"/>
+            <w:r>
+              <w:rPr>
+                <w:sz w:val="20"/>
+                <w:szCs w:val="20"/>
+              </w:rPr>
+              <w:t>ScreeningBuilder – budowanie Screening z walidacją i rejestracją w CinemaSystem</w:t>
+            </w:r>
           </w:p>
         </w:tc>
       </w:tr>
@@ -4671,7 +3988,6 @@
             <w:hideMark/>
           </w:tcPr>
           <w:p>
-            <w:proofErr w:type="spellStart"/>
             <w:r>
               <w:rPr>
                 <w:sz w:val="20"/>
@@ -4679,7 +3995,6 @@
               </w:rPr>
               <w:t>cinema.facade</w:t>
             </w:r>
-            <w:proofErr w:type="spellEnd"/>
           </w:p>
         </w:tc>
         <w:tc>
@@ -4701,63 +4016,13 @@
             <w:hideMark/>
           </w:tcPr>
           <w:p>
-            <w:proofErr w:type="spellStart"/>
-            <w:r>
-              <w:rPr>
-                <w:sz w:val="20"/>
-                <w:szCs w:val="20"/>
-              </w:rPr>
-              <w:t>CinemaSystemFacade</w:t>
-            </w:r>
-            <w:proofErr w:type="spellEnd"/>
-            <w:r>
-              <w:rPr>
-                <w:sz w:val="20"/>
-                <w:szCs w:val="20"/>
-              </w:rPr>
-              <w:t xml:space="preserve"> – uproszczone API: </w:t>
-            </w:r>
-            <w:proofErr w:type="spellStart"/>
-            <w:r>
-              <w:rPr>
-                <w:sz w:val="20"/>
-                <w:szCs w:val="20"/>
-              </w:rPr>
-              <w:t>buyTicket</w:t>
-            </w:r>
-            <w:proofErr w:type="spellEnd"/>
-            <w:r>
-              <w:rPr>
-                <w:sz w:val="20"/>
-                <w:szCs w:val="20"/>
-              </w:rPr>
-              <w:t xml:space="preserve">, </w:t>
-            </w:r>
-            <w:proofErr w:type="spellStart"/>
-            <w:r>
-              <w:rPr>
-                <w:sz w:val="20"/>
-                <w:szCs w:val="20"/>
-              </w:rPr>
-              <w:t>refundTicket</w:t>
-            </w:r>
-            <w:proofErr w:type="spellEnd"/>
-            <w:r>
-              <w:rPr>
-                <w:sz w:val="20"/>
-                <w:szCs w:val="20"/>
-              </w:rPr>
-              <w:t xml:space="preserve">, </w:t>
-            </w:r>
-            <w:proofErr w:type="spellStart"/>
-            <w:r>
-              <w:rPr>
-                <w:sz w:val="20"/>
-                <w:szCs w:val="20"/>
-              </w:rPr>
-              <w:t>createScreening</w:t>
-            </w:r>
-            <w:proofErr w:type="spellEnd"/>
+            <w:r>
+              <w:rPr>
+                <w:sz w:val="20"/>
+                <w:szCs w:val="20"/>
+              </w:rPr>
+              <w:t>CinemaSystemFacade – uproszczone API: buyTicket, refundTicket, createScreening</w:t>
+            </w:r>
           </w:p>
         </w:tc>
       </w:tr>
@@ -4784,7 +4049,6 @@
             <w:hideMark/>
           </w:tcPr>
           <w:p>
-            <w:proofErr w:type="spellStart"/>
             <w:r>
               <w:rPr>
                 <w:sz w:val="20"/>
@@ -4792,7 +4056,6 @@
               </w:rPr>
               <w:t>Persystencja</w:t>
             </w:r>
-            <w:proofErr w:type="spellEnd"/>
           </w:p>
         </w:tc>
         <w:tc>
@@ -4814,7 +4077,6 @@
             <w:hideMark/>
           </w:tcPr>
           <w:p>
-            <w:proofErr w:type="spellStart"/>
             <w:r>
               <w:rPr>
                 <w:sz w:val="20"/>
@@ -4822,7 +4084,6 @@
               </w:rPr>
               <w:t>cinema.db</w:t>
             </w:r>
-            <w:proofErr w:type="spellEnd"/>
           </w:p>
         </w:tc>
         <w:tc>
@@ -4844,63 +4105,13 @@
             <w:hideMark/>
           </w:tcPr>
           <w:p>
-            <w:proofErr w:type="spellStart"/>
-            <w:r>
-              <w:rPr>
-                <w:sz w:val="20"/>
-                <w:szCs w:val="20"/>
-              </w:rPr>
-              <w:t>DatabaseConnection</w:t>
-            </w:r>
-            <w:proofErr w:type="spellEnd"/>
-            <w:r>
-              <w:rPr>
-                <w:sz w:val="20"/>
-                <w:szCs w:val="20"/>
-              </w:rPr>
-              <w:t xml:space="preserve">, </w:t>
-            </w:r>
-            <w:proofErr w:type="spellStart"/>
-            <w:r>
-              <w:rPr>
-                <w:sz w:val="20"/>
-                <w:szCs w:val="20"/>
-              </w:rPr>
-              <w:t>ScreeningRepository</w:t>
-            </w:r>
-            <w:proofErr w:type="spellEnd"/>
-            <w:r>
-              <w:rPr>
-                <w:sz w:val="20"/>
-                <w:szCs w:val="20"/>
-              </w:rPr>
-              <w:t xml:space="preserve">, </w:t>
-            </w:r>
-            <w:proofErr w:type="spellStart"/>
-            <w:r>
-              <w:rPr>
-                <w:sz w:val="20"/>
-                <w:szCs w:val="20"/>
-              </w:rPr>
-              <w:t>TicketRepository</w:t>
-            </w:r>
-            <w:proofErr w:type="spellEnd"/>
-            <w:r>
-              <w:rPr>
-                <w:sz w:val="20"/>
-                <w:szCs w:val="20"/>
-              </w:rPr>
-              <w:t xml:space="preserve">, </w:t>
-            </w:r>
-            <w:proofErr w:type="spellStart"/>
-            <w:r>
-              <w:rPr>
-                <w:sz w:val="20"/>
-                <w:szCs w:val="20"/>
-              </w:rPr>
-              <w:t>UserRepository</w:t>
-            </w:r>
-            <w:proofErr w:type="spellEnd"/>
+            <w:r>
+              <w:rPr>
+                <w:sz w:val="20"/>
+                <w:szCs w:val="20"/>
+              </w:rPr>
+              <w:t>DatabaseConnection, ScreeningRepository, TicketRepository, UserRepository</w:t>
+            </w:r>
           </w:p>
         </w:tc>
       </w:tr>
@@ -5144,7 +4355,6 @@
             <w:hideMark/>
           </w:tcPr>
           <w:p>
-            <w:proofErr w:type="spellStart"/>
             <w:r>
               <w:rPr>
                 <w:sz w:val="20"/>
@@ -5152,7 +4362,6 @@
               </w:rPr>
               <w:t>users</w:t>
             </w:r>
-            <w:proofErr w:type="spellEnd"/>
           </w:p>
         </w:tc>
         <w:tc>
@@ -5179,39 +4388,7 @@
                 <w:sz w:val="20"/>
                 <w:szCs w:val="20"/>
               </w:rPr>
-              <w:t xml:space="preserve">id PK, </w:t>
-            </w:r>
-            <w:proofErr w:type="spellStart"/>
-            <w:r>
-              <w:rPr>
-                <w:sz w:val="20"/>
-                <w:szCs w:val="20"/>
-              </w:rPr>
-              <w:t>username</w:t>
-            </w:r>
-            <w:proofErr w:type="spellEnd"/>
-            <w:r>
-              <w:rPr>
-                <w:sz w:val="20"/>
-                <w:szCs w:val="20"/>
-              </w:rPr>
-              <w:t xml:space="preserve"> UNIQUE, </w:t>
-            </w:r>
-            <w:proofErr w:type="spellStart"/>
-            <w:r>
-              <w:rPr>
-                <w:sz w:val="20"/>
-                <w:szCs w:val="20"/>
-              </w:rPr>
-              <w:t>password</w:t>
-            </w:r>
-            <w:proofErr w:type="spellEnd"/>
-            <w:r>
-              <w:rPr>
-                <w:sz w:val="20"/>
-                <w:szCs w:val="20"/>
-              </w:rPr>
-              <w:t>, role ENUM(CUSTOMER,EMPLOYEE,MANAGER)</w:t>
+              <w:t>id PK, username UNIQUE, password, role ENUM(CUSTOMER,EMPLOYEE,MANAGER)</w:t>
             </w:r>
           </w:p>
         </w:tc>
@@ -5267,7 +4444,6 @@
             <w:hideMark/>
           </w:tcPr>
           <w:p>
-            <w:proofErr w:type="spellStart"/>
             <w:r>
               <w:rPr>
                 <w:sz w:val="20"/>
@@ -5275,7 +4451,6 @@
               </w:rPr>
               <w:t>films</w:t>
             </w:r>
-            <w:proofErr w:type="spellEnd"/>
           </w:p>
         </w:tc>
         <w:tc>
@@ -5302,39 +4477,7 @@
                 <w:sz w:val="20"/>
                 <w:szCs w:val="20"/>
               </w:rPr>
-              <w:t xml:space="preserve">id PK, </w:t>
-            </w:r>
-            <w:proofErr w:type="spellStart"/>
-            <w:r>
-              <w:rPr>
-                <w:sz w:val="20"/>
-                <w:szCs w:val="20"/>
-              </w:rPr>
-              <w:t>title</w:t>
-            </w:r>
-            <w:proofErr w:type="spellEnd"/>
-            <w:r>
-              <w:rPr>
-                <w:sz w:val="20"/>
-                <w:szCs w:val="20"/>
-              </w:rPr>
-              <w:t xml:space="preserve">, </w:t>
-            </w:r>
-            <w:proofErr w:type="spellStart"/>
-            <w:r>
-              <w:rPr>
-                <w:sz w:val="20"/>
-                <w:szCs w:val="20"/>
-              </w:rPr>
-              <w:t>duration_minutes</w:t>
-            </w:r>
-            <w:proofErr w:type="spellEnd"/>
-            <w:r>
-              <w:rPr>
-                <w:sz w:val="20"/>
-                <w:szCs w:val="20"/>
-              </w:rPr>
-              <w:t xml:space="preserve"> INT</w:t>
+              <w:t>id PK, title, duration_minutes INT</w:t>
             </w:r>
           </w:p>
         </w:tc>
@@ -5390,7 +4533,6 @@
             <w:hideMark/>
           </w:tcPr>
           <w:p>
-            <w:proofErr w:type="spellStart"/>
             <w:r>
               <w:rPr>
                 <w:sz w:val="20"/>
@@ -5398,7 +4540,6 @@
               </w:rPr>
               <w:t>halls</w:t>
             </w:r>
-            <w:proofErr w:type="spellEnd"/>
           </w:p>
         </w:tc>
         <w:tc>
@@ -5425,39 +4566,7 @@
                 <w:sz w:val="20"/>
                 <w:szCs w:val="20"/>
               </w:rPr>
-              <w:t xml:space="preserve">id PK, </w:t>
-            </w:r>
-            <w:proofErr w:type="spellStart"/>
-            <w:r>
-              <w:rPr>
-                <w:sz w:val="20"/>
-                <w:szCs w:val="20"/>
-              </w:rPr>
-              <w:t>name</w:t>
-            </w:r>
-            <w:proofErr w:type="spellEnd"/>
-            <w:r>
-              <w:rPr>
-                <w:sz w:val="20"/>
-                <w:szCs w:val="20"/>
-              </w:rPr>
-              <w:t xml:space="preserve">, </w:t>
-            </w:r>
-            <w:proofErr w:type="spellStart"/>
-            <w:r>
-              <w:rPr>
-                <w:sz w:val="20"/>
-                <w:szCs w:val="20"/>
-              </w:rPr>
-              <w:t>capacity</w:t>
-            </w:r>
-            <w:proofErr w:type="spellEnd"/>
-            <w:r>
-              <w:rPr>
-                <w:sz w:val="20"/>
-                <w:szCs w:val="20"/>
-              </w:rPr>
-              <w:t xml:space="preserve"> INT</w:t>
+              <w:t>id PK, name, capacity INT</w:t>
             </w:r>
           </w:p>
         </w:tc>
@@ -5513,7 +4622,6 @@
             <w:hideMark/>
           </w:tcPr>
           <w:p>
-            <w:proofErr w:type="spellStart"/>
             <w:r>
               <w:rPr>
                 <w:sz w:val="20"/>
@@ -5521,7 +4629,6 @@
               </w:rPr>
               <w:t>screenings</w:t>
             </w:r>
-            <w:proofErr w:type="spellEnd"/>
           </w:p>
         </w:tc>
         <w:tc>
@@ -5548,71 +4655,7 @@
                 <w:sz w:val="20"/>
                 <w:szCs w:val="20"/>
               </w:rPr>
-              <w:t xml:space="preserve">id PK, </w:t>
-            </w:r>
-            <w:proofErr w:type="spellStart"/>
-            <w:r>
-              <w:rPr>
-                <w:sz w:val="20"/>
-                <w:szCs w:val="20"/>
-              </w:rPr>
-              <w:t>film_id</w:t>
-            </w:r>
-            <w:proofErr w:type="spellEnd"/>
-            <w:r>
-              <w:rPr>
-                <w:sz w:val="20"/>
-                <w:szCs w:val="20"/>
-              </w:rPr>
-              <w:t xml:space="preserve">, </w:t>
-            </w:r>
-            <w:proofErr w:type="spellStart"/>
-            <w:r>
-              <w:rPr>
-                <w:sz w:val="20"/>
-                <w:szCs w:val="20"/>
-              </w:rPr>
-              <w:t>hall_id</w:t>
-            </w:r>
-            <w:proofErr w:type="spellEnd"/>
-            <w:r>
-              <w:rPr>
-                <w:sz w:val="20"/>
-                <w:szCs w:val="20"/>
-              </w:rPr>
-              <w:t xml:space="preserve">, </w:t>
-            </w:r>
-            <w:proofErr w:type="spellStart"/>
-            <w:r>
-              <w:rPr>
-                <w:sz w:val="20"/>
-                <w:szCs w:val="20"/>
-              </w:rPr>
-              <w:t>start_time</w:t>
-            </w:r>
-            <w:proofErr w:type="spellEnd"/>
-            <w:r>
-              <w:rPr>
-                <w:sz w:val="20"/>
-                <w:szCs w:val="20"/>
-              </w:rPr>
-              <w:t xml:space="preserve">, </w:t>
-            </w:r>
-            <w:proofErr w:type="spellStart"/>
-            <w:r>
-              <w:rPr>
-                <w:sz w:val="20"/>
-                <w:szCs w:val="20"/>
-              </w:rPr>
-              <w:t>end_time</w:t>
-            </w:r>
-            <w:proofErr w:type="spellEnd"/>
-            <w:r>
-              <w:rPr>
-                <w:sz w:val="20"/>
-                <w:szCs w:val="20"/>
-              </w:rPr>
-              <w:t>, is_3d TINYINT</w:t>
+              <w:t>id PK, film_id, hall_id, start_time, end_time, is_3d TINYINT</w:t>
             </w:r>
           </w:p>
         </w:tc>
@@ -5635,31 +4678,13 @@
             <w:hideMark/>
           </w:tcPr>
           <w:p>
-            <w:proofErr w:type="spellStart"/>
-            <w:r>
-              <w:rPr>
-                <w:sz w:val="20"/>
-                <w:szCs w:val="20"/>
-              </w:rPr>
-              <w:t>FK→films</w:t>
-            </w:r>
-            <w:proofErr w:type="spellEnd"/>
-            <w:r>
-              <w:rPr>
-                <w:sz w:val="20"/>
-                <w:szCs w:val="20"/>
-              </w:rPr>
-              <w:t xml:space="preserve">, </w:t>
-            </w:r>
-            <w:proofErr w:type="spellStart"/>
-            <w:r>
-              <w:rPr>
-                <w:sz w:val="20"/>
-                <w:szCs w:val="20"/>
-              </w:rPr>
-              <w:t>FK→halls</w:t>
-            </w:r>
-            <w:proofErr w:type="spellEnd"/>
+            <w:r>
+              <w:rPr>
+                <w:sz w:val="20"/>
+                <w:szCs w:val="20"/>
+              </w:rPr>
+              <w:t>FK→films, FK→halls</w:t>
+            </w:r>
           </w:p>
         </w:tc>
       </w:tr>
@@ -5686,7 +4711,6 @@
             <w:hideMark/>
           </w:tcPr>
           <w:p>
-            <w:proofErr w:type="spellStart"/>
             <w:r>
               <w:rPr>
                 <w:sz w:val="20"/>
@@ -5694,7 +4718,6 @@
               </w:rPr>
               <w:t>seats</w:t>
             </w:r>
-            <w:proofErr w:type="spellEnd"/>
           </w:p>
         </w:tc>
         <w:tc>
@@ -5721,81 +4744,8 @@
                 <w:sz w:val="20"/>
                 <w:szCs w:val="20"/>
               </w:rPr>
-              <w:t xml:space="preserve">id PK, </w:t>
-            </w:r>
-            <w:proofErr w:type="spellStart"/>
-            <w:r>
-              <w:rPr>
-                <w:sz w:val="20"/>
-                <w:szCs w:val="20"/>
-              </w:rPr>
-              <w:t>screening_id</w:t>
-            </w:r>
-            <w:proofErr w:type="spellEnd"/>
-            <w:r>
-              <w:rPr>
-                <w:sz w:val="20"/>
-                <w:szCs w:val="20"/>
-              </w:rPr>
-              <w:t xml:space="preserve">, </w:t>
-            </w:r>
-            <w:proofErr w:type="spellStart"/>
-            <w:r>
-              <w:rPr>
-                <w:sz w:val="20"/>
-                <w:szCs w:val="20"/>
-              </w:rPr>
-              <w:t>row_number</w:t>
-            </w:r>
-            <w:proofErr w:type="spellEnd"/>
-            <w:r>
-              <w:rPr>
-                <w:sz w:val="20"/>
-                <w:szCs w:val="20"/>
-              </w:rPr>
-              <w:t xml:space="preserve">, </w:t>
-            </w:r>
-            <w:proofErr w:type="spellStart"/>
-            <w:r>
-              <w:rPr>
-                <w:sz w:val="20"/>
-                <w:szCs w:val="20"/>
-              </w:rPr>
-              <w:t>seat_number</w:t>
-            </w:r>
-            <w:proofErr w:type="spellEnd"/>
-            <w:r>
-              <w:rPr>
-                <w:sz w:val="20"/>
-                <w:szCs w:val="20"/>
-              </w:rPr>
-              <w:t xml:space="preserve">, </w:t>
-            </w:r>
-            <w:proofErr w:type="spellStart"/>
-            <w:r>
-              <w:rPr>
-                <w:sz w:val="20"/>
-                <w:szCs w:val="20"/>
-              </w:rPr>
-              <w:t>is_premium</w:t>
-            </w:r>
-            <w:proofErr w:type="spellEnd"/>
-            <w:r>
-              <w:rPr>
-                <w:sz w:val="20"/>
-                <w:szCs w:val="20"/>
-              </w:rPr>
-              <w:t xml:space="preserve">, </w:t>
-            </w:r>
-            <w:proofErr w:type="spellStart"/>
-            <w:r>
-              <w:rPr>
-                <w:sz w:val="20"/>
-                <w:szCs w:val="20"/>
-              </w:rPr>
-              <w:t>is_reserved</w:t>
-            </w:r>
-            <w:proofErr w:type="spellEnd"/>
+              <w:t>id PK, screening_id, row_number, seat_number, is_premium, is_reserved</w:t>
+            </w:r>
           </w:p>
         </w:tc>
         <w:tc>
@@ -5817,37 +4767,12 @@
             <w:hideMark/>
           </w:tcPr>
           <w:p>
-            <w:proofErr w:type="spellStart"/>
-            <w:r>
-              <w:rPr>
-                <w:sz w:val="20"/>
-                <w:szCs w:val="20"/>
-              </w:rPr>
-              <w:t>FK→screenings</w:t>
-            </w:r>
-            <w:proofErr w:type="spellEnd"/>
-            <w:r>
-              <w:rPr>
-                <w:sz w:val="20"/>
-                <w:szCs w:val="20"/>
-              </w:rPr>
-              <w:t xml:space="preserve"> (CASCADE), UNIQUE(</w:t>
-            </w:r>
-            <w:proofErr w:type="spellStart"/>
-            <w:r>
-              <w:rPr>
-                <w:sz w:val="20"/>
-                <w:szCs w:val="20"/>
-              </w:rPr>
-              <w:t>screening_id,row,seat</w:t>
-            </w:r>
-            <w:proofErr w:type="spellEnd"/>
-            <w:r>
-              <w:rPr>
-                <w:sz w:val="20"/>
-                <w:szCs w:val="20"/>
-              </w:rPr>
-              <w:t>)</w:t>
+            <w:r>
+              <w:rPr>
+                <w:sz w:val="20"/>
+                <w:szCs w:val="20"/>
+              </w:rPr>
+              <w:t>FK→screenings (CASCADE), UNIQUE(screening_id,row,seat)</w:t>
             </w:r>
           </w:p>
         </w:tc>
@@ -5875,7 +4800,6 @@
             <w:hideMark/>
           </w:tcPr>
           <w:p>
-            <w:proofErr w:type="spellStart"/>
             <w:r>
               <w:rPr>
                 <w:sz w:val="20"/>
@@ -5883,7 +4807,6 @@
               </w:rPr>
               <w:t>tickets</w:t>
             </w:r>
-            <w:proofErr w:type="spellEnd"/>
           </w:p>
         </w:tc>
         <w:tc>
@@ -5910,71 +4833,7 @@
                 <w:sz w:val="20"/>
                 <w:szCs w:val="20"/>
               </w:rPr>
-              <w:t xml:space="preserve">id PK, </w:t>
-            </w:r>
-            <w:proofErr w:type="spellStart"/>
-            <w:r>
-              <w:rPr>
-                <w:sz w:val="20"/>
-                <w:szCs w:val="20"/>
-              </w:rPr>
-              <w:t>screening_id</w:t>
-            </w:r>
-            <w:proofErr w:type="spellEnd"/>
-            <w:r>
-              <w:rPr>
-                <w:sz w:val="20"/>
-                <w:szCs w:val="20"/>
-              </w:rPr>
-              <w:t xml:space="preserve">, </w:t>
-            </w:r>
-            <w:proofErr w:type="spellStart"/>
-            <w:r>
-              <w:rPr>
-                <w:sz w:val="20"/>
-                <w:szCs w:val="20"/>
-              </w:rPr>
-              <w:t>seat_id</w:t>
-            </w:r>
-            <w:proofErr w:type="spellEnd"/>
-            <w:r>
-              <w:rPr>
-                <w:sz w:val="20"/>
-                <w:szCs w:val="20"/>
-              </w:rPr>
-              <w:t xml:space="preserve"> UNIQUE, </w:t>
-            </w:r>
-            <w:proofErr w:type="spellStart"/>
-            <w:r>
-              <w:rPr>
-                <w:sz w:val="20"/>
-                <w:szCs w:val="20"/>
-              </w:rPr>
-              <w:t>owner_id</w:t>
-            </w:r>
-            <w:proofErr w:type="spellEnd"/>
-            <w:r>
-              <w:rPr>
-                <w:sz w:val="20"/>
-                <w:szCs w:val="20"/>
-              </w:rPr>
-              <w:t xml:space="preserve">, </w:t>
-            </w:r>
-            <w:proofErr w:type="spellStart"/>
-            <w:r>
-              <w:rPr>
-                <w:sz w:val="20"/>
-                <w:szCs w:val="20"/>
-              </w:rPr>
-              <w:t>price</w:t>
-            </w:r>
-            <w:proofErr w:type="spellEnd"/>
-            <w:r>
-              <w:rPr>
-                <w:sz w:val="20"/>
-                <w:szCs w:val="20"/>
-              </w:rPr>
-              <w:t xml:space="preserve"> DECIMAL, status ENUM</w:t>
+              <w:t>id PK, screening_id, seat_id UNIQUE, owner_id, price DECIMAL, status ENUM</w:t>
             </w:r>
           </w:p>
         </w:tc>
@@ -5997,47 +4856,13 @@
             <w:hideMark/>
           </w:tcPr>
           <w:p>
-            <w:proofErr w:type="spellStart"/>
-            <w:r>
-              <w:rPr>
-                <w:sz w:val="20"/>
-                <w:szCs w:val="20"/>
-              </w:rPr>
-              <w:t>FK→screenings</w:t>
-            </w:r>
-            <w:proofErr w:type="spellEnd"/>
-            <w:r>
-              <w:rPr>
-                <w:sz w:val="20"/>
-                <w:szCs w:val="20"/>
-              </w:rPr>
-              <w:t xml:space="preserve">, </w:t>
-            </w:r>
-            <w:proofErr w:type="spellStart"/>
-            <w:r>
-              <w:rPr>
-                <w:sz w:val="20"/>
-                <w:szCs w:val="20"/>
-              </w:rPr>
-              <w:t>FK→seats</w:t>
-            </w:r>
-            <w:proofErr w:type="spellEnd"/>
-            <w:r>
-              <w:rPr>
-                <w:sz w:val="20"/>
-                <w:szCs w:val="20"/>
-              </w:rPr>
-              <w:t xml:space="preserve">, </w:t>
-            </w:r>
-            <w:proofErr w:type="spellStart"/>
-            <w:r>
-              <w:rPr>
-                <w:sz w:val="20"/>
-                <w:szCs w:val="20"/>
-              </w:rPr>
-              <w:t>FK→users</w:t>
-            </w:r>
-            <w:proofErr w:type="spellEnd"/>
+            <w:r>
+              <w:rPr>
+                <w:sz w:val="20"/>
+                <w:szCs w:val="20"/>
+              </w:rPr>
+              <w:t>FK→screenings, FK→seats, FK→users</w:t>
+            </w:r>
           </w:p>
         </w:tc>
       </w:tr>
@@ -6086,280 +4911,76 @@
           <w:szCs w:val="20"/>
         </w:rPr>
         <w:tab/>
-      </w:r>
-      <w:proofErr w:type="spellStart"/>
-      <w:r>
+        <w:t>films → screenings (1:N) | halls → screenings (1:N)</w:t>
+      </w:r>
+    </w:p>
+    <w:p>
+      <w:pPr>
         <w:rPr>
           <w:sz w:val="20"/>
           <w:szCs w:val="20"/>
         </w:rPr>
-        <w:t>films</w:t>
-      </w:r>
-      <w:proofErr w:type="spellEnd"/>
+      </w:pPr>
       <w:r>
         <w:rPr>
           <w:sz w:val="20"/>
           <w:szCs w:val="20"/>
         </w:rPr>
-        <w:t xml:space="preserve"> → </w:t>
-      </w:r>
-      <w:proofErr w:type="spellStart"/>
+        <w:t>•</w:t>
+      </w:r>
       <w:r>
         <w:rPr>
           <w:sz w:val="20"/>
           <w:szCs w:val="20"/>
         </w:rPr>
-        <w:t>screenings</w:t>
-      </w:r>
-      <w:proofErr w:type="spellEnd"/>
-      <w:r>
+        <w:tab/>
+        <w:t>screenings → seats (1:N) – miejsca generowane automatycznie przy tworzeniu seansu</w:t>
+      </w:r>
+    </w:p>
+    <w:p>
+      <w:pPr>
         <w:rPr>
           <w:sz w:val="20"/>
           <w:szCs w:val="20"/>
         </w:rPr>
-        <w:t xml:space="preserve"> (1:N) | </w:t>
-      </w:r>
-      <w:proofErr w:type="spellStart"/>
+      </w:pPr>
       <w:r>
         <w:rPr>
           <w:sz w:val="20"/>
           <w:szCs w:val="20"/>
         </w:rPr>
-        <w:t>halls</w:t>
-      </w:r>
-      <w:proofErr w:type="spellEnd"/>
+        <w:t>•</w:t>
+      </w:r>
       <w:r>
         <w:rPr>
           <w:sz w:val="20"/>
           <w:szCs w:val="20"/>
         </w:rPr>
-        <w:t xml:space="preserve"> → </w:t>
-      </w:r>
-      <w:proofErr w:type="spellStart"/>
-      <w:r>
+        <w:tab/>
+        <w:t>screenings → tickets (1:N) | seats → tickets (1:1, UNIQUE na seat_id)</w:t>
+      </w:r>
+    </w:p>
+    <w:p>
+      <w:pPr>
         <w:rPr>
           <w:sz w:val="20"/>
           <w:szCs w:val="20"/>
         </w:rPr>
-        <w:t>screenings</w:t>
-      </w:r>
-      <w:proofErr w:type="spellEnd"/>
+      </w:pPr>
       <w:r>
         <w:rPr>
           <w:sz w:val="20"/>
           <w:szCs w:val="20"/>
         </w:rPr>
-        <w:t xml:space="preserve"> (1:N)</w:t>
-      </w:r>
-    </w:p>
-    <w:p>
-      <w:pPr>
+        <w:t>•</w:t>
+      </w:r>
+      <w:r>
         <w:rPr>
           <w:sz w:val="20"/>
           <w:szCs w:val="20"/>
         </w:rPr>
-      </w:pPr>
-      <w:r>
-        <w:rPr>
-          <w:sz w:val="20"/>
-          <w:szCs w:val="20"/>
-        </w:rPr>
-        <w:t>•</w:t>
-      </w:r>
-      <w:r>
-        <w:rPr>
-          <w:sz w:val="20"/>
-          <w:szCs w:val="20"/>
-        </w:rPr>
         <w:tab/>
-      </w:r>
-      <w:proofErr w:type="spellStart"/>
-      <w:r>
-        <w:rPr>
-          <w:sz w:val="20"/>
-          <w:szCs w:val="20"/>
-        </w:rPr>
-        <w:t>screenings</w:t>
-      </w:r>
-      <w:proofErr w:type="spellEnd"/>
-      <w:r>
-        <w:rPr>
-          <w:sz w:val="20"/>
-          <w:szCs w:val="20"/>
-        </w:rPr>
-        <w:t xml:space="preserve"> → </w:t>
-      </w:r>
-      <w:proofErr w:type="spellStart"/>
-      <w:r>
-        <w:rPr>
-          <w:sz w:val="20"/>
-          <w:szCs w:val="20"/>
-        </w:rPr>
-        <w:t>seats</w:t>
-      </w:r>
-      <w:proofErr w:type="spellEnd"/>
-      <w:r>
-        <w:rPr>
-          <w:sz w:val="20"/>
-          <w:szCs w:val="20"/>
-        </w:rPr>
-        <w:t xml:space="preserve"> (1:N) – miejsca generowane automatycznie przy tworzeniu seansu</w:t>
-      </w:r>
-    </w:p>
-    <w:p>
-      <w:pPr>
-        <w:rPr>
-          <w:sz w:val="20"/>
-          <w:szCs w:val="20"/>
-        </w:rPr>
-      </w:pPr>
-      <w:r>
-        <w:rPr>
-          <w:sz w:val="20"/>
-          <w:szCs w:val="20"/>
-        </w:rPr>
-        <w:t>•</w:t>
-      </w:r>
-      <w:r>
-        <w:rPr>
-          <w:sz w:val="20"/>
-          <w:szCs w:val="20"/>
-        </w:rPr>
-        <w:tab/>
-      </w:r>
-      <w:proofErr w:type="spellStart"/>
-      <w:r>
-        <w:rPr>
-          <w:sz w:val="20"/>
-          <w:szCs w:val="20"/>
-        </w:rPr>
-        <w:t>screenings</w:t>
-      </w:r>
-      <w:proofErr w:type="spellEnd"/>
-      <w:r>
-        <w:rPr>
-          <w:sz w:val="20"/>
-          <w:szCs w:val="20"/>
-        </w:rPr>
-        <w:t xml:space="preserve"> → </w:t>
-      </w:r>
-      <w:proofErr w:type="spellStart"/>
-      <w:r>
-        <w:rPr>
-          <w:sz w:val="20"/>
-          <w:szCs w:val="20"/>
-        </w:rPr>
-        <w:t>tickets</w:t>
-      </w:r>
-      <w:proofErr w:type="spellEnd"/>
-      <w:r>
-        <w:rPr>
-          <w:sz w:val="20"/>
-          <w:szCs w:val="20"/>
-        </w:rPr>
-        <w:t xml:space="preserve"> (1:N) | </w:t>
-      </w:r>
-      <w:proofErr w:type="spellStart"/>
-      <w:r>
-        <w:rPr>
-          <w:sz w:val="20"/>
-          <w:szCs w:val="20"/>
-        </w:rPr>
-        <w:t>seats</w:t>
-      </w:r>
-      <w:proofErr w:type="spellEnd"/>
-      <w:r>
-        <w:rPr>
-          <w:sz w:val="20"/>
-          <w:szCs w:val="20"/>
-        </w:rPr>
-        <w:t xml:space="preserve"> → </w:t>
-      </w:r>
-      <w:proofErr w:type="spellStart"/>
-      <w:r>
-        <w:rPr>
-          <w:sz w:val="20"/>
-          <w:szCs w:val="20"/>
-        </w:rPr>
-        <w:t>tickets</w:t>
-      </w:r>
-      <w:proofErr w:type="spellEnd"/>
-      <w:r>
-        <w:rPr>
-          <w:sz w:val="20"/>
-          <w:szCs w:val="20"/>
-        </w:rPr>
-        <w:t xml:space="preserve"> (1:1, UNIQUE na </w:t>
-      </w:r>
-      <w:proofErr w:type="spellStart"/>
-      <w:r>
-        <w:rPr>
-          <w:sz w:val="20"/>
-          <w:szCs w:val="20"/>
-        </w:rPr>
-        <w:t>seat_id</w:t>
-      </w:r>
-      <w:proofErr w:type="spellEnd"/>
-      <w:r>
-        <w:rPr>
-          <w:sz w:val="20"/>
-          <w:szCs w:val="20"/>
-        </w:rPr>
-        <w:t>)</w:t>
-      </w:r>
-    </w:p>
-    <w:p>
-      <w:pPr>
-        <w:rPr>
-          <w:sz w:val="20"/>
-          <w:szCs w:val="20"/>
-        </w:rPr>
-      </w:pPr>
-      <w:r>
-        <w:rPr>
-          <w:sz w:val="20"/>
-          <w:szCs w:val="20"/>
-        </w:rPr>
-        <w:t>•</w:t>
-      </w:r>
-      <w:r>
-        <w:rPr>
-          <w:sz w:val="20"/>
-          <w:szCs w:val="20"/>
-        </w:rPr>
-        <w:tab/>
-      </w:r>
-      <w:proofErr w:type="spellStart"/>
-      <w:r>
-        <w:rPr>
-          <w:sz w:val="20"/>
-          <w:szCs w:val="20"/>
-        </w:rPr>
-        <w:t>users</w:t>
-      </w:r>
-      <w:proofErr w:type="spellEnd"/>
-      <w:r>
-        <w:rPr>
-          <w:sz w:val="20"/>
-          <w:szCs w:val="20"/>
-        </w:rPr>
-        <w:t xml:space="preserve"> → </w:t>
-      </w:r>
-      <w:proofErr w:type="spellStart"/>
-      <w:r>
-        <w:rPr>
-          <w:sz w:val="20"/>
-          <w:szCs w:val="20"/>
-        </w:rPr>
-        <w:t>tickets</w:t>
-      </w:r>
-      <w:proofErr w:type="spellEnd"/>
-      <w:r>
-        <w:rPr>
-          <w:sz w:val="20"/>
-          <w:szCs w:val="20"/>
-        </w:rPr>
-        <w:t xml:space="preserve"> (1:N)</w:t>
+        <w:t>users → tickets (1:N)</w:t>
       </w:r>
     </w:p>
     <w:p>
@@ -6561,7 +5182,6 @@
           <w:bCs/>
         </w:rPr>
       </w:pPr>
-      <w:proofErr w:type="spellStart"/>
       <w:r>
         <w:rPr>
           <w:b/>
@@ -6569,7 +5189,6 @@
         </w:rPr>
         <w:t>Cinema.model</w:t>
       </w:r>
-      <w:proofErr w:type="spellEnd"/>
     </w:p>
     <w:tbl>
       <w:tblPr>
@@ -6753,33 +5372,8 @@
                 <w:sz w:val="20"/>
                 <w:szCs w:val="20"/>
               </w:rPr>
-              <w:t xml:space="preserve">id, </w:t>
-            </w:r>
-            <w:proofErr w:type="spellStart"/>
-            <w:r>
-              <w:rPr>
-                <w:sz w:val="20"/>
-                <w:szCs w:val="20"/>
-              </w:rPr>
-              <w:t>title</w:t>
-            </w:r>
-            <w:proofErr w:type="spellEnd"/>
-            <w:r>
-              <w:rPr>
-                <w:sz w:val="20"/>
-                <w:szCs w:val="20"/>
-              </w:rPr>
-              <w:t xml:space="preserve">, </w:t>
-            </w:r>
-            <w:proofErr w:type="spellStart"/>
-            <w:r>
-              <w:rPr>
-                <w:sz w:val="20"/>
-                <w:szCs w:val="20"/>
-              </w:rPr>
-              <w:t>durationMinutes</w:t>
-            </w:r>
-            <w:proofErr w:type="spellEnd"/>
+              <w:t>id, title, durationMinutes</w:t>
+            </w:r>
           </w:p>
         </w:tc>
         <w:tc>
@@ -6801,53 +5395,12 @@
             <w:hideMark/>
           </w:tcPr>
           <w:p>
-            <w:proofErr w:type="spellStart"/>
-            <w:r>
-              <w:rPr>
-                <w:sz w:val="20"/>
-                <w:szCs w:val="20"/>
-              </w:rPr>
-              <w:t>getId</w:t>
-            </w:r>
-            <w:proofErr w:type="spellEnd"/>
-            <w:r>
-              <w:rPr>
-                <w:sz w:val="20"/>
-                <w:szCs w:val="20"/>
-              </w:rPr>
-              <w:t xml:space="preserve">(), </w:t>
-            </w:r>
-            <w:proofErr w:type="spellStart"/>
-            <w:r>
-              <w:rPr>
-                <w:sz w:val="20"/>
-                <w:szCs w:val="20"/>
-              </w:rPr>
-              <w:t>getTitle</w:t>
-            </w:r>
-            <w:proofErr w:type="spellEnd"/>
-            <w:r>
-              <w:rPr>
-                <w:sz w:val="20"/>
-                <w:szCs w:val="20"/>
-              </w:rPr>
-              <w:t xml:space="preserve">(), </w:t>
-            </w:r>
-            <w:proofErr w:type="spellStart"/>
-            <w:r>
-              <w:rPr>
-                <w:sz w:val="20"/>
-                <w:szCs w:val="20"/>
-              </w:rPr>
-              <w:t>getDurationMinutes</w:t>
-            </w:r>
-            <w:proofErr w:type="spellEnd"/>
-            <w:r>
-              <w:rPr>
-                <w:sz w:val="20"/>
-                <w:szCs w:val="20"/>
-              </w:rPr>
-              <w:t>()</w:t>
+            <w:r>
+              <w:rPr>
+                <w:sz w:val="20"/>
+                <w:szCs w:val="20"/>
+              </w:rPr>
+              <w:t>getId(), getTitle(), getDurationMinutes()</w:t>
             </w:r>
           </w:p>
         </w:tc>
@@ -6905,33 +5458,8 @@
                 <w:sz w:val="20"/>
                 <w:szCs w:val="20"/>
               </w:rPr>
-              <w:t xml:space="preserve">id, </w:t>
-            </w:r>
-            <w:proofErr w:type="spellStart"/>
-            <w:r>
-              <w:rPr>
-                <w:sz w:val="20"/>
-                <w:szCs w:val="20"/>
-              </w:rPr>
-              <w:t>name</w:t>
-            </w:r>
-            <w:proofErr w:type="spellEnd"/>
-            <w:r>
-              <w:rPr>
-                <w:sz w:val="20"/>
-                <w:szCs w:val="20"/>
-              </w:rPr>
-              <w:t xml:space="preserve">, </w:t>
-            </w:r>
-            <w:proofErr w:type="spellStart"/>
-            <w:r>
-              <w:rPr>
-                <w:sz w:val="20"/>
-                <w:szCs w:val="20"/>
-              </w:rPr>
-              <w:t>capacity</w:t>
-            </w:r>
-            <w:proofErr w:type="spellEnd"/>
+              <w:t>id, name, capacity</w:t>
+            </w:r>
           </w:p>
         </w:tc>
         <w:tc>
@@ -6953,53 +5481,12 @@
             <w:hideMark/>
           </w:tcPr>
           <w:p>
-            <w:proofErr w:type="spellStart"/>
-            <w:r>
-              <w:rPr>
-                <w:sz w:val="20"/>
-                <w:szCs w:val="20"/>
-              </w:rPr>
-              <w:t>getId</w:t>
-            </w:r>
-            <w:proofErr w:type="spellEnd"/>
-            <w:r>
-              <w:rPr>
-                <w:sz w:val="20"/>
-                <w:szCs w:val="20"/>
-              </w:rPr>
-              <w:t xml:space="preserve">(), </w:t>
-            </w:r>
-            <w:proofErr w:type="spellStart"/>
-            <w:r>
-              <w:rPr>
-                <w:sz w:val="20"/>
-                <w:szCs w:val="20"/>
-              </w:rPr>
-              <w:t>getName</w:t>
-            </w:r>
-            <w:proofErr w:type="spellEnd"/>
-            <w:r>
-              <w:rPr>
-                <w:sz w:val="20"/>
-                <w:szCs w:val="20"/>
-              </w:rPr>
-              <w:t xml:space="preserve">(), </w:t>
-            </w:r>
-            <w:proofErr w:type="spellStart"/>
-            <w:r>
-              <w:rPr>
-                <w:sz w:val="20"/>
-                <w:szCs w:val="20"/>
-              </w:rPr>
-              <w:t>getCapacity</w:t>
-            </w:r>
-            <w:proofErr w:type="spellEnd"/>
-            <w:r>
-              <w:rPr>
-                <w:sz w:val="20"/>
-                <w:szCs w:val="20"/>
-              </w:rPr>
-              <w:t>()</w:t>
+            <w:r>
+              <w:rPr>
+                <w:sz w:val="20"/>
+                <w:szCs w:val="20"/>
+              </w:rPr>
+              <w:t>getId(), getName(), getCapacity()</w:t>
             </w:r>
           </w:p>
         </w:tc>
@@ -7052,63 +5539,13 @@
             <w:hideMark/>
           </w:tcPr>
           <w:p>
-            <w:proofErr w:type="spellStart"/>
-            <w:r>
-              <w:rPr>
-                <w:sz w:val="20"/>
-                <w:szCs w:val="20"/>
-              </w:rPr>
-              <w:t>row</w:t>
-            </w:r>
-            <w:proofErr w:type="spellEnd"/>
-            <w:r>
-              <w:rPr>
-                <w:sz w:val="20"/>
-                <w:szCs w:val="20"/>
-              </w:rPr>
-              <w:t xml:space="preserve">, </w:t>
-            </w:r>
-            <w:proofErr w:type="spellStart"/>
-            <w:r>
-              <w:rPr>
-                <w:sz w:val="20"/>
-                <w:szCs w:val="20"/>
-              </w:rPr>
-              <w:t>number</w:t>
-            </w:r>
-            <w:proofErr w:type="spellEnd"/>
-            <w:r>
-              <w:rPr>
-                <w:sz w:val="20"/>
-                <w:szCs w:val="20"/>
-              </w:rPr>
-              <w:t xml:space="preserve">, </w:t>
-            </w:r>
-            <w:proofErr w:type="spellStart"/>
-            <w:r>
-              <w:rPr>
-                <w:sz w:val="20"/>
-                <w:szCs w:val="20"/>
-              </w:rPr>
-              <w:t>reserved</w:t>
-            </w:r>
-            <w:proofErr w:type="spellEnd"/>
-            <w:r>
-              <w:rPr>
-                <w:sz w:val="20"/>
-                <w:szCs w:val="20"/>
-              </w:rPr>
-              <w:t xml:space="preserve">, </w:t>
-            </w:r>
-            <w:proofErr w:type="spellStart"/>
-            <w:r>
-              <w:rPr>
-                <w:sz w:val="20"/>
-                <w:szCs w:val="20"/>
-              </w:rPr>
-              <w:t>premium</w:t>
-            </w:r>
-            <w:proofErr w:type="spellEnd"/>
+            <w:r>
+              <w:rPr>
+                <w:sz w:val="20"/>
+                <w:szCs w:val="20"/>
+              </w:rPr>
+              <w:t>row, number, reserved, premium</w:t>
+            </w:r>
           </w:p>
         </w:tc>
         <w:tc>
@@ -7130,69 +5567,12 @@
             <w:hideMark/>
           </w:tcPr>
           <w:p>
-            <w:proofErr w:type="spellStart"/>
-            <w:r>
-              <w:rPr>
-                <w:sz w:val="20"/>
-                <w:szCs w:val="20"/>
-              </w:rPr>
-              <w:t>reserve</w:t>
-            </w:r>
-            <w:proofErr w:type="spellEnd"/>
-            <w:r>
-              <w:rPr>
-                <w:sz w:val="20"/>
-                <w:szCs w:val="20"/>
-              </w:rPr>
-              <w:t xml:space="preserve">(), </w:t>
-            </w:r>
-            <w:proofErr w:type="spellStart"/>
-            <w:r>
-              <w:rPr>
-                <w:sz w:val="20"/>
-                <w:szCs w:val="20"/>
-              </w:rPr>
-              <w:t>release</w:t>
-            </w:r>
-            <w:proofErr w:type="spellEnd"/>
-            <w:r>
-              <w:rPr>
-                <w:sz w:val="20"/>
-                <w:szCs w:val="20"/>
-              </w:rPr>
-              <w:t xml:space="preserve">(), </w:t>
-            </w:r>
-            <w:proofErr w:type="spellStart"/>
-            <w:r>
-              <w:rPr>
-                <w:sz w:val="20"/>
-                <w:szCs w:val="20"/>
-              </w:rPr>
-              <w:t>isReserved</w:t>
-            </w:r>
-            <w:proofErr w:type="spellEnd"/>
-            <w:r>
-              <w:rPr>
-                <w:sz w:val="20"/>
-                <w:szCs w:val="20"/>
-              </w:rPr>
-              <w:t xml:space="preserve">(), </w:t>
-            </w:r>
-            <w:proofErr w:type="spellStart"/>
-            <w:r>
-              <w:rPr>
-                <w:sz w:val="20"/>
-                <w:szCs w:val="20"/>
-              </w:rPr>
-              <w:t>isPremium</w:t>
-            </w:r>
-            <w:proofErr w:type="spellEnd"/>
-            <w:r>
-              <w:rPr>
-                <w:sz w:val="20"/>
-                <w:szCs w:val="20"/>
-              </w:rPr>
-              <w:t>()</w:t>
+            <w:r>
+              <w:rPr>
+                <w:sz w:val="20"/>
+                <w:szCs w:val="20"/>
+              </w:rPr>
+              <w:t>reserve(), release(), isReserved(), isPremium()</w:t>
             </w:r>
           </w:p>
         </w:tc>
@@ -7222,23 +5602,7 @@
                 <w:sz w:val="20"/>
                 <w:szCs w:val="20"/>
               </w:rPr>
-              <w:t>User (</w:t>
-            </w:r>
-            <w:proofErr w:type="spellStart"/>
-            <w:r>
-              <w:rPr>
-                <w:sz w:val="20"/>
-                <w:szCs w:val="20"/>
-              </w:rPr>
-              <w:t>abstract</w:t>
-            </w:r>
-            <w:proofErr w:type="spellEnd"/>
-            <w:r>
-              <w:rPr>
-                <w:sz w:val="20"/>
-                <w:szCs w:val="20"/>
-              </w:rPr>
-              <w:t>)</w:t>
+              <w:t>User (abstract)</w:t>
             </w:r>
           </w:p>
         </w:tc>
@@ -7266,33 +5630,8 @@
                 <w:sz w:val="20"/>
                 <w:szCs w:val="20"/>
               </w:rPr>
-              <w:t xml:space="preserve">id, </w:t>
-            </w:r>
-            <w:proofErr w:type="spellStart"/>
-            <w:r>
-              <w:rPr>
-                <w:sz w:val="20"/>
-                <w:szCs w:val="20"/>
-              </w:rPr>
-              <w:t>username</w:t>
-            </w:r>
-            <w:proofErr w:type="spellEnd"/>
-            <w:r>
-              <w:rPr>
-                <w:sz w:val="20"/>
-                <w:szCs w:val="20"/>
-              </w:rPr>
-              <w:t xml:space="preserve">, </w:t>
-            </w:r>
-            <w:proofErr w:type="spellStart"/>
-            <w:r>
-              <w:rPr>
-                <w:sz w:val="20"/>
-                <w:szCs w:val="20"/>
-              </w:rPr>
-              <w:t>password</w:t>
-            </w:r>
-            <w:proofErr w:type="spellEnd"/>
+              <w:t>id, username, password</w:t>
+            </w:r>
           </w:p>
         </w:tc>
         <w:tc>
@@ -7314,47 +5653,13 @@
             <w:hideMark/>
           </w:tcPr>
           <w:p>
-            <w:proofErr w:type="spellStart"/>
-            <w:r>
-              <w:rPr>
-                <w:sz w:val="20"/>
-                <w:szCs w:val="20"/>
-              </w:rPr>
-              <w:t>authenticate</w:t>
-            </w:r>
-            <w:proofErr w:type="spellEnd"/>
-            <w:r>
-              <w:rPr>
-                <w:sz w:val="20"/>
-                <w:szCs w:val="20"/>
-              </w:rPr>
-              <w:t>(</w:t>
-            </w:r>
-            <w:proofErr w:type="spellStart"/>
-            <w:r>
-              <w:rPr>
-                <w:sz w:val="20"/>
-                <w:szCs w:val="20"/>
-              </w:rPr>
-              <w:t>u,p</w:t>
-            </w:r>
-            <w:proofErr w:type="spellEnd"/>
-            <w:r>
-              <w:rPr>
-                <w:sz w:val="20"/>
-                <w:szCs w:val="20"/>
-              </w:rPr>
-              <w:t>):</w:t>
-            </w:r>
-            <w:proofErr w:type="spellStart"/>
-            <w:r>
-              <w:rPr>
-                <w:sz w:val="20"/>
-                <w:szCs w:val="20"/>
-              </w:rPr>
-              <w:t>boolean</w:t>
-            </w:r>
-            <w:proofErr w:type="spellEnd"/>
+            <w:r>
+              <w:rPr>
+                <w:sz w:val="20"/>
+                <w:szCs w:val="20"/>
+              </w:rPr>
+              <w:t>authenticate(u,p):boolean</w:t>
+            </w:r>
           </w:p>
         </w:tc>
       </w:tr>
@@ -7378,22 +5683,13 @@
             <w:hideMark/>
           </w:tcPr>
           <w:p>
-            <w:proofErr w:type="spellStart"/>
             <w:r>
               <w:rPr>
                 <w:sz w:val="20"/>
                 <w:szCs w:val="20"/>
               </w:rPr>
               <w:lastRenderedPageBreak/>
-              <w:t>Customer</w:t>
-            </w:r>
-            <w:proofErr w:type="spellEnd"/>
-            <w:r>
-              <w:rPr>
-                <w:sz w:val="20"/>
-                <w:szCs w:val="20"/>
-              </w:rPr>
-              <w:t xml:space="preserve"> : User</w:t>
+              <w:t>Customer : User</w:t>
             </w:r>
           </w:p>
         </w:tc>
@@ -7416,37 +5712,12 @@
             <w:hideMark/>
           </w:tcPr>
           <w:p>
-            <w:proofErr w:type="spellStart"/>
-            <w:r>
-              <w:rPr>
-                <w:sz w:val="20"/>
-                <w:szCs w:val="20"/>
-              </w:rPr>
-              <w:t>tickets</w:t>
-            </w:r>
-            <w:proofErr w:type="spellEnd"/>
-            <w:r>
-              <w:rPr>
-                <w:sz w:val="20"/>
-                <w:szCs w:val="20"/>
-              </w:rPr>
-              <w:t>: List&lt;</w:t>
-            </w:r>
-            <w:proofErr w:type="spellStart"/>
-            <w:r>
-              <w:rPr>
-                <w:sz w:val="20"/>
-                <w:szCs w:val="20"/>
-              </w:rPr>
-              <w:t>Ticket</w:t>
-            </w:r>
-            <w:proofErr w:type="spellEnd"/>
-            <w:r>
-              <w:rPr>
-                <w:sz w:val="20"/>
-                <w:szCs w:val="20"/>
-              </w:rPr>
-              <w:t>&gt;</w:t>
+            <w:r>
+              <w:rPr>
+                <w:sz w:val="20"/>
+                <w:szCs w:val="20"/>
+              </w:rPr>
+              <w:t>tickets: List&lt;Ticket&gt;</w:t>
             </w:r>
           </w:p>
         </w:tc>
@@ -7469,53 +5740,12 @@
             <w:hideMark/>
           </w:tcPr>
           <w:p>
-            <w:proofErr w:type="spellStart"/>
-            <w:r>
-              <w:rPr>
-                <w:sz w:val="20"/>
-                <w:szCs w:val="20"/>
-              </w:rPr>
-              <w:t>addTicket</w:t>
-            </w:r>
-            <w:proofErr w:type="spellEnd"/>
-            <w:r>
-              <w:rPr>
-                <w:sz w:val="20"/>
-                <w:szCs w:val="20"/>
-              </w:rPr>
-              <w:t xml:space="preserve">(), </w:t>
-            </w:r>
-            <w:proofErr w:type="spellStart"/>
-            <w:r>
-              <w:rPr>
-                <w:sz w:val="20"/>
-                <w:szCs w:val="20"/>
-              </w:rPr>
-              <w:t>removeTicket</w:t>
-            </w:r>
-            <w:proofErr w:type="spellEnd"/>
-            <w:r>
-              <w:rPr>
-                <w:sz w:val="20"/>
-                <w:szCs w:val="20"/>
-              </w:rPr>
-              <w:t xml:space="preserve">(), </w:t>
-            </w:r>
-            <w:proofErr w:type="spellStart"/>
-            <w:r>
-              <w:rPr>
-                <w:sz w:val="20"/>
-                <w:szCs w:val="20"/>
-              </w:rPr>
-              <w:t>getTickets</w:t>
-            </w:r>
-            <w:proofErr w:type="spellEnd"/>
-            <w:r>
-              <w:rPr>
-                <w:sz w:val="20"/>
-                <w:szCs w:val="20"/>
-              </w:rPr>
-              <w:t>()</w:t>
+            <w:r>
+              <w:rPr>
+                <w:sz w:val="20"/>
+                <w:szCs w:val="20"/>
+              </w:rPr>
+              <w:t>addTicket(), removeTicket(), getTickets()</w:t>
             </w:r>
           </w:p>
         </w:tc>
@@ -7540,21 +5770,12 @@
             <w:hideMark/>
           </w:tcPr>
           <w:p>
-            <w:proofErr w:type="spellStart"/>
-            <w:r>
-              <w:rPr>
-                <w:sz w:val="20"/>
-                <w:szCs w:val="20"/>
-              </w:rPr>
-              <w:t>Employee</w:t>
-            </w:r>
-            <w:proofErr w:type="spellEnd"/>
-            <w:r>
-              <w:rPr>
-                <w:sz w:val="20"/>
-                <w:szCs w:val="20"/>
-              </w:rPr>
-              <w:t xml:space="preserve"> : User</w:t>
+            <w:r>
+              <w:rPr>
+                <w:sz w:val="20"/>
+                <w:szCs w:val="20"/>
+              </w:rPr>
+              <w:t>Employee : User</w:t>
             </w:r>
           </w:p>
         </w:tc>
@@ -7721,7 +5942,6 @@
             <w:hideMark/>
           </w:tcPr>
           <w:p>
-            <w:proofErr w:type="spellStart"/>
             <w:r>
               <w:rPr>
                 <w:sz w:val="20"/>
@@ -7729,7 +5949,6 @@
               </w:rPr>
               <w:t>TicketStatus</w:t>
             </w:r>
-            <w:proofErr w:type="spellEnd"/>
           </w:p>
         </w:tc>
         <w:tc>
@@ -7751,21 +5970,12 @@
             <w:hideMark/>
           </w:tcPr>
           <w:p>
-            <w:proofErr w:type="spellStart"/>
-            <w:r>
-              <w:rPr>
-                <w:sz w:val="20"/>
-                <w:szCs w:val="20"/>
-              </w:rPr>
-              <w:t>enum</w:t>
-            </w:r>
-            <w:proofErr w:type="spellEnd"/>
-            <w:r>
-              <w:rPr>
-                <w:sz w:val="20"/>
-                <w:szCs w:val="20"/>
-              </w:rPr>
-              <w:t>: PURCHASED, RESERVED, RETURNED</w:t>
+            <w:r>
+              <w:rPr>
+                <w:sz w:val="20"/>
+                <w:szCs w:val="20"/>
+              </w:rPr>
+              <w:t>enum: PURCHASED, RESERVED, RETURNED</w:t>
             </w:r>
           </w:p>
         </w:tc>
@@ -7818,7 +6028,6 @@
             <w:hideMark/>
           </w:tcPr>
           <w:p>
-            <w:proofErr w:type="spellStart"/>
             <w:r>
               <w:rPr>
                 <w:sz w:val="20"/>
@@ -7826,7 +6035,6 @@
               </w:rPr>
               <w:t>Ticket</w:t>
             </w:r>
-            <w:proofErr w:type="spellEnd"/>
           </w:p>
         </w:tc>
         <w:tc>
@@ -7853,39 +6061,7 @@
                 <w:sz w:val="20"/>
                 <w:szCs w:val="20"/>
               </w:rPr>
-              <w:t xml:space="preserve">id, screening, seat, </w:t>
-            </w:r>
-            <w:proofErr w:type="spellStart"/>
-            <w:r>
-              <w:rPr>
-                <w:sz w:val="20"/>
-                <w:szCs w:val="20"/>
-              </w:rPr>
-              <w:t>price</w:t>
-            </w:r>
-            <w:proofErr w:type="spellEnd"/>
-            <w:r>
-              <w:rPr>
-                <w:sz w:val="20"/>
-                <w:szCs w:val="20"/>
-              </w:rPr>
-              <w:t xml:space="preserve">, </w:t>
-            </w:r>
-            <w:proofErr w:type="spellStart"/>
-            <w:r>
-              <w:rPr>
-                <w:sz w:val="20"/>
-                <w:szCs w:val="20"/>
-              </w:rPr>
-              <w:t>owner</w:t>
-            </w:r>
-            <w:proofErr w:type="spellEnd"/>
-            <w:r>
-              <w:rPr>
-                <w:sz w:val="20"/>
-                <w:szCs w:val="20"/>
-              </w:rPr>
-              <w:t>, status</w:t>
+              <w:t>id, screening, seat, price, owner, status</w:t>
             </w:r>
           </w:p>
         </w:tc>
@@ -7908,69 +6084,12 @@
             <w:hideMark/>
           </w:tcPr>
           <w:p>
-            <w:proofErr w:type="spellStart"/>
-            <w:r>
-              <w:rPr>
-                <w:sz w:val="20"/>
-                <w:szCs w:val="20"/>
-              </w:rPr>
-              <w:t>refund</w:t>
-            </w:r>
-            <w:proofErr w:type="spellEnd"/>
-            <w:r>
-              <w:rPr>
-                <w:sz w:val="20"/>
-                <w:szCs w:val="20"/>
-              </w:rPr>
-              <w:t xml:space="preserve">(), </w:t>
-            </w:r>
-            <w:proofErr w:type="spellStart"/>
-            <w:r>
-              <w:rPr>
-                <w:sz w:val="20"/>
-                <w:szCs w:val="20"/>
-              </w:rPr>
-              <w:t>getStatus</w:t>
-            </w:r>
-            <w:proofErr w:type="spellEnd"/>
-            <w:r>
-              <w:rPr>
-                <w:sz w:val="20"/>
-                <w:szCs w:val="20"/>
-              </w:rPr>
-              <w:t xml:space="preserve">(), </w:t>
-            </w:r>
-            <w:proofErr w:type="spellStart"/>
-            <w:r>
-              <w:rPr>
-                <w:sz w:val="20"/>
-                <w:szCs w:val="20"/>
-              </w:rPr>
-              <w:t>getSeat</w:t>
-            </w:r>
-            <w:proofErr w:type="spellEnd"/>
-            <w:r>
-              <w:rPr>
-                <w:sz w:val="20"/>
-                <w:szCs w:val="20"/>
-              </w:rPr>
-              <w:t xml:space="preserve">(), </w:t>
-            </w:r>
-            <w:proofErr w:type="spellStart"/>
-            <w:r>
-              <w:rPr>
-                <w:sz w:val="20"/>
-                <w:szCs w:val="20"/>
-              </w:rPr>
-              <w:t>getOwner</w:t>
-            </w:r>
-            <w:proofErr w:type="spellEnd"/>
-            <w:r>
-              <w:rPr>
-                <w:sz w:val="20"/>
-                <w:szCs w:val="20"/>
-              </w:rPr>
-              <w:t>()</w:t>
+            <w:r>
+              <w:rPr>
+                <w:sz w:val="20"/>
+                <w:szCs w:val="20"/>
+              </w:rPr>
+              <w:t>refund(), getStatus(), getSeat(), getOwner()</w:t>
             </w:r>
           </w:p>
         </w:tc>
@@ -8028,23 +6147,7 @@
                 <w:sz w:val="20"/>
                 <w:szCs w:val="20"/>
               </w:rPr>
-              <w:t xml:space="preserve">id, film, hall, start, end, </w:t>
-            </w:r>
-            <w:proofErr w:type="spellStart"/>
-            <w:r>
-              <w:rPr>
-                <w:sz w:val="20"/>
-                <w:szCs w:val="20"/>
-              </w:rPr>
-              <w:t>seats</w:t>
-            </w:r>
-            <w:proofErr w:type="spellEnd"/>
-            <w:r>
-              <w:rPr>
-                <w:sz w:val="20"/>
-                <w:szCs w:val="20"/>
-              </w:rPr>
-              <w:t>, is3D</w:t>
+              <w:t>id, film, hall, start, end, seats, is3D</w:t>
             </w:r>
           </w:p>
         </w:tc>
@@ -8067,69 +6170,12 @@
             <w:hideMark/>
           </w:tcPr>
           <w:p>
-            <w:proofErr w:type="spellStart"/>
-            <w:r>
-              <w:rPr>
-                <w:sz w:val="20"/>
-                <w:szCs w:val="20"/>
-              </w:rPr>
-              <w:t>isConflictWith</w:t>
-            </w:r>
-            <w:proofErr w:type="spellEnd"/>
-            <w:r>
-              <w:rPr>
-                <w:sz w:val="20"/>
-                <w:szCs w:val="20"/>
-              </w:rPr>
-              <w:t xml:space="preserve">(), </w:t>
-            </w:r>
-            <w:proofErr w:type="spellStart"/>
-            <w:r>
-              <w:rPr>
-                <w:sz w:val="20"/>
-                <w:szCs w:val="20"/>
-              </w:rPr>
-              <w:t>checkAvailability</w:t>
-            </w:r>
-            <w:proofErr w:type="spellEnd"/>
-            <w:r>
-              <w:rPr>
-                <w:sz w:val="20"/>
-                <w:szCs w:val="20"/>
-              </w:rPr>
-              <w:t xml:space="preserve">(), </w:t>
-            </w:r>
-            <w:proofErr w:type="spellStart"/>
-            <w:r>
-              <w:rPr>
-                <w:sz w:val="20"/>
-                <w:szCs w:val="20"/>
-              </w:rPr>
-              <w:t>reserveSeat</w:t>
-            </w:r>
-            <w:proofErr w:type="spellEnd"/>
-            <w:r>
-              <w:rPr>
-                <w:sz w:val="20"/>
-                <w:szCs w:val="20"/>
-              </w:rPr>
-              <w:t xml:space="preserve">(n), </w:t>
-            </w:r>
-            <w:proofErr w:type="spellStart"/>
-            <w:r>
-              <w:rPr>
-                <w:sz w:val="20"/>
-                <w:szCs w:val="20"/>
-              </w:rPr>
-              <w:t>getSeat</w:t>
-            </w:r>
-            <w:proofErr w:type="spellEnd"/>
-            <w:r>
-              <w:rPr>
-                <w:sz w:val="20"/>
-                <w:szCs w:val="20"/>
-              </w:rPr>
-              <w:t>(n)</w:t>
+            <w:r>
+              <w:rPr>
+                <w:sz w:val="20"/>
+                <w:szCs w:val="20"/>
+              </w:rPr>
+              <w:t>isConflictWith(), checkAvailability(), reserveSeat(n), getSeat(n)</w:t>
             </w:r>
           </w:p>
         </w:tc>
@@ -8152,7 +6198,6 @@
           <w:bCs/>
         </w:rPr>
       </w:pPr>
-      <w:proofErr w:type="spellStart"/>
       <w:r>
         <w:rPr>
           <w:b/>
@@ -8160,7 +6205,6 @@
         </w:rPr>
         <w:t>Cinema.serive</w:t>
       </w:r>
-      <w:proofErr w:type="spellEnd"/>
     </w:p>
     <w:p>
       <w:pPr>
@@ -8321,21 +6365,12 @@
             <w:hideMark/>
           </w:tcPr>
           <w:p>
-            <w:proofErr w:type="spellStart"/>
-            <w:r>
-              <w:rPr>
-                <w:sz w:val="20"/>
-                <w:szCs w:val="20"/>
-              </w:rPr>
-              <w:t>CinemaSystem</w:t>
-            </w:r>
-            <w:proofErr w:type="spellEnd"/>
-            <w:r>
-              <w:rPr>
-                <w:sz w:val="20"/>
-                <w:szCs w:val="20"/>
-              </w:rPr>
-              <w:t xml:space="preserve"> (Singleton)</w:t>
+            <w:r>
+              <w:rPr>
+                <w:sz w:val="20"/>
+                <w:szCs w:val="20"/>
+              </w:rPr>
+              <w:t>CinemaSystem (Singleton)</w:t>
             </w:r>
           </w:p>
         </w:tc>
@@ -8358,7 +6393,6 @@
             <w:hideMark/>
           </w:tcPr>
           <w:p>
-            <w:proofErr w:type="spellStart"/>
             <w:r>
               <w:rPr>
                 <w:sz w:val="20"/>
@@ -8366,7 +6400,6 @@
               </w:rPr>
               <w:t>cinema.service</w:t>
             </w:r>
-            <w:proofErr w:type="spellEnd"/>
           </w:p>
         </w:tc>
         <w:tc>
@@ -8388,85 +6421,12 @@
             <w:hideMark/>
           </w:tcPr>
           <w:p>
-            <w:proofErr w:type="spellStart"/>
-            <w:r>
-              <w:rPr>
-                <w:sz w:val="20"/>
-                <w:szCs w:val="20"/>
-              </w:rPr>
-              <w:t>getInstance</w:t>
-            </w:r>
-            <w:proofErr w:type="spellEnd"/>
-            <w:r>
-              <w:rPr>
-                <w:sz w:val="20"/>
-                <w:szCs w:val="20"/>
-              </w:rPr>
-              <w:t xml:space="preserve">(), </w:t>
-            </w:r>
-            <w:proofErr w:type="spellStart"/>
-            <w:r>
-              <w:rPr>
-                <w:sz w:val="20"/>
-                <w:szCs w:val="20"/>
-              </w:rPr>
-              <w:t>addScreening</w:t>
-            </w:r>
-            <w:proofErr w:type="spellEnd"/>
-            <w:r>
-              <w:rPr>
-                <w:sz w:val="20"/>
-                <w:szCs w:val="20"/>
-              </w:rPr>
-              <w:t xml:space="preserve">(), </w:t>
-            </w:r>
-            <w:proofErr w:type="spellStart"/>
-            <w:r>
-              <w:rPr>
-                <w:sz w:val="20"/>
-                <w:szCs w:val="20"/>
-              </w:rPr>
-              <w:t>isHallAvailable</w:t>
-            </w:r>
-            <w:proofErr w:type="spellEnd"/>
-            <w:r>
-              <w:rPr>
-                <w:sz w:val="20"/>
-                <w:szCs w:val="20"/>
-              </w:rPr>
-              <w:t xml:space="preserve">(), </w:t>
-            </w:r>
-            <w:proofErr w:type="spellStart"/>
-            <w:r>
-              <w:rPr>
-                <w:sz w:val="20"/>
-                <w:szCs w:val="20"/>
-              </w:rPr>
-              <w:t>authenticate</w:t>
-            </w:r>
-            <w:proofErr w:type="spellEnd"/>
-            <w:r>
-              <w:rPr>
-                <w:sz w:val="20"/>
-                <w:szCs w:val="20"/>
-              </w:rPr>
-              <w:t xml:space="preserve">(), </w:t>
-            </w:r>
-            <w:proofErr w:type="spellStart"/>
-            <w:r>
-              <w:rPr>
-                <w:sz w:val="20"/>
-                <w:szCs w:val="20"/>
-              </w:rPr>
-              <w:t>addUser</w:t>
-            </w:r>
-            <w:proofErr w:type="spellEnd"/>
-            <w:r>
-              <w:rPr>
-                <w:sz w:val="20"/>
-                <w:szCs w:val="20"/>
-              </w:rPr>
-              <w:t>()</w:t>
+            <w:r>
+              <w:rPr>
+                <w:sz w:val="20"/>
+                <w:szCs w:val="20"/>
+              </w:rPr>
+              <w:t>getInstance(), addScreening(), isHallAvailable(), authenticate(), addUser()</w:t>
             </w:r>
           </w:p>
         </w:tc>
@@ -8491,21 +6451,12 @@
             <w:hideMark/>
           </w:tcPr>
           <w:p>
-            <w:proofErr w:type="spellStart"/>
-            <w:r>
-              <w:rPr>
-                <w:sz w:val="20"/>
-                <w:szCs w:val="20"/>
-              </w:rPr>
-              <w:t>ScreeningBuilder</w:t>
-            </w:r>
-            <w:proofErr w:type="spellEnd"/>
-            <w:r>
-              <w:rPr>
-                <w:sz w:val="20"/>
-                <w:szCs w:val="20"/>
-              </w:rPr>
-              <w:t xml:space="preserve"> (Builder)</w:t>
+            <w:r>
+              <w:rPr>
+                <w:sz w:val="20"/>
+                <w:szCs w:val="20"/>
+              </w:rPr>
+              <w:t>ScreeningBuilder (Builder)</w:t>
             </w:r>
           </w:p>
         </w:tc>
@@ -8528,7 +6479,6 @@
             <w:hideMark/>
           </w:tcPr>
           <w:p>
-            <w:proofErr w:type="spellStart"/>
             <w:r>
               <w:rPr>
                 <w:sz w:val="20"/>
@@ -8536,7 +6486,6 @@
               </w:rPr>
               <w:t>cinema.builder</w:t>
             </w:r>
-            <w:proofErr w:type="spellEnd"/>
           </w:p>
         </w:tc>
         <w:tc>
@@ -8558,53 +6507,12 @@
             <w:hideMark/>
           </w:tcPr>
           <w:p>
-            <w:proofErr w:type="spellStart"/>
-            <w:r>
-              <w:rPr>
-                <w:sz w:val="20"/>
-                <w:szCs w:val="20"/>
-              </w:rPr>
-              <w:t>setFilm</w:t>
-            </w:r>
-            <w:proofErr w:type="spellEnd"/>
-            <w:r>
-              <w:rPr>
-                <w:sz w:val="20"/>
-                <w:szCs w:val="20"/>
-              </w:rPr>
-              <w:t xml:space="preserve">/Hall/Start/End/3D(), </w:t>
-            </w:r>
-            <w:proofErr w:type="spellStart"/>
-            <w:r>
-              <w:rPr>
-                <w:sz w:val="20"/>
-                <w:szCs w:val="20"/>
-              </w:rPr>
-              <w:t>setEndFromFilm</w:t>
-            </w:r>
-            <w:proofErr w:type="spellEnd"/>
-            <w:r>
-              <w:rPr>
-                <w:sz w:val="20"/>
-                <w:szCs w:val="20"/>
-              </w:rPr>
-              <w:t xml:space="preserve">(), </w:t>
-            </w:r>
-            <w:proofErr w:type="spellStart"/>
-            <w:r>
-              <w:rPr>
-                <w:sz w:val="20"/>
-                <w:szCs w:val="20"/>
-              </w:rPr>
-              <w:t>build</w:t>
-            </w:r>
-            <w:proofErr w:type="spellEnd"/>
-            <w:r>
-              <w:rPr>
-                <w:sz w:val="20"/>
-                <w:szCs w:val="20"/>
-              </w:rPr>
-              <w:t>()</w:t>
+            <w:r>
+              <w:rPr>
+                <w:sz w:val="20"/>
+                <w:szCs w:val="20"/>
+              </w:rPr>
+              <w:t>setFilm/Hall/Start/End/3D(), setEndFromFilm(), build()</w:t>
             </w:r>
           </w:p>
         </w:tc>
@@ -8629,21 +6537,12 @@
             <w:hideMark/>
           </w:tcPr>
           <w:p>
-            <w:proofErr w:type="spellStart"/>
-            <w:r>
-              <w:rPr>
-                <w:sz w:val="20"/>
-                <w:szCs w:val="20"/>
-              </w:rPr>
-              <w:t>CinemaSystemFacade</w:t>
-            </w:r>
-            <w:proofErr w:type="spellEnd"/>
-            <w:r>
-              <w:rPr>
-                <w:sz w:val="20"/>
-                <w:szCs w:val="20"/>
-              </w:rPr>
-              <w:t xml:space="preserve"> (Fasada)</w:t>
+            <w:r>
+              <w:rPr>
+                <w:sz w:val="20"/>
+                <w:szCs w:val="20"/>
+              </w:rPr>
+              <w:t>CinemaSystemFacade (Fasada)</w:t>
             </w:r>
           </w:p>
         </w:tc>
@@ -8666,7 +6565,6 @@
             <w:hideMark/>
           </w:tcPr>
           <w:p>
-            <w:proofErr w:type="spellStart"/>
             <w:r>
               <w:rPr>
                 <w:sz w:val="20"/>
@@ -8674,7 +6572,6 @@
               </w:rPr>
               <w:t>cinema.facade</w:t>
             </w:r>
-            <w:proofErr w:type="spellEnd"/>
           </w:p>
         </w:tc>
         <w:tc>
@@ -8696,69 +6593,12 @@
             <w:hideMark/>
           </w:tcPr>
           <w:p>
-            <w:proofErr w:type="spellStart"/>
-            <w:r>
-              <w:rPr>
-                <w:sz w:val="20"/>
-                <w:szCs w:val="20"/>
-              </w:rPr>
-              <w:t>buyTicket</w:t>
-            </w:r>
-            <w:proofErr w:type="spellEnd"/>
-            <w:r>
-              <w:rPr>
-                <w:sz w:val="20"/>
-                <w:szCs w:val="20"/>
-              </w:rPr>
-              <w:t xml:space="preserve">(), </w:t>
-            </w:r>
-            <w:proofErr w:type="spellStart"/>
-            <w:r>
-              <w:rPr>
-                <w:sz w:val="20"/>
-                <w:szCs w:val="20"/>
-              </w:rPr>
-              <w:t>refundTicket</w:t>
-            </w:r>
-            <w:proofErr w:type="spellEnd"/>
-            <w:r>
-              <w:rPr>
-                <w:sz w:val="20"/>
-                <w:szCs w:val="20"/>
-              </w:rPr>
-              <w:t xml:space="preserve">(), </w:t>
-            </w:r>
-            <w:proofErr w:type="spellStart"/>
-            <w:r>
-              <w:rPr>
-                <w:sz w:val="20"/>
-                <w:szCs w:val="20"/>
-              </w:rPr>
-              <w:t>createScreening</w:t>
-            </w:r>
-            <w:proofErr w:type="spellEnd"/>
-            <w:r>
-              <w:rPr>
-                <w:sz w:val="20"/>
-                <w:szCs w:val="20"/>
-              </w:rPr>
-              <w:t xml:space="preserve">(), </w:t>
-            </w:r>
-            <w:proofErr w:type="spellStart"/>
-            <w:r>
-              <w:rPr>
-                <w:sz w:val="20"/>
-                <w:szCs w:val="20"/>
-              </w:rPr>
-              <w:t>getAvailableScreenings</w:t>
-            </w:r>
-            <w:proofErr w:type="spellEnd"/>
-            <w:r>
-              <w:rPr>
-                <w:sz w:val="20"/>
-                <w:szCs w:val="20"/>
-              </w:rPr>
-              <w:t>()</w:t>
+            <w:r>
+              <w:rPr>
+                <w:sz w:val="20"/>
+                <w:szCs w:val="20"/>
+              </w:rPr>
+              <w:t>buyTicket(), refundTicket(), createScreening(), getAvailableScreenings()</w:t>
             </w:r>
           </w:p>
         </w:tc>
@@ -8781,7 +6621,6 @@
           <w:bCs/>
         </w:rPr>
       </w:pPr>
-      <w:proofErr w:type="spellStart"/>
       <w:r>
         <w:rPr>
           <w:b/>
@@ -8789,7 +6628,6 @@
         </w:rPr>
         <w:t>Cinbema.db</w:t>
       </w:r>
-      <w:proofErr w:type="spellEnd"/>
     </w:p>
     <w:tbl>
       <w:tblPr>
@@ -8905,7 +6743,6 @@
             <w:hideMark/>
           </w:tcPr>
           <w:p>
-            <w:proofErr w:type="spellStart"/>
             <w:r>
               <w:rPr>
                 <w:sz w:val="20"/>
@@ -8913,7 +6750,6 @@
               </w:rPr>
               <w:t>DatabaseConnection</w:t>
             </w:r>
-            <w:proofErr w:type="spellEnd"/>
           </w:p>
         </w:tc>
         <w:tc>
@@ -8935,53 +6771,12 @@
             <w:hideMark/>
           </w:tcPr>
           <w:p>
-            <w:proofErr w:type="spellStart"/>
-            <w:r>
-              <w:rPr>
-                <w:sz w:val="20"/>
-                <w:szCs w:val="20"/>
-              </w:rPr>
-              <w:t>getInstance</w:t>
-            </w:r>
-            <w:proofErr w:type="spellEnd"/>
-            <w:r>
-              <w:rPr>
-                <w:sz w:val="20"/>
-                <w:szCs w:val="20"/>
-              </w:rPr>
-              <w:t xml:space="preserve">(), </w:t>
-            </w:r>
-            <w:proofErr w:type="spellStart"/>
-            <w:r>
-              <w:rPr>
-                <w:sz w:val="20"/>
-                <w:szCs w:val="20"/>
-              </w:rPr>
-              <w:t>getConnection</w:t>
-            </w:r>
-            <w:proofErr w:type="spellEnd"/>
-            <w:r>
-              <w:rPr>
-                <w:sz w:val="20"/>
-                <w:szCs w:val="20"/>
-              </w:rPr>
-              <w:t xml:space="preserve">(), </w:t>
-            </w:r>
-            <w:proofErr w:type="spellStart"/>
-            <w:r>
-              <w:rPr>
-                <w:sz w:val="20"/>
-                <w:szCs w:val="20"/>
-              </w:rPr>
-              <w:t>close</w:t>
-            </w:r>
-            <w:proofErr w:type="spellEnd"/>
-            <w:r>
-              <w:rPr>
-                <w:sz w:val="20"/>
-                <w:szCs w:val="20"/>
-              </w:rPr>
-              <w:t>()</w:t>
+            <w:r>
+              <w:rPr>
+                <w:sz w:val="20"/>
+                <w:szCs w:val="20"/>
+              </w:rPr>
+              <w:t>getInstance(), getConnection(), close()</w:t>
             </w:r>
           </w:p>
         </w:tc>
@@ -9006,7 +6801,6 @@
             <w:hideMark/>
           </w:tcPr>
           <w:p>
-            <w:proofErr w:type="spellStart"/>
             <w:r>
               <w:rPr>
                 <w:sz w:val="20"/>
@@ -9014,7 +6808,6 @@
               </w:rPr>
               <w:t>ScreeningRepository</w:t>
             </w:r>
-            <w:proofErr w:type="spellEnd"/>
           </w:p>
         </w:tc>
         <w:tc>
@@ -9036,69 +6829,12 @@
             <w:hideMark/>
           </w:tcPr>
           <w:p>
-            <w:proofErr w:type="spellStart"/>
-            <w:r>
-              <w:rPr>
-                <w:sz w:val="20"/>
-                <w:szCs w:val="20"/>
-              </w:rPr>
-              <w:t>findAll</w:t>
-            </w:r>
-            <w:proofErr w:type="spellEnd"/>
-            <w:r>
-              <w:rPr>
-                <w:sz w:val="20"/>
-                <w:szCs w:val="20"/>
-              </w:rPr>
-              <w:t xml:space="preserve">(), </w:t>
-            </w:r>
-            <w:proofErr w:type="spellStart"/>
-            <w:r>
-              <w:rPr>
-                <w:sz w:val="20"/>
-                <w:szCs w:val="20"/>
-              </w:rPr>
-              <w:t>findAvailable</w:t>
-            </w:r>
-            <w:proofErr w:type="spellEnd"/>
-            <w:r>
-              <w:rPr>
-                <w:sz w:val="20"/>
-                <w:szCs w:val="20"/>
-              </w:rPr>
-              <w:t xml:space="preserve">(), </w:t>
-            </w:r>
-            <w:proofErr w:type="spellStart"/>
-            <w:r>
-              <w:rPr>
-                <w:sz w:val="20"/>
-                <w:szCs w:val="20"/>
-              </w:rPr>
-              <w:t>save</w:t>
-            </w:r>
-            <w:proofErr w:type="spellEnd"/>
-            <w:r>
-              <w:rPr>
-                <w:sz w:val="20"/>
-                <w:szCs w:val="20"/>
-              </w:rPr>
-              <w:t xml:space="preserve">(), </w:t>
-            </w:r>
-            <w:proofErr w:type="spellStart"/>
-            <w:r>
-              <w:rPr>
-                <w:sz w:val="20"/>
-                <w:szCs w:val="20"/>
-              </w:rPr>
-              <w:t>isHallAvailable</w:t>
-            </w:r>
-            <w:proofErr w:type="spellEnd"/>
-            <w:r>
-              <w:rPr>
-                <w:sz w:val="20"/>
-                <w:szCs w:val="20"/>
-              </w:rPr>
-              <w:t>()</w:t>
+            <w:r>
+              <w:rPr>
+                <w:sz w:val="20"/>
+                <w:szCs w:val="20"/>
+              </w:rPr>
+              <w:t>findAll(), findAvailable(), save(), isHallAvailable()</w:t>
             </w:r>
           </w:p>
         </w:tc>
@@ -9123,7 +6859,6 @@
             <w:hideMark/>
           </w:tcPr>
           <w:p>
-            <w:proofErr w:type="spellStart"/>
             <w:r>
               <w:rPr>
                 <w:sz w:val="20"/>
@@ -9131,7 +6866,6 @@
               </w:rPr>
               <w:t>TicketRepository</w:t>
             </w:r>
-            <w:proofErr w:type="spellEnd"/>
           </w:p>
         </w:tc>
         <w:tc>
@@ -9153,53 +6887,12 @@
             <w:hideMark/>
           </w:tcPr>
           <w:p>
-            <w:proofErr w:type="spellStart"/>
-            <w:r>
-              <w:rPr>
-                <w:sz w:val="20"/>
-                <w:szCs w:val="20"/>
-              </w:rPr>
-              <w:t>getAvailableSeats</w:t>
-            </w:r>
-            <w:proofErr w:type="spellEnd"/>
-            <w:r>
-              <w:rPr>
-                <w:sz w:val="20"/>
-                <w:szCs w:val="20"/>
-              </w:rPr>
-              <w:t xml:space="preserve">(), </w:t>
-            </w:r>
-            <w:proofErr w:type="spellStart"/>
-            <w:r>
-              <w:rPr>
-                <w:sz w:val="20"/>
-                <w:szCs w:val="20"/>
-              </w:rPr>
-              <w:t>buyTicket</w:t>
-            </w:r>
-            <w:proofErr w:type="spellEnd"/>
-            <w:r>
-              <w:rPr>
-                <w:sz w:val="20"/>
-                <w:szCs w:val="20"/>
-              </w:rPr>
-              <w:t xml:space="preserve">(), </w:t>
-            </w:r>
-            <w:proofErr w:type="spellStart"/>
-            <w:r>
-              <w:rPr>
-                <w:sz w:val="20"/>
-                <w:szCs w:val="20"/>
-              </w:rPr>
-              <w:t>refundTicket</w:t>
-            </w:r>
-            <w:proofErr w:type="spellEnd"/>
-            <w:r>
-              <w:rPr>
-                <w:sz w:val="20"/>
-                <w:szCs w:val="20"/>
-              </w:rPr>
-              <w:t>()</w:t>
+            <w:r>
+              <w:rPr>
+                <w:sz w:val="20"/>
+                <w:szCs w:val="20"/>
+              </w:rPr>
+              <w:t>getAvailableSeats(), buyTicket(), refundTicket()</w:t>
             </w:r>
           </w:p>
         </w:tc>
@@ -9224,7 +6917,6 @@
             <w:hideMark/>
           </w:tcPr>
           <w:p>
-            <w:proofErr w:type="spellStart"/>
             <w:r>
               <w:rPr>
                 <w:sz w:val="20"/>
@@ -9232,7 +6924,6 @@
               </w:rPr>
               <w:t>UserRepository</w:t>
             </w:r>
-            <w:proofErr w:type="spellEnd"/>
           </w:p>
         </w:tc>
         <w:tc>
@@ -9254,53 +6945,12 @@
             <w:hideMark/>
           </w:tcPr>
           <w:p>
-            <w:proofErr w:type="spellStart"/>
-            <w:r>
-              <w:rPr>
-                <w:sz w:val="20"/>
-                <w:szCs w:val="20"/>
-              </w:rPr>
-              <w:t>authenticate</w:t>
-            </w:r>
-            <w:proofErr w:type="spellEnd"/>
-            <w:r>
-              <w:rPr>
-                <w:sz w:val="20"/>
-                <w:szCs w:val="20"/>
-              </w:rPr>
-              <w:t xml:space="preserve">(), </w:t>
-            </w:r>
-            <w:proofErr w:type="spellStart"/>
-            <w:r>
-              <w:rPr>
-                <w:sz w:val="20"/>
-                <w:szCs w:val="20"/>
-              </w:rPr>
-              <w:t>findById</w:t>
-            </w:r>
-            <w:proofErr w:type="spellEnd"/>
-            <w:r>
-              <w:rPr>
-                <w:sz w:val="20"/>
-                <w:szCs w:val="20"/>
-              </w:rPr>
-              <w:t xml:space="preserve">(), register(), </w:t>
-            </w:r>
-            <w:proofErr w:type="spellStart"/>
-            <w:r>
-              <w:rPr>
-                <w:sz w:val="20"/>
-                <w:szCs w:val="20"/>
-              </w:rPr>
-              <w:t>findAll</w:t>
-            </w:r>
-            <w:proofErr w:type="spellEnd"/>
-            <w:r>
-              <w:rPr>
-                <w:sz w:val="20"/>
-                <w:szCs w:val="20"/>
-              </w:rPr>
-              <w:t>()</w:t>
+            <w:r>
+              <w:rPr>
+                <w:sz w:val="20"/>
+                <w:szCs w:val="20"/>
+              </w:rPr>
+              <w:t>authenticate(), findById(), register(), findAll()</w:t>
             </w:r>
           </w:p>
         </w:tc>
@@ -9365,39 +7015,7 @@
           <w:sz w:val="20"/>
           <w:szCs w:val="20"/>
         </w:rPr>
-        <w:t xml:space="preserve">): </w:t>
-      </w:r>
-      <w:proofErr w:type="spellStart"/>
-      <w:r>
-        <w:rPr>
-          <w:sz w:val="20"/>
-          <w:szCs w:val="20"/>
-        </w:rPr>
-        <w:t>Customer</w:t>
-      </w:r>
-      <w:proofErr w:type="spellEnd"/>
-      <w:r>
-        <w:rPr>
-          <w:sz w:val="20"/>
-          <w:szCs w:val="20"/>
-        </w:rPr>
-        <w:t xml:space="preserve">, </w:t>
-      </w:r>
-      <w:proofErr w:type="spellStart"/>
-      <w:r>
-        <w:rPr>
-          <w:sz w:val="20"/>
-          <w:szCs w:val="20"/>
-        </w:rPr>
-        <w:t>Employee</w:t>
-      </w:r>
-      <w:proofErr w:type="spellEnd"/>
-      <w:r>
-        <w:rPr>
-          <w:sz w:val="20"/>
-          <w:szCs w:val="20"/>
-        </w:rPr>
-        <w:t xml:space="preserve">, Manager </w:t>
+        <w:t xml:space="preserve">): Customer, Employee, Manager </w:t>
       </w:r>
       <w:r>
         <w:rPr>
@@ -9412,23 +7030,7 @@
           <w:sz w:val="20"/>
           <w:szCs w:val="20"/>
         </w:rPr>
-        <w:t xml:space="preserve"> User (</w:t>
-      </w:r>
-      <w:proofErr w:type="spellStart"/>
-      <w:r>
-        <w:rPr>
-          <w:sz w:val="20"/>
-          <w:szCs w:val="20"/>
-        </w:rPr>
-        <w:t>abstract</w:t>
-      </w:r>
-      <w:proofErr w:type="spellEnd"/>
-      <w:r>
-        <w:rPr>
-          <w:sz w:val="20"/>
-          <w:szCs w:val="20"/>
-        </w:rPr>
-        <w:t>)</w:t>
+        <w:t xml:space="preserve"> User (abstract)</w:t>
       </w:r>
     </w:p>
     <w:p>
@@ -9504,110 +7106,30 @@
           <w:sz w:val="20"/>
           <w:szCs w:val="20"/>
         </w:rPr>
-        <w:t xml:space="preserve">--): </w:t>
-      </w:r>
-      <w:proofErr w:type="spellStart"/>
-      <w:r>
+        <w:t>--): Customer o-- Ticket  |  CinemaSystem o-- Screening  |  CinemaSystem o-- User</w:t>
+      </w:r>
+    </w:p>
+    <w:p>
+      <w:pPr>
         <w:rPr>
           <w:sz w:val="20"/>
           <w:szCs w:val="20"/>
         </w:rPr>
-        <w:t>Customer</w:t>
-      </w:r>
-      <w:proofErr w:type="spellEnd"/>
+      </w:pPr>
       <w:r>
         <w:rPr>
           <w:sz w:val="20"/>
           <w:szCs w:val="20"/>
         </w:rPr>
-        <w:t xml:space="preserve"> o-- </w:t>
-      </w:r>
-      <w:proofErr w:type="spellStart"/>
+        <w:t>•</w:t>
+      </w:r>
       <w:r>
         <w:rPr>
           <w:sz w:val="20"/>
           <w:szCs w:val="20"/>
         </w:rPr>
-        <w:t>Ticket</w:t>
-      </w:r>
-      <w:proofErr w:type="spellEnd"/>
-      <w:r>
-        <w:rPr>
-          <w:sz w:val="20"/>
-          <w:szCs w:val="20"/>
-        </w:rPr>
-        <w:t xml:space="preserve">  |  </w:t>
-      </w:r>
-      <w:proofErr w:type="spellStart"/>
-      <w:r>
-        <w:rPr>
-          <w:sz w:val="20"/>
-          <w:szCs w:val="20"/>
-        </w:rPr>
-        <w:t>CinemaSystem</w:t>
-      </w:r>
-      <w:proofErr w:type="spellEnd"/>
-      <w:r>
-        <w:rPr>
-          <w:sz w:val="20"/>
-          <w:szCs w:val="20"/>
-        </w:rPr>
-        <w:t xml:space="preserve"> o-- Screening  |  </w:t>
-      </w:r>
-      <w:proofErr w:type="spellStart"/>
-      <w:r>
-        <w:rPr>
-          <w:sz w:val="20"/>
-          <w:szCs w:val="20"/>
-        </w:rPr>
-        <w:t>CinemaSystem</w:t>
-      </w:r>
-      <w:proofErr w:type="spellEnd"/>
-      <w:r>
-        <w:rPr>
-          <w:sz w:val="20"/>
-          <w:szCs w:val="20"/>
-        </w:rPr>
-        <w:t xml:space="preserve"> o-- User</w:t>
-      </w:r>
-    </w:p>
-    <w:p>
-      <w:pPr>
-        <w:rPr>
-          <w:sz w:val="20"/>
-          <w:szCs w:val="20"/>
-        </w:rPr>
-      </w:pPr>
-      <w:r>
-        <w:rPr>
-          <w:sz w:val="20"/>
-          <w:szCs w:val="20"/>
-        </w:rPr>
-        <w:t>•</w:t>
-      </w:r>
-      <w:r>
-        <w:rPr>
-          <w:sz w:val="20"/>
-          <w:szCs w:val="20"/>
-        </w:rPr>
         <w:tab/>
-        <w:t xml:space="preserve">Asocjacja (→): </w:t>
-      </w:r>
-      <w:proofErr w:type="spellStart"/>
-      <w:r>
-        <w:rPr>
-          <w:sz w:val="20"/>
-          <w:szCs w:val="20"/>
-        </w:rPr>
-        <w:t>Ticket</w:t>
-      </w:r>
-      <w:proofErr w:type="spellEnd"/>
-      <w:r>
-        <w:rPr>
-          <w:sz w:val="20"/>
-          <w:szCs w:val="20"/>
-        </w:rPr>
-        <w:t xml:space="preserve"> → Screening, Seat, User  |  Screening → Film, Hall</w:t>
+        <w:t>Asocjacja (→): Ticket → Screening, Seat, User  |  Screening → Film, Hall</w:t>
       </w:r>
     </w:p>
     <w:p>
@@ -9645,23 +7167,7 @@
           <w:sz w:val="20"/>
           <w:szCs w:val="20"/>
         </w:rPr>
-        <w:t xml:space="preserve">): </w:t>
-      </w:r>
-      <w:proofErr w:type="spellStart"/>
-      <w:r>
-        <w:rPr>
-          <w:sz w:val="20"/>
-          <w:szCs w:val="20"/>
-        </w:rPr>
-        <w:t>CinemaSystemFacade</w:t>
-      </w:r>
-      <w:proofErr w:type="spellEnd"/>
-      <w:r>
-        <w:rPr>
-          <w:sz w:val="20"/>
-          <w:szCs w:val="20"/>
-        </w:rPr>
-        <w:t xml:space="preserve"> </w:t>
+        <w:t xml:space="preserve">): CinemaSystemFacade </w:t>
       </w:r>
       <w:r>
         <w:rPr>
@@ -9676,23 +7182,7 @@
           <w:sz w:val="20"/>
           <w:szCs w:val="20"/>
         </w:rPr>
-        <w:t xml:space="preserve"> </w:t>
-      </w:r>
-      <w:proofErr w:type="spellStart"/>
-      <w:r>
-        <w:rPr>
-          <w:sz w:val="20"/>
-          <w:szCs w:val="20"/>
-        </w:rPr>
-        <w:t>ScreeningBuilder</w:t>
-      </w:r>
-      <w:proofErr w:type="spellEnd"/>
-      <w:r>
-        <w:rPr>
-          <w:sz w:val="20"/>
-          <w:szCs w:val="20"/>
-        </w:rPr>
-        <w:t xml:space="preserve">  |  Repozytoria </w:t>
+        <w:t xml:space="preserve"> ScreeningBuilder  |  Repozytoria </w:t>
       </w:r>
       <w:r>
         <w:rPr>
@@ -9707,17 +7197,8 @@
           <w:sz w:val="20"/>
           <w:szCs w:val="20"/>
         </w:rPr>
-        <w:t xml:space="preserve"> </w:t>
-      </w:r>
-      <w:proofErr w:type="spellStart"/>
-      <w:r>
-        <w:rPr>
-          <w:sz w:val="20"/>
-          <w:szCs w:val="20"/>
-        </w:rPr>
-        <w:t>DatabaseConnection</w:t>
-      </w:r>
-      <w:proofErr w:type="spellEnd"/>
+        <w:t xml:space="preserve"> DatabaseConnection</w:t>
+      </w:r>
     </w:p>
     <w:p>
       <w:pPr>
@@ -10161,33 +7642,8 @@
                 <w:sz w:val="20"/>
                 <w:szCs w:val="20"/>
               </w:rPr>
-              <w:t xml:space="preserve">Bilet PURCHASED przypisany do klienta; miejsce </w:t>
-            </w:r>
-            <w:proofErr w:type="spellStart"/>
-            <w:r>
-              <w:rPr>
-                <w:sz w:val="20"/>
-                <w:szCs w:val="20"/>
-              </w:rPr>
-              <w:t>is_reserved</w:t>
-            </w:r>
-            <w:proofErr w:type="spellEnd"/>
-            <w:r>
-              <w:rPr>
-                <w:sz w:val="20"/>
-                <w:szCs w:val="20"/>
-              </w:rPr>
-              <w:t xml:space="preserve"> = </w:t>
-            </w:r>
-            <w:proofErr w:type="spellStart"/>
-            <w:r>
-              <w:rPr>
-                <w:sz w:val="20"/>
-                <w:szCs w:val="20"/>
-              </w:rPr>
-              <w:t>true</w:t>
-            </w:r>
-            <w:proofErr w:type="spellEnd"/>
+              <w:t>Bilet PURCHASED przypisany do klienta; miejsce is_reserved = true</w:t>
+            </w:r>
           </w:p>
         </w:tc>
       </w:tr>
@@ -10222,15 +7678,7 @@
         <w:contextualSpacing w:val="0"/>
       </w:pPr>
       <w:r>
-        <w:t>Klient pobiera dostępne seanse (</w:t>
-      </w:r>
-      <w:proofErr w:type="spellStart"/>
-      <w:r>
-        <w:t>facade.getAvailableScreenings</w:t>
-      </w:r>
-      <w:proofErr w:type="spellEnd"/>
-      <w:r>
-        <w:t>()).</w:t>
+        <w:t>Klient pobiera dostępne seanse (facade.getAvailableScreenings()).</w:t>
       </w:r>
     </w:p>
     <w:p>
@@ -10244,23 +7692,7 @@
         <w:contextualSpacing w:val="0"/>
       </w:pPr>
       <w:r>
-        <w:t xml:space="preserve">System zwraca seanse gdzie </w:t>
-      </w:r>
-      <w:proofErr w:type="spellStart"/>
-      <w:r>
-        <w:t>checkAvailability</w:t>
-      </w:r>
-      <w:proofErr w:type="spellEnd"/>
-      <w:r>
-        <w:t xml:space="preserve">() == </w:t>
-      </w:r>
-      <w:proofErr w:type="spellStart"/>
-      <w:r>
-        <w:t>true</w:t>
-      </w:r>
-      <w:proofErr w:type="spellEnd"/>
-      <w:r>
-        <w:t>.</w:t>
+        <w:t>System zwraca seanse gdzie checkAvailability() == true.</w:t>
       </w:r>
     </w:p>
     <w:p>
@@ -10288,55 +7720,7 @@
         <w:contextualSpacing w:val="0"/>
       </w:pPr>
       <w:r>
-        <w:t xml:space="preserve">Fasada: </w:t>
-      </w:r>
-      <w:proofErr w:type="spellStart"/>
-      <w:r>
-        <w:t>findScreening</w:t>
-      </w:r>
-      <w:proofErr w:type="spellEnd"/>
-      <w:r>
-        <w:t xml:space="preserve">() → </w:t>
-      </w:r>
-      <w:proofErr w:type="spellStart"/>
-      <w:r>
-        <w:t>checkAvailability</w:t>
-      </w:r>
-      <w:proofErr w:type="spellEnd"/>
-      <w:r>
-        <w:t xml:space="preserve">() → </w:t>
-      </w:r>
-      <w:proofErr w:type="spellStart"/>
-      <w:r>
-        <w:t>reserveSeat</w:t>
-      </w:r>
-      <w:proofErr w:type="spellEnd"/>
-      <w:r>
-        <w:t xml:space="preserve">(n) → </w:t>
-      </w:r>
-      <w:proofErr w:type="spellStart"/>
-      <w:r>
-        <w:t>new</w:t>
-      </w:r>
-      <w:proofErr w:type="spellEnd"/>
-      <w:r>
-        <w:t xml:space="preserve"> </w:t>
-      </w:r>
-      <w:proofErr w:type="spellStart"/>
-      <w:r>
-        <w:t>Ticket</w:t>
-      </w:r>
-      <w:proofErr w:type="spellEnd"/>
-      <w:r>
-        <w:t xml:space="preserve">(status=PURCHASED) → </w:t>
-      </w:r>
-      <w:proofErr w:type="spellStart"/>
-      <w:r>
-        <w:t>customer.addTicket</w:t>
-      </w:r>
-      <w:proofErr w:type="spellEnd"/>
-      <w:r>
-        <w:t>().</w:t>
+        <w:t>Fasada: findScreening() → checkAvailability() → reserveSeat(n) → new Ticket(status=PURCHASED) → customer.addTicket().</w:t>
       </w:r>
     </w:p>
     <w:p>
@@ -10350,15 +7734,7 @@
         <w:contextualSpacing w:val="0"/>
       </w:pPr>
       <w:r>
-        <w:t xml:space="preserve">Fasada zwraca </w:t>
-      </w:r>
-      <w:proofErr w:type="spellStart"/>
-      <w:r>
-        <w:t>Ticket</w:t>
-      </w:r>
-      <w:proofErr w:type="spellEnd"/>
-      <w:r>
-        <w:t xml:space="preserve"> – potwierdzenie zakupu.</w:t>
+        <w:t>Fasada zwraca Ticket – potwierdzenie zakupu.</w:t>
       </w:r>
     </w:p>
     <w:p>
@@ -10400,31 +7776,7 @@
         <w:contextualSpacing w:val="0"/>
       </w:pPr>
       <w:r>
-        <w:t xml:space="preserve">Krok 4: </w:t>
-      </w:r>
-      <w:proofErr w:type="spellStart"/>
-      <w:r>
-        <w:t>reserveSeat</w:t>
-      </w:r>
-      <w:proofErr w:type="spellEnd"/>
-      <w:r>
-        <w:t xml:space="preserve">() == </w:t>
-      </w:r>
-      <w:proofErr w:type="spellStart"/>
-      <w:r>
-        <w:t>false</w:t>
-      </w:r>
-      <w:proofErr w:type="spellEnd"/>
-      <w:r>
-        <w:t xml:space="preserve"> (zajęte) → fasada zwraca </w:t>
-      </w:r>
-      <w:proofErr w:type="spellStart"/>
-      <w:r>
-        <w:t>null</w:t>
-      </w:r>
-      <w:proofErr w:type="spellEnd"/>
-      <w:r>
-        <w:t>, klient wybiera inne miejsce.</w:t>
+        <w:t>Krok 4: reserveSeat() == false (zajęte) → fasada zwraca null, klient wybiera inne miejsce.</w:t>
       </w:r>
     </w:p>
     <w:p>
@@ -10438,15 +7790,7 @@
         <w:contextualSpacing w:val="0"/>
       </w:pPr>
       <w:r>
-        <w:t xml:space="preserve">Krok 4: seans nie istnieje w systemie → fasada zwraca </w:t>
-      </w:r>
-      <w:proofErr w:type="spellStart"/>
-      <w:r>
-        <w:t>null</w:t>
-      </w:r>
-      <w:proofErr w:type="spellEnd"/>
-      <w:r>
-        <w:t>.</w:t>
+        <w:t>Krok 4: seans nie istnieje w systemie → fasada zwraca null.</w:t>
       </w:r>
     </w:p>
     <w:p>
@@ -10743,39 +8087,7 @@
                 <w:sz w:val="20"/>
                 <w:szCs w:val="20"/>
               </w:rPr>
-              <w:t xml:space="preserve">Status biletu RETURNED; miejsce </w:t>
-            </w:r>
-            <w:proofErr w:type="spellStart"/>
-            <w:r>
-              <w:rPr>
-                <w:sz w:val="20"/>
-                <w:szCs w:val="20"/>
-              </w:rPr>
-              <w:t>is_reserved</w:t>
-            </w:r>
-            <w:proofErr w:type="spellEnd"/>
-            <w:r>
-              <w:rPr>
-                <w:sz w:val="20"/>
-                <w:szCs w:val="20"/>
-              </w:rPr>
-              <w:t xml:space="preserve"> = </w:t>
-            </w:r>
-            <w:proofErr w:type="spellStart"/>
-            <w:r>
-              <w:rPr>
-                <w:sz w:val="20"/>
-                <w:szCs w:val="20"/>
-              </w:rPr>
-              <w:t>false</w:t>
-            </w:r>
-            <w:proofErr w:type="spellEnd"/>
-            <w:r>
-              <w:rPr>
-                <w:sz w:val="20"/>
-                <w:szCs w:val="20"/>
-              </w:rPr>
-              <w:t>; bilet usunięty z listy klienta</w:t>
+              <w:t>Status biletu RETURNED; miejsce is_reserved = false; bilet usunięty z listy klienta</w:t>
             </w:r>
           </w:p>
         </w:tc>
@@ -10811,31 +8123,7 @@
         <w:contextualSpacing w:val="0"/>
       </w:pPr>
       <w:r>
-        <w:t xml:space="preserve">Klient wywołuje </w:t>
-      </w:r>
-      <w:proofErr w:type="spellStart"/>
-      <w:r>
-        <w:t>facade.refundTicket</w:t>
-      </w:r>
-      <w:proofErr w:type="spellEnd"/>
-      <w:r>
-        <w:t>(</w:t>
-      </w:r>
-      <w:proofErr w:type="spellStart"/>
-      <w:r>
-        <w:t>customer</w:t>
-      </w:r>
-      <w:proofErr w:type="spellEnd"/>
-      <w:r>
-        <w:t xml:space="preserve">, </w:t>
-      </w:r>
-      <w:proofErr w:type="spellStart"/>
-      <w:r>
-        <w:t>ticket</w:t>
-      </w:r>
-      <w:proofErr w:type="spellEnd"/>
-      <w:r>
-        <w:t>).</w:t>
+        <w:t>Klient wywołuje facade.refundTicket(customer, ticket).</w:t>
       </w:r>
     </w:p>
     <w:p>
@@ -10849,31 +8137,7 @@
         <w:contextualSpacing w:val="0"/>
       </w:pPr>
       <w:r>
-        <w:t xml:space="preserve">Fasada sprawdza </w:t>
-      </w:r>
-      <w:proofErr w:type="spellStart"/>
-      <w:r>
-        <w:t>customer.getTickets</w:t>
-      </w:r>
-      <w:proofErr w:type="spellEnd"/>
-      <w:r>
-        <w:t>().</w:t>
-      </w:r>
-      <w:proofErr w:type="spellStart"/>
-      <w:r>
-        <w:t>contains</w:t>
-      </w:r>
-      <w:proofErr w:type="spellEnd"/>
-      <w:r>
-        <w:t>(</w:t>
-      </w:r>
-      <w:proofErr w:type="spellStart"/>
-      <w:r>
-        <w:t>ticket</w:t>
-      </w:r>
-      <w:proofErr w:type="spellEnd"/>
-      <w:r>
-        <w:t>).</w:t>
+        <w:t>Fasada sprawdza customer.getTickets().contains(ticket).</w:t>
       </w:r>
     </w:p>
     <w:p>
@@ -10887,23 +8151,7 @@
         <w:contextualSpacing w:val="0"/>
       </w:pPr>
       <w:r>
-        <w:t xml:space="preserve">Fasada wywołuje </w:t>
-      </w:r>
-      <w:proofErr w:type="spellStart"/>
-      <w:r>
-        <w:t>ticket.refund</w:t>
-      </w:r>
-      <w:proofErr w:type="spellEnd"/>
-      <w:r>
-        <w:t xml:space="preserve">() → </w:t>
-      </w:r>
-      <w:proofErr w:type="spellStart"/>
-      <w:r>
-        <w:t>seat.release</w:t>
-      </w:r>
-      <w:proofErr w:type="spellEnd"/>
-      <w:r>
-        <w:t>() + status = RETURNED.</w:t>
+        <w:t>Fasada wywołuje ticket.refund() → seat.release() + status = RETURNED.</w:t>
       </w:r>
     </w:p>
     <w:p>
@@ -10917,23 +8165,7 @@
         <w:contextualSpacing w:val="0"/>
       </w:pPr>
       <w:r>
-        <w:t xml:space="preserve">Fasada wywołuje </w:t>
-      </w:r>
-      <w:proofErr w:type="spellStart"/>
-      <w:r>
-        <w:t>customer.removeTicket</w:t>
-      </w:r>
-      <w:proofErr w:type="spellEnd"/>
-      <w:r>
-        <w:t>(</w:t>
-      </w:r>
-      <w:proofErr w:type="spellStart"/>
-      <w:r>
-        <w:t>ticket</w:t>
-      </w:r>
-      <w:proofErr w:type="spellEnd"/>
-      <w:r>
-        <w:t>).</w:t>
+        <w:t>Fasada wywołuje customer.removeTicket(ticket).</w:t>
       </w:r>
     </w:p>
     <w:p>
@@ -10947,15 +8179,7 @@
         <w:contextualSpacing w:val="0"/>
       </w:pPr>
       <w:r>
-        <w:t xml:space="preserve">Fasada zwraca </w:t>
-      </w:r>
-      <w:proofErr w:type="spellStart"/>
-      <w:r>
-        <w:t>true</w:t>
-      </w:r>
-      <w:proofErr w:type="spellEnd"/>
-      <w:r>
-        <w:t xml:space="preserve"> – potwierdzenie zwrotu.</w:t>
+        <w:t>Fasada zwraca true – potwierdzenie zwrotu.</w:t>
       </w:r>
     </w:p>
     <w:p>
@@ -10983,15 +8207,7 @@
         <w:contextualSpacing w:val="0"/>
       </w:pPr>
       <w:r>
-        <w:t xml:space="preserve">Krok 2: bilet nie należy do klienta → fasada zwraca </w:t>
-      </w:r>
-      <w:proofErr w:type="spellStart"/>
-      <w:r>
-        <w:t>false</w:t>
-      </w:r>
-      <w:proofErr w:type="spellEnd"/>
-      <w:r>
-        <w:t>.</w:t>
+        <w:t>Krok 2: bilet nie należy do klienta → fasada zwraca false.</w:t>
       </w:r>
     </w:p>
     <w:p>
@@ -11005,15 +8221,7 @@
         <w:contextualSpacing w:val="0"/>
       </w:pPr>
       <w:r>
-        <w:t xml:space="preserve">Krok 3: bilet już zwrócony → </w:t>
-      </w:r>
-      <w:proofErr w:type="spellStart"/>
-      <w:r>
-        <w:t>IllegalStateException</w:t>
-      </w:r>
-      <w:proofErr w:type="spellEnd"/>
-      <w:r>
-        <w:t>.</w:t>
+        <w:t>Krok 3: bilet już zwrócony → IllegalStateException.</w:t>
       </w:r>
     </w:p>
     <w:p>
@@ -11122,23 +8330,7 @@
         <w:jc w:val="both"/>
       </w:pPr>
       <w:r>
-        <w:t>W planowanej rozbudowie serwer TCP nasłuchuje na porcie 9000. Każde połączenie klienta obsługiwane jest przez osobny wątek (</w:t>
-      </w:r>
-      <w:proofErr w:type="spellStart"/>
-      <w:r>
-        <w:t>ExecutorService</w:t>
-      </w:r>
-      <w:proofErr w:type="spellEnd"/>
-      <w:r>
-        <w:t xml:space="preserve">). Wiadomości przesyłane jako </w:t>
-      </w:r>
-      <w:proofErr w:type="spellStart"/>
-      <w:r>
-        <w:t>serializowane</w:t>
-      </w:r>
-      <w:proofErr w:type="spellEnd"/>
-      <w:r>
-        <w:t xml:space="preserve"> obiekty Java klasy Message.</w:t>
+        <w:t>W planowanej rozbudowie serwer TCP nasłuchuje na porcie 9000. Każde połączenie klienta obsługiwane jest przez osobny wątek (ExecutorService). Wiadomości przesyłane jako serializowane obiekty Java klasy Message.</w:t>
       </w:r>
     </w:p>
     <w:p>
@@ -11264,7 +8456,6 @@
             <w:pPr>
               <w:jc w:val="center"/>
             </w:pPr>
-            <w:proofErr w:type="spellStart"/>
             <w:r>
               <w:rPr>
                 <w:b/>
@@ -11272,17 +8463,7 @@
                 <w:sz w:val="20"/>
                 <w:szCs w:val="20"/>
               </w:rPr>
-              <w:t>Payload</w:t>
-            </w:r>
-            <w:proofErr w:type="spellEnd"/>
-            <w:r>
-              <w:rPr>
-                <w:b/>
-                <w:bCs/>
-                <w:sz w:val="20"/>
-                <w:szCs w:val="20"/>
-              </w:rPr>
-              <w:t xml:space="preserve"> / opis</w:t>
+              <w:t>Payload / opis</w:t>
             </w:r>
           </w:p>
         </w:tc>
@@ -11371,39 +8552,7 @@
                 <w:sz w:val="20"/>
                 <w:szCs w:val="20"/>
               </w:rPr>
-              <w:t>String[] {</w:t>
-            </w:r>
-            <w:proofErr w:type="spellStart"/>
-            <w:r>
-              <w:rPr>
-                <w:sz w:val="20"/>
-                <w:szCs w:val="20"/>
-              </w:rPr>
-              <w:t>username</w:t>
-            </w:r>
-            <w:proofErr w:type="spellEnd"/>
-            <w:r>
-              <w:rPr>
-                <w:sz w:val="20"/>
-                <w:szCs w:val="20"/>
-              </w:rPr>
-              <w:t xml:space="preserve">, </w:t>
-            </w:r>
-            <w:proofErr w:type="spellStart"/>
-            <w:r>
-              <w:rPr>
-                <w:sz w:val="20"/>
-                <w:szCs w:val="20"/>
-              </w:rPr>
-              <w:t>password</w:t>
-            </w:r>
-            <w:proofErr w:type="spellEnd"/>
-            <w:r>
-              <w:rPr>
-                <w:sz w:val="20"/>
-                <w:szCs w:val="20"/>
-              </w:rPr>
-              <w:t>}</w:t>
+              <w:t>String[] {username, password}</w:t>
             </w:r>
           </w:p>
         </w:tc>
@@ -11576,21 +8725,12 @@
             <w:hideMark/>
           </w:tcPr>
           <w:p>
-            <w:proofErr w:type="spellStart"/>
-            <w:r>
-              <w:rPr>
-                <w:sz w:val="20"/>
-                <w:szCs w:val="20"/>
-              </w:rPr>
-              <w:t>null</w:t>
-            </w:r>
-            <w:proofErr w:type="spellEnd"/>
-            <w:r>
-              <w:rPr>
-                <w:sz w:val="20"/>
-                <w:szCs w:val="20"/>
-              </w:rPr>
-              <w:t xml:space="preserve"> – żądanie listy seansów</w:t>
+            <w:r>
+              <w:rPr>
+                <w:sz w:val="20"/>
+                <w:szCs w:val="20"/>
+              </w:rPr>
+              <w:t>null – żądanie listy seansów</w:t>
             </w:r>
           </w:p>
         </w:tc>
@@ -11768,39 +8908,7 @@
                 <w:sz w:val="20"/>
                 <w:szCs w:val="20"/>
               </w:rPr>
-              <w:t>String[] {</w:t>
-            </w:r>
-            <w:proofErr w:type="spellStart"/>
-            <w:r>
-              <w:rPr>
-                <w:sz w:val="20"/>
-                <w:szCs w:val="20"/>
-              </w:rPr>
-              <w:t>screeningId</w:t>
-            </w:r>
-            <w:proofErr w:type="spellEnd"/>
-            <w:r>
-              <w:rPr>
-                <w:sz w:val="20"/>
-                <w:szCs w:val="20"/>
-              </w:rPr>
-              <w:t xml:space="preserve">, </w:t>
-            </w:r>
-            <w:proofErr w:type="spellStart"/>
-            <w:r>
-              <w:rPr>
-                <w:sz w:val="20"/>
-                <w:szCs w:val="20"/>
-              </w:rPr>
-              <w:t>seatNumber</w:t>
-            </w:r>
-            <w:proofErr w:type="spellEnd"/>
-            <w:r>
-              <w:rPr>
-                <w:sz w:val="20"/>
-                <w:szCs w:val="20"/>
-              </w:rPr>
-              <w:t>}</w:t>
+              <w:t>String[] {screeningId, seatNumber}</w:t>
             </w:r>
           </w:p>
         </w:tc>
@@ -11889,39 +8997,7 @@
                 <w:sz w:val="20"/>
                 <w:szCs w:val="20"/>
               </w:rPr>
-              <w:t>"</w:t>
-            </w:r>
-            <w:proofErr w:type="spellStart"/>
-            <w:r>
-              <w:rPr>
-                <w:sz w:val="20"/>
-                <w:szCs w:val="20"/>
-              </w:rPr>
-              <w:t>OK:ticketId</w:t>
-            </w:r>
-            <w:proofErr w:type="spellEnd"/>
-            <w:r>
-              <w:rPr>
-                <w:sz w:val="20"/>
-                <w:szCs w:val="20"/>
-              </w:rPr>
-              <w:t>" lub "</w:t>
-            </w:r>
-            <w:proofErr w:type="spellStart"/>
-            <w:r>
-              <w:rPr>
-                <w:sz w:val="20"/>
-                <w:szCs w:val="20"/>
-              </w:rPr>
-              <w:t>FAIL:powód</w:t>
-            </w:r>
-            <w:proofErr w:type="spellEnd"/>
-            <w:r>
-              <w:rPr>
-                <w:sz w:val="20"/>
-                <w:szCs w:val="20"/>
-              </w:rPr>
-              <w:t>"</w:t>
+              <w:t>"OK:ticketId" lub "FAIL:powód"</w:t>
             </w:r>
           </w:p>
         </w:tc>
@@ -12010,17 +9086,8 @@
                 <w:sz w:val="20"/>
                 <w:szCs w:val="20"/>
               </w:rPr>
-              <w:t xml:space="preserve">String </w:t>
-            </w:r>
-            <w:proofErr w:type="spellStart"/>
-            <w:r>
-              <w:rPr>
-                <w:sz w:val="20"/>
-                <w:szCs w:val="20"/>
-              </w:rPr>
-              <w:t>ticketId</w:t>
-            </w:r>
-            <w:proofErr w:type="spellEnd"/>
+              <w:t>String ticketId</w:t>
+            </w:r>
           </w:p>
         </w:tc>
       </w:tr>
@@ -12108,23 +9175,7 @@
                 <w:sz w:val="20"/>
                 <w:szCs w:val="20"/>
               </w:rPr>
-              <w:t>"OK" lub "</w:t>
-            </w:r>
-            <w:proofErr w:type="spellStart"/>
-            <w:r>
-              <w:rPr>
-                <w:sz w:val="20"/>
-                <w:szCs w:val="20"/>
-              </w:rPr>
-              <w:t>FAIL:powód</w:t>
-            </w:r>
-            <w:proofErr w:type="spellEnd"/>
-            <w:r>
-              <w:rPr>
-                <w:sz w:val="20"/>
-                <w:szCs w:val="20"/>
-              </w:rPr>
-              <w:t>"</w:t>
+              <w:t>"OK" lub "FAIL:powód"</w:t>
             </w:r>
           </w:p>
         </w:tc>
@@ -12289,21 +9340,8 @@
       </w:r>
     </w:p>
     <w:p>
-      <w:proofErr w:type="spellStart"/>
-      <w:r>
-        <w:t>TicketRepository.buyTicket</w:t>
-      </w:r>
-      <w:proofErr w:type="spellEnd"/>
-      <w:r>
-        <w:t xml:space="preserve">() używa SELECT FOR UPDATE – blokuje wiersz miejsca na czas transakcji. Eliminuje sytuację, w której dwóch klientów kupuje to samo miejsce jednocześnie. </w:t>
-      </w:r>
-      <w:proofErr w:type="spellStart"/>
-      <w:r>
-        <w:t>Rollback</w:t>
-      </w:r>
-      <w:proofErr w:type="spellEnd"/>
-      <w:r>
-        <w:t xml:space="preserve"> przy każdym błędzie SQL.</w:t>
+      <w:r>
+        <w:t>TicketRepository.buyTicket() używa SELECT FOR UPDATE – blokuje wiersz miejsca na czas transakcji. Eliminuje sytuację, w której dwóch klientów kupuje to samo miejsce jednocześnie. Rollback przy każdym błędzie SQL.</w:t>
       </w:r>
     </w:p>
     <w:p>
@@ -12315,21 +9353,12 @@
           <w:szCs w:val="40"/>
         </w:rPr>
       </w:pPr>
-      <w:proofErr w:type="spellStart"/>
-      <w:r>
-        <w:rPr>
-          <w:b/>
-          <w:bCs/>
-        </w:rPr>
-        <w:t>CinemaSystem</w:t>
-      </w:r>
-      <w:proofErr w:type="spellEnd"/>
-      <w:r>
-        <w:rPr>
-          <w:b/>
-          <w:bCs/>
-        </w:rPr>
-        <w:t xml:space="preserve"> – poziom aplikacji</w:t>
+      <w:r>
+        <w:rPr>
+          <w:b/>
+          <w:bCs/>
+        </w:rPr>
+        <w:t>CinemaSystem – poziom aplikacji</w:t>
       </w:r>
     </w:p>
     <w:p>
@@ -12337,37 +9366,8 @@
         <w:spacing w:after="120"/>
         <w:jc w:val="both"/>
       </w:pPr>
-      <w:proofErr w:type="spellStart"/>
-      <w:r>
-        <w:t>CinemaSystem.isHallAvailable</w:t>
-      </w:r>
-      <w:proofErr w:type="spellEnd"/>
-      <w:r>
-        <w:t xml:space="preserve">() i </w:t>
-      </w:r>
-      <w:proofErr w:type="spellStart"/>
-      <w:r>
-        <w:t>addScreening</w:t>
-      </w:r>
-      <w:proofErr w:type="spellEnd"/>
-      <w:r>
-        <w:t xml:space="preserve">() stanowią dwupoziomową ochronę przed konfliktami. W wersji wielowątkowej metody te powinny być oznaczone jako </w:t>
-      </w:r>
-      <w:proofErr w:type="spellStart"/>
-      <w:r>
-        <w:t>synchronized</w:t>
-      </w:r>
-      <w:proofErr w:type="spellEnd"/>
-      <w:r>
-        <w:t xml:space="preserve"> lub korzystać z </w:t>
-      </w:r>
-      <w:proofErr w:type="spellStart"/>
-      <w:r>
-        <w:t>CopyOnWriteArrayList</w:t>
-      </w:r>
-      <w:proofErr w:type="spellEnd"/>
-      <w:r>
-        <w:t>.</w:t>
+      <w:r>
+        <w:t>CinemaSystem.isHallAvailable() i addScreening() stanowią dwupoziomową ochronę przed konfliktami. W wersji wielowątkowej metody te powinny być oznaczone jako synchronized lub korzystać z CopyOnWriteArrayList.</w:t>
       </w:r>
     </w:p>
     <w:p>
@@ -12400,21 +9400,8 @@
           <w:rFonts w:eastAsia="Arial"/>
         </w:rPr>
       </w:pPr>
-      <w:proofErr w:type="spellStart"/>
-      <w:r>
-        <w:t>CinemaServer</w:t>
-      </w:r>
-      <w:proofErr w:type="spellEnd"/>
-      <w:r>
-        <w:t xml:space="preserve"> – </w:t>
-      </w:r>
-      <w:proofErr w:type="spellStart"/>
-      <w:r>
-        <w:t>ExecutorService.newCachedThreadPool</w:t>
-      </w:r>
-      <w:proofErr w:type="spellEnd"/>
-      <w:r>
-        <w:t>(), każde połączenie w osobnym wątku.</w:t>
+      <w:r>
+        <w:t>CinemaServer – ExecutorService.newCachedThreadPool(), każde połączenie w osobnym wątku.</w:t>
       </w:r>
     </w:p>
     <w:p>
@@ -12427,45 +9414,8 @@
         <w:spacing w:after="60" w:line="240" w:lineRule="auto"/>
         <w:contextualSpacing w:val="0"/>
       </w:pPr>
-      <w:proofErr w:type="spellStart"/>
-      <w:r>
-        <w:t>CinemaSystem</w:t>
-      </w:r>
-      <w:proofErr w:type="spellEnd"/>
-      <w:r>
-        <w:t xml:space="preserve"> – </w:t>
-      </w:r>
-      <w:proofErr w:type="spellStart"/>
-      <w:r>
-        <w:t>double-checked</w:t>
-      </w:r>
-      <w:proofErr w:type="spellEnd"/>
-      <w:r>
-        <w:t xml:space="preserve"> </w:t>
-      </w:r>
-      <w:proofErr w:type="spellStart"/>
-      <w:r>
-        <w:t>locking</w:t>
-      </w:r>
-      <w:proofErr w:type="spellEnd"/>
-      <w:r>
-        <w:t xml:space="preserve"> w Singletonie (</w:t>
-      </w:r>
-      <w:proofErr w:type="spellStart"/>
-      <w:r>
-        <w:t>volatile</w:t>
-      </w:r>
-      <w:proofErr w:type="spellEnd"/>
-      <w:r>
-        <w:t xml:space="preserve"> + </w:t>
-      </w:r>
-      <w:proofErr w:type="spellStart"/>
-      <w:r>
-        <w:t>synchronized</w:t>
-      </w:r>
-      <w:proofErr w:type="spellEnd"/>
-      <w:r>
-        <w:t>).</w:t>
+      <w:r>
+        <w:t>CinemaSystem – double-checked locking w Singletonie (volatile + synchronized).</w:t>
       </w:r>
     </w:p>
     <w:p>
@@ -12479,31 +9429,7 @@
         <w:contextualSpacing w:val="0"/>
       </w:pPr>
       <w:r>
-        <w:t xml:space="preserve">Listy </w:t>
-      </w:r>
-      <w:proofErr w:type="spellStart"/>
-      <w:r>
-        <w:t>screenings</w:t>
-      </w:r>
-      <w:proofErr w:type="spellEnd"/>
-      <w:r>
-        <w:t xml:space="preserve"> i </w:t>
-      </w:r>
-      <w:proofErr w:type="spellStart"/>
-      <w:r>
-        <w:t>users</w:t>
-      </w:r>
-      <w:proofErr w:type="spellEnd"/>
-      <w:r>
-        <w:t xml:space="preserve"> jako </w:t>
-      </w:r>
-      <w:proofErr w:type="spellStart"/>
-      <w:r>
-        <w:t>CopyOnWriteArrayList</w:t>
-      </w:r>
-      <w:proofErr w:type="spellEnd"/>
-      <w:r>
-        <w:t>.</w:t>
+        <w:t>Listy screenings i users jako CopyOnWriteArrayList.</w:t>
       </w:r>
     </w:p>
     <w:p>
@@ -12882,31 +9808,13 @@
             <w:hideMark/>
           </w:tcPr>
           <w:p>
-            <w:proofErr w:type="spellStart"/>
-            <w:r>
-              <w:rPr>
-                <w:sz w:val="20"/>
-                <w:szCs w:val="20"/>
-              </w:rPr>
-              <w:t>CinemaSystem</w:t>
-            </w:r>
-            <w:proofErr w:type="spellEnd"/>
-            <w:r>
-              <w:rPr>
-                <w:sz w:val="20"/>
-                <w:szCs w:val="20"/>
-              </w:rPr>
-              <w:t xml:space="preserve"> </w:t>
-            </w:r>
-            <w:proofErr w:type="spellStart"/>
-            <w:r>
-              <w:rPr>
-                <w:sz w:val="20"/>
-                <w:szCs w:val="20"/>
-              </w:rPr>
-              <w:t>cinema.service</w:t>
-            </w:r>
-            <w:proofErr w:type="spellEnd"/>
+            <w:r>
+              <w:rPr>
+                <w:sz w:val="20"/>
+                <w:szCs w:val="20"/>
+              </w:rPr>
+              <w:t>CinemaSystem cinema.service</w:t>
+            </w:r>
           </w:p>
         </w:tc>
         <w:tc>
@@ -13014,31 +9922,13 @@
             <w:hideMark/>
           </w:tcPr>
           <w:p>
-            <w:proofErr w:type="spellStart"/>
-            <w:r>
-              <w:rPr>
-                <w:sz w:val="20"/>
-                <w:szCs w:val="20"/>
-              </w:rPr>
-              <w:t>ScreeningBuilder</w:t>
-            </w:r>
-            <w:proofErr w:type="spellEnd"/>
-            <w:r>
-              <w:rPr>
-                <w:sz w:val="20"/>
-                <w:szCs w:val="20"/>
-              </w:rPr>
-              <w:t xml:space="preserve"> </w:t>
-            </w:r>
-            <w:proofErr w:type="spellStart"/>
-            <w:r>
-              <w:rPr>
-                <w:sz w:val="20"/>
-                <w:szCs w:val="20"/>
-              </w:rPr>
-              <w:t>cinema.builder</w:t>
-            </w:r>
-            <w:proofErr w:type="spellEnd"/>
+            <w:r>
+              <w:rPr>
+                <w:sz w:val="20"/>
+                <w:szCs w:val="20"/>
+              </w:rPr>
+              <w:t>ScreeningBuilder cinema.builder</w:t>
+            </w:r>
           </w:p>
         </w:tc>
         <w:tc>
@@ -13146,31 +10036,13 @@
             <w:hideMark/>
           </w:tcPr>
           <w:p>
-            <w:proofErr w:type="spellStart"/>
-            <w:r>
-              <w:rPr>
-                <w:sz w:val="20"/>
-                <w:szCs w:val="20"/>
-              </w:rPr>
-              <w:t>CinemaSystemFacade</w:t>
-            </w:r>
-            <w:proofErr w:type="spellEnd"/>
-            <w:r>
-              <w:rPr>
-                <w:sz w:val="20"/>
-                <w:szCs w:val="20"/>
-              </w:rPr>
-              <w:t xml:space="preserve"> </w:t>
-            </w:r>
-            <w:proofErr w:type="spellStart"/>
-            <w:r>
-              <w:rPr>
-                <w:sz w:val="20"/>
-                <w:szCs w:val="20"/>
-              </w:rPr>
-              <w:t>cinema.facade</w:t>
-            </w:r>
-            <w:proofErr w:type="spellEnd"/>
+            <w:r>
+              <w:rPr>
+                <w:sz w:val="20"/>
+                <w:szCs w:val="20"/>
+              </w:rPr>
+              <w:t>CinemaSystemFacade cinema.facade</w:t>
+            </w:r>
           </w:p>
         </w:tc>
         <w:tc>
@@ -13197,23 +10069,7 @@
                 <w:sz w:val="20"/>
                 <w:szCs w:val="20"/>
               </w:rPr>
-              <w:t xml:space="preserve">Zakup biletu wymaga 5+ kroków na różnych obiektach; fasada </w:t>
-            </w:r>
-            <w:proofErr w:type="spellStart"/>
-            <w:r>
-              <w:rPr>
-                <w:sz w:val="20"/>
-                <w:szCs w:val="20"/>
-              </w:rPr>
-              <w:t>enkapsuluje</w:t>
-            </w:r>
-            <w:proofErr w:type="spellEnd"/>
-            <w:r>
-              <w:rPr>
-                <w:sz w:val="20"/>
-                <w:szCs w:val="20"/>
-              </w:rPr>
-              <w:t xml:space="preserve"> sekwencję w jednym wywołaniu.</w:t>
+              <w:t>Zakup biletu wymaga 5+ kroków na różnych obiektach; fasada enkapsuluje sekwencję w jednym wywołaniu.</w:t>
             </w:r>
           </w:p>
         </w:tc>
@@ -13243,17 +10099,8 @@
           <w:b/>
           <w:bCs/>
         </w:rPr>
-        <w:t xml:space="preserve">Singleton – </w:t>
-      </w:r>
-      <w:proofErr w:type="spellStart"/>
-      <w:r>
-        <w:rPr>
-          <w:b/>
-          <w:bCs/>
-        </w:rPr>
-        <w:t>CinemaSystem</w:t>
-      </w:r>
-      <w:proofErr w:type="spellEnd"/>
+        <w:t>Singleton – CinemaSystem</w:t>
+      </w:r>
     </w:p>
     <w:p>
       <w:pPr>
@@ -13264,31 +10111,7 @@
         </w:rPr>
       </w:pPr>
       <w:r>
-        <w:t xml:space="preserve">Wzorzec Singleton gwarantuje, że w całej aplikacji istnieje tylko jedna instancja </w:t>
-      </w:r>
-      <w:proofErr w:type="spellStart"/>
-      <w:r>
-        <w:t>CinemaSystem</w:t>
-      </w:r>
-      <w:proofErr w:type="spellEnd"/>
-      <w:r>
-        <w:t xml:space="preserve">, przechowująca listę seansów i użytkowników. Metoda </w:t>
-      </w:r>
-      <w:proofErr w:type="spellStart"/>
-      <w:r>
-        <w:t>getInstance</w:t>
-      </w:r>
-      <w:proofErr w:type="spellEnd"/>
-      <w:r>
-        <w:t xml:space="preserve">() tworzy instancję przy pierwszym wywołaniu i zwraca tę samą przy kolejnych </w:t>
-      </w:r>
-      <w:proofErr w:type="spellStart"/>
-      <w:r>
-        <w:t>wywołaniach</w:t>
-      </w:r>
-      <w:proofErr w:type="spellEnd"/>
-      <w:r>
-        <w:t>.</w:t>
+        <w:t>Wzorzec Singleton gwarantuje, że w całej aplikacji istnieje tylko jedna instancja CinemaSystem, przechowująca listę seansów i użytkowników. Metoda getInstance() tworzy instancję przy pierwszym wywołaniu i zwraca tę samą przy kolejnych wywołaniach.</w:t>
       </w:r>
     </w:p>
     <w:p>
@@ -13300,17 +10123,8 @@
           <w:b/>
           <w:bCs/>
         </w:rPr>
-        <w:t xml:space="preserve">Builder – </w:t>
-      </w:r>
-      <w:proofErr w:type="spellStart"/>
-      <w:r>
-        <w:rPr>
-          <w:b/>
-          <w:bCs/>
-        </w:rPr>
-        <w:t>ScreeningBuilder</w:t>
-      </w:r>
-      <w:proofErr w:type="spellEnd"/>
+        <w:t>Builder – ScreeningBuilder</w:t>
+      </w:r>
     </w:p>
     <w:p>
       <w:pPr>
@@ -13321,39 +10135,7 @@
         </w:rPr>
       </w:pPr>
       <w:r>
-        <w:t xml:space="preserve">Problem: konstruktor Screening z wieloma parametrami jest nieczytelny i podatny na błędy kolejności argumentów. </w:t>
-      </w:r>
-      <w:proofErr w:type="spellStart"/>
-      <w:r>
-        <w:t>ScreeningBuilder</w:t>
-      </w:r>
-      <w:proofErr w:type="spellEnd"/>
-      <w:r>
-        <w:t xml:space="preserve"> udostępnia czytelne metody łańcuchowe. Metoda </w:t>
-      </w:r>
-      <w:proofErr w:type="spellStart"/>
-      <w:r>
-        <w:t>setEndFromFilm</w:t>
-      </w:r>
-      <w:proofErr w:type="spellEnd"/>
-      <w:r>
-        <w:t xml:space="preserve">() automatycznie oblicza czas zakończenia na podstawie </w:t>
-      </w:r>
-      <w:proofErr w:type="spellStart"/>
-      <w:r>
-        <w:t>durationMinutes</w:t>
-      </w:r>
-      <w:proofErr w:type="spellEnd"/>
-      <w:r>
-        <w:t xml:space="preserve">. Metoda </w:t>
-      </w:r>
-      <w:proofErr w:type="spellStart"/>
-      <w:r>
-        <w:t>build</w:t>
-      </w:r>
-      <w:proofErr w:type="spellEnd"/>
-      <w:r>
-        <w:t>() wykonuje kompletną walidację przed stworzeniem obiektu.</w:t>
+        <w:t>Problem: konstruktor Screening z wieloma parametrami jest nieczytelny i podatny na błędy kolejności argumentów. ScreeningBuilder udostępnia czytelne metody łańcuchowe. Metoda setEndFromFilm() automatycznie oblicza czas zakończenia na podstawie durationMinutes. Metoda build() wykonuje kompletną walidację przed stworzeniem obiektu.</w:t>
       </w:r>
     </w:p>
     <w:p>
@@ -13365,17 +10147,8 @@
           <w:b/>
           <w:bCs/>
         </w:rPr>
-        <w:t xml:space="preserve">Fasada – </w:t>
-      </w:r>
-      <w:proofErr w:type="spellStart"/>
-      <w:r>
-        <w:rPr>
-          <w:b/>
-          <w:bCs/>
-        </w:rPr>
-        <w:t>CinemaSystemFacade</w:t>
-      </w:r>
-      <w:proofErr w:type="spellEnd"/>
+        <w:t>Fasada – CinemaSystemFacade</w:t>
+      </w:r>
     </w:p>
     <w:p>
       <w:pPr>
@@ -13386,95 +10159,7 @@
         </w:rPr>
       </w:pPr>
       <w:r>
-        <w:t xml:space="preserve">Problem: zakup biletu wymaga kolejno: </w:t>
-      </w:r>
-      <w:proofErr w:type="spellStart"/>
-      <w:r>
-        <w:t>findScreening</w:t>
-      </w:r>
-      <w:proofErr w:type="spellEnd"/>
-      <w:r>
-        <w:t xml:space="preserve"> → </w:t>
-      </w:r>
-      <w:proofErr w:type="spellStart"/>
-      <w:r>
-        <w:t>checkAvailability</w:t>
-      </w:r>
-      <w:proofErr w:type="spellEnd"/>
-      <w:r>
-        <w:t xml:space="preserve"> → </w:t>
-      </w:r>
-      <w:proofErr w:type="spellStart"/>
-      <w:r>
-        <w:t>reserveSeat</w:t>
-      </w:r>
-      <w:proofErr w:type="spellEnd"/>
-      <w:r>
-        <w:t xml:space="preserve"> → </w:t>
-      </w:r>
-      <w:proofErr w:type="spellStart"/>
-      <w:r>
-        <w:t>new</w:t>
-      </w:r>
-      <w:proofErr w:type="spellEnd"/>
-      <w:r>
-        <w:t xml:space="preserve"> </w:t>
-      </w:r>
-      <w:proofErr w:type="spellStart"/>
-      <w:r>
-        <w:t>Ticket</w:t>
-      </w:r>
-      <w:proofErr w:type="spellEnd"/>
-      <w:r>
-        <w:t xml:space="preserve"> → </w:t>
-      </w:r>
-      <w:proofErr w:type="spellStart"/>
-      <w:r>
-        <w:t>addTicket</w:t>
-      </w:r>
-      <w:proofErr w:type="spellEnd"/>
-      <w:r>
-        <w:t xml:space="preserve">. Fasada </w:t>
-      </w:r>
-      <w:proofErr w:type="spellStart"/>
-      <w:r>
-        <w:t>enkapsuluje</w:t>
-      </w:r>
-      <w:proofErr w:type="spellEnd"/>
-      <w:r>
-        <w:t xml:space="preserve"> całą sekwencję w metodzie </w:t>
-      </w:r>
-      <w:proofErr w:type="spellStart"/>
-      <w:r>
-        <w:t>buyTicket</w:t>
-      </w:r>
-      <w:proofErr w:type="spellEnd"/>
-      <w:r>
-        <w:t>(</w:t>
-      </w:r>
-      <w:proofErr w:type="spellStart"/>
-      <w:r>
-        <w:t>user</w:t>
-      </w:r>
-      <w:proofErr w:type="spellEnd"/>
-      <w:r>
-        <w:t xml:space="preserve">, </w:t>
-      </w:r>
-      <w:proofErr w:type="spellStart"/>
-      <w:r>
-        <w:t>screeningId</w:t>
-      </w:r>
-      <w:proofErr w:type="spellEnd"/>
-      <w:r>
-        <w:t xml:space="preserve">, </w:t>
-      </w:r>
-      <w:proofErr w:type="spellStart"/>
-      <w:r>
-        <w:t>seatNumber</w:t>
-      </w:r>
-      <w:proofErr w:type="spellEnd"/>
-      <w:r>
-        <w:t>), którą klient wywołuje bez znajomości szczegółów implementacji.</w:t>
+        <w:t>Problem: zakup biletu wymaga kolejno: findScreening → checkAvailability → reserveSeat → new Ticket → addTicket. Fasada enkapsuluje całą sekwencję w metodzie buyTicket(user, screeningId, seatNumber), którą klient wywołuje bez znajomości szczegółów implementacji.</w:t>
       </w:r>
     </w:p>
     <w:p>
@@ -13555,39 +10240,7 @@
         <w:jc w:val="both"/>
       </w:pPr>
       <w:r>
-        <w:t xml:space="preserve">Testy jednostkowe napisane w </w:t>
-      </w:r>
-      <w:proofErr w:type="spellStart"/>
-      <w:r>
-        <w:t>JUnit</w:t>
-      </w:r>
-      <w:proofErr w:type="spellEnd"/>
-      <w:r>
-        <w:t xml:space="preserve"> 5 (Jupiter). </w:t>
-      </w:r>
-      <w:proofErr w:type="spellStart"/>
-      <w:r>
-        <w:t>CinemaSystem</w:t>
-      </w:r>
-      <w:proofErr w:type="spellEnd"/>
-      <w:r>
-        <w:t xml:space="preserve"> resetowany przed każdym testem przez </w:t>
-      </w:r>
-      <w:proofErr w:type="spellStart"/>
-      <w:r>
-        <w:t>CinemaSystem.resetInstance</w:t>
-      </w:r>
-      <w:proofErr w:type="spellEnd"/>
-      <w:r>
-        <w:t>() w metodzie @BeforeEach. Testy nie wymagają uruchomionej bazy danych – operują wyłącznie na stanie in-</w:t>
-      </w:r>
-      <w:proofErr w:type="spellStart"/>
-      <w:r>
-        <w:t>memory</w:t>
-      </w:r>
-      <w:proofErr w:type="spellEnd"/>
-      <w:r>
-        <w:t>.</w:t>
+        <w:t>Testy jednostkowe napisane w JUnit 5 (Jupiter). CinemaSystem resetowany przed każdym testem przez CinemaSystem.resetInstance() w metodzie @BeforeEach. Testy nie wymagają uruchomionej bazy danych – operują wyłącznie na stanie in-memory.</w:t>
       </w:r>
     </w:p>
     <w:p>
@@ -13821,23 +10474,7 @@
                 <w:sz w:val="20"/>
                 <w:szCs w:val="20"/>
               </w:rPr>
-              <w:t>Przechowywanie atrybutów, nie-</w:t>
-            </w:r>
-            <w:proofErr w:type="spellStart"/>
-            <w:r>
-              <w:rPr>
-                <w:sz w:val="20"/>
-                <w:szCs w:val="20"/>
-              </w:rPr>
-              <w:t>null</w:t>
-            </w:r>
-            <w:proofErr w:type="spellEnd"/>
-            <w:r>
-              <w:rPr>
-                <w:sz w:val="20"/>
-                <w:szCs w:val="20"/>
-              </w:rPr>
-              <w:t xml:space="preserve"> id</w:t>
+              <w:t>Przechowywanie atrybutów, nie-null id</w:t>
             </w:r>
           </w:p>
         </w:tc>
@@ -13921,79 +10558,13 @@
             <w:hideMark/>
           </w:tcPr>
           <w:p>
-            <w:proofErr w:type="spellStart"/>
-            <w:r>
-              <w:rPr>
-                <w:sz w:val="20"/>
-                <w:szCs w:val="20"/>
-              </w:rPr>
-              <w:t>reserve</w:t>
-            </w:r>
-            <w:proofErr w:type="spellEnd"/>
-            <w:r>
-              <w:rPr>
-                <w:sz w:val="20"/>
-                <w:szCs w:val="20"/>
-              </w:rPr>
-              <w:t xml:space="preserve">(), </w:t>
-            </w:r>
-            <w:proofErr w:type="spellStart"/>
-            <w:r>
-              <w:rPr>
-                <w:sz w:val="20"/>
-                <w:szCs w:val="20"/>
-              </w:rPr>
-              <w:t>release</w:t>
-            </w:r>
-            <w:proofErr w:type="spellEnd"/>
-            <w:r>
-              <w:rPr>
-                <w:sz w:val="20"/>
-                <w:szCs w:val="20"/>
-              </w:rPr>
-              <w:t xml:space="preserve">(), </w:t>
-            </w:r>
-            <w:proofErr w:type="spellStart"/>
-            <w:r>
-              <w:rPr>
-                <w:sz w:val="20"/>
-                <w:szCs w:val="20"/>
-              </w:rPr>
-              <w:t>double</w:t>
-            </w:r>
-            <w:proofErr w:type="spellEnd"/>
-            <w:r>
-              <w:rPr>
-                <w:sz w:val="20"/>
-                <w:szCs w:val="20"/>
-              </w:rPr>
-              <w:t xml:space="preserve"> </w:t>
-            </w:r>
-            <w:proofErr w:type="spellStart"/>
-            <w:r>
-              <w:rPr>
-                <w:sz w:val="20"/>
-                <w:szCs w:val="20"/>
-              </w:rPr>
-              <w:t>reserve</w:t>
-            </w:r>
-            <w:proofErr w:type="spellEnd"/>
-            <w:r>
-              <w:rPr>
-                <w:sz w:val="20"/>
-                <w:szCs w:val="20"/>
-              </w:rPr>
-              <w:t xml:space="preserve"> → </w:t>
-            </w:r>
-            <w:proofErr w:type="spellStart"/>
-            <w:r>
-              <w:rPr>
-                <w:sz w:val="20"/>
-                <w:szCs w:val="20"/>
-              </w:rPr>
-              <w:t>IllegalStateException</w:t>
-            </w:r>
-            <w:proofErr w:type="spellEnd"/>
+            <w:r>
+              <w:rPr>
+                <w:sz w:val="20"/>
+                <w:szCs w:val="20"/>
+              </w:rPr>
+              <w:t>reserve(), release(), double reserve → IllegalStateException</w:t>
+            </w:r>
           </w:p>
         </w:tc>
       </w:tr>
@@ -14053,17 +10624,8 @@
                 <w:sz w:val="20"/>
                 <w:szCs w:val="20"/>
               </w:rPr>
-              <w:t xml:space="preserve">User, </w:t>
-            </w:r>
-            <w:proofErr w:type="spellStart"/>
-            <w:r>
-              <w:rPr>
-                <w:sz w:val="20"/>
-                <w:szCs w:val="20"/>
-              </w:rPr>
-              <w:t>Customer</w:t>
-            </w:r>
-            <w:proofErr w:type="spellEnd"/>
+              <w:t>User, Customer</w:t>
+            </w:r>
           </w:p>
         </w:tc>
         <w:tc>
@@ -14090,49 +10652,8 @@
                 <w:sz w:val="20"/>
                 <w:szCs w:val="20"/>
               </w:rPr>
-              <w:t xml:space="preserve">Dziedziczenie </w:t>
-            </w:r>
-            <w:proofErr w:type="spellStart"/>
-            <w:r>
-              <w:rPr>
-                <w:sz w:val="20"/>
-                <w:szCs w:val="20"/>
-              </w:rPr>
-              <w:t>assertInstanceOf</w:t>
-            </w:r>
-            <w:proofErr w:type="spellEnd"/>
-            <w:r>
-              <w:rPr>
-                <w:sz w:val="20"/>
-                <w:szCs w:val="20"/>
-              </w:rPr>
-              <w:t xml:space="preserve">, </w:t>
-            </w:r>
-            <w:proofErr w:type="spellStart"/>
-            <w:r>
-              <w:rPr>
-                <w:sz w:val="20"/>
-                <w:szCs w:val="20"/>
-              </w:rPr>
-              <w:t>addTicket</w:t>
-            </w:r>
-            <w:proofErr w:type="spellEnd"/>
-            <w:r>
-              <w:rPr>
-                <w:sz w:val="20"/>
-                <w:szCs w:val="20"/>
-              </w:rPr>
-              <w:t>/</w:t>
-            </w:r>
-            <w:proofErr w:type="spellStart"/>
-            <w:r>
-              <w:rPr>
-                <w:sz w:val="20"/>
-                <w:szCs w:val="20"/>
-              </w:rPr>
-              <w:t>getTickets</w:t>
-            </w:r>
-            <w:proofErr w:type="spellEnd"/>
+              <w:t>Dziedziczenie assertInstanceOf, addTicket/getTickets</w:t>
+            </w:r>
           </w:p>
         </w:tc>
       </w:tr>
@@ -14220,65 +10741,8 @@
                 <w:sz w:val="20"/>
                 <w:szCs w:val="20"/>
               </w:rPr>
-              <w:t xml:space="preserve">Liczba wygenerowanych miejsc, </w:t>
-            </w:r>
-            <w:proofErr w:type="spellStart"/>
-            <w:r>
-              <w:rPr>
-                <w:sz w:val="20"/>
-                <w:szCs w:val="20"/>
-              </w:rPr>
-              <w:t>checkAvailability</w:t>
-            </w:r>
-            <w:proofErr w:type="spellEnd"/>
-            <w:r>
-              <w:rPr>
-                <w:sz w:val="20"/>
-                <w:szCs w:val="20"/>
-              </w:rPr>
-              <w:t xml:space="preserve">, </w:t>
-            </w:r>
-            <w:proofErr w:type="spellStart"/>
-            <w:r>
-              <w:rPr>
-                <w:sz w:val="20"/>
-                <w:szCs w:val="20"/>
-              </w:rPr>
-              <w:t>reserveSeat</w:t>
-            </w:r>
-            <w:proofErr w:type="spellEnd"/>
-            <w:r>
-              <w:rPr>
-                <w:sz w:val="20"/>
-                <w:szCs w:val="20"/>
-              </w:rPr>
-              <w:t xml:space="preserve">, </w:t>
-            </w:r>
-            <w:proofErr w:type="spellStart"/>
-            <w:r>
-              <w:rPr>
-                <w:sz w:val="20"/>
-                <w:szCs w:val="20"/>
-              </w:rPr>
-              <w:t>getSeat</w:t>
-            </w:r>
-            <w:proofErr w:type="spellEnd"/>
-            <w:r>
-              <w:rPr>
-                <w:sz w:val="20"/>
-                <w:szCs w:val="20"/>
-              </w:rPr>
-              <w:t xml:space="preserve">, </w:t>
-            </w:r>
-            <w:proofErr w:type="spellStart"/>
-            <w:r>
-              <w:rPr>
-                <w:sz w:val="20"/>
-                <w:szCs w:val="20"/>
-              </w:rPr>
-              <w:t>releaseSeat</w:t>
-            </w:r>
-            <w:proofErr w:type="spellEnd"/>
+              <w:t>Liczba wygenerowanych miejsc, checkAvailability, reserveSeat, getSeat, releaseSeat</w:t>
+            </w:r>
           </w:p>
         </w:tc>
       </w:tr>
@@ -14333,7 +10797,6 @@
             <w:hideMark/>
           </w:tcPr>
           <w:p>
-            <w:proofErr w:type="spellStart"/>
             <w:r>
               <w:rPr>
                 <w:sz w:val="20"/>
@@ -14341,7 +10804,6 @@
               </w:rPr>
               <w:t>isConflictWith</w:t>
             </w:r>
-            <w:proofErr w:type="spellEnd"/>
           </w:p>
         </w:tc>
         <w:tc>
@@ -14368,55 +10830,7 @@
                 <w:sz w:val="20"/>
                 <w:szCs w:val="20"/>
               </w:rPr>
-              <w:t>Nakładanie w tej samej sali (</w:t>
-            </w:r>
-            <w:proofErr w:type="spellStart"/>
-            <w:r>
-              <w:rPr>
-                <w:sz w:val="20"/>
-                <w:szCs w:val="20"/>
-              </w:rPr>
-              <w:t>true</w:t>
-            </w:r>
-            <w:proofErr w:type="spellEnd"/>
-            <w:r>
-              <w:rPr>
-                <w:sz w:val="20"/>
-                <w:szCs w:val="20"/>
-              </w:rPr>
-              <w:t>), różna sala (</w:t>
-            </w:r>
-            <w:proofErr w:type="spellStart"/>
-            <w:r>
-              <w:rPr>
-                <w:sz w:val="20"/>
-                <w:szCs w:val="20"/>
-              </w:rPr>
-              <w:t>false</w:t>
-            </w:r>
-            <w:proofErr w:type="spellEnd"/>
-            <w:r>
-              <w:rPr>
-                <w:sz w:val="20"/>
-                <w:szCs w:val="20"/>
-              </w:rPr>
-              <w:t>), terminy sekwencyjne (</w:t>
-            </w:r>
-            <w:proofErr w:type="spellStart"/>
-            <w:r>
-              <w:rPr>
-                <w:sz w:val="20"/>
-                <w:szCs w:val="20"/>
-              </w:rPr>
-              <w:t>false</w:t>
-            </w:r>
-            <w:proofErr w:type="spellEnd"/>
-            <w:r>
-              <w:rPr>
-                <w:sz w:val="20"/>
-                <w:szCs w:val="20"/>
-              </w:rPr>
-              <w:t>)</w:t>
+              <w:t>Nakładanie w tej samej sali (true), różna sala (false), terminy sekwencyjne (false)</w:t>
             </w:r>
           </w:p>
         </w:tc>
@@ -14472,7 +10886,6 @@
             <w:hideMark/>
           </w:tcPr>
           <w:p>
-            <w:proofErr w:type="spellStart"/>
             <w:r>
               <w:rPr>
                 <w:sz w:val="20"/>
@@ -14480,7 +10893,6 @@
               </w:rPr>
               <w:t>Ticket</w:t>
             </w:r>
-            <w:proofErr w:type="spellEnd"/>
           </w:p>
         </w:tc>
         <w:tc>
@@ -14507,55 +10919,7 @@
                 <w:sz w:val="20"/>
                 <w:szCs w:val="20"/>
               </w:rPr>
-              <w:t xml:space="preserve">Status PURCHASED, </w:t>
-            </w:r>
-            <w:proofErr w:type="spellStart"/>
-            <w:r>
-              <w:rPr>
-                <w:sz w:val="20"/>
-                <w:szCs w:val="20"/>
-              </w:rPr>
-              <w:t>refund</w:t>
-            </w:r>
-            <w:proofErr w:type="spellEnd"/>
-            <w:r>
-              <w:rPr>
-                <w:sz w:val="20"/>
-                <w:szCs w:val="20"/>
-              </w:rPr>
-              <w:t xml:space="preserve">() → RETURNED + miejsce wolne, </w:t>
-            </w:r>
-            <w:proofErr w:type="spellStart"/>
-            <w:r>
-              <w:rPr>
-                <w:sz w:val="20"/>
-                <w:szCs w:val="20"/>
-              </w:rPr>
-              <w:t>double</w:t>
-            </w:r>
-            <w:proofErr w:type="spellEnd"/>
-            <w:r>
-              <w:rPr>
-                <w:sz w:val="20"/>
-                <w:szCs w:val="20"/>
-              </w:rPr>
-              <w:t xml:space="preserve"> </w:t>
-            </w:r>
-            <w:proofErr w:type="spellStart"/>
-            <w:r>
-              <w:rPr>
-                <w:sz w:val="20"/>
-                <w:szCs w:val="20"/>
-              </w:rPr>
-              <w:t>refund</w:t>
-            </w:r>
-            <w:proofErr w:type="spellEnd"/>
-            <w:r>
-              <w:rPr>
-                <w:sz w:val="20"/>
-                <w:szCs w:val="20"/>
-              </w:rPr>
-              <w:t xml:space="preserve"> → wyjątek</w:t>
+              <w:t>Status PURCHASED, refund() → RETURNED + miejsce wolne, double refund → wyjątek</w:t>
             </w:r>
           </w:p>
         </w:tc>
@@ -14611,21 +10975,12 @@
             <w:hideMark/>
           </w:tcPr>
           <w:p>
-            <w:proofErr w:type="spellStart"/>
-            <w:r>
-              <w:rPr>
-                <w:sz w:val="20"/>
-                <w:szCs w:val="20"/>
-              </w:rPr>
-              <w:t>CinemaSystem</w:t>
-            </w:r>
-            <w:proofErr w:type="spellEnd"/>
-            <w:r>
-              <w:rPr>
-                <w:sz w:val="20"/>
-                <w:szCs w:val="20"/>
-              </w:rPr>
-              <w:t xml:space="preserve"> – Singleton</w:t>
+            <w:r>
+              <w:rPr>
+                <w:sz w:val="20"/>
+                <w:szCs w:val="20"/>
+              </w:rPr>
+              <w:t>CinemaSystem – Singleton</w:t>
             </w:r>
           </w:p>
         </w:tc>
@@ -14648,53 +11003,12 @@
             <w:hideMark/>
           </w:tcPr>
           <w:p>
-            <w:proofErr w:type="spellStart"/>
-            <w:r>
-              <w:rPr>
-                <w:sz w:val="20"/>
-                <w:szCs w:val="20"/>
-              </w:rPr>
-              <w:t>assertSame</w:t>
-            </w:r>
-            <w:proofErr w:type="spellEnd"/>
-            <w:r>
-              <w:rPr>
-                <w:sz w:val="20"/>
-                <w:szCs w:val="20"/>
-              </w:rPr>
-              <w:t xml:space="preserve">, </w:t>
-            </w:r>
-            <w:proofErr w:type="spellStart"/>
-            <w:r>
-              <w:rPr>
-                <w:sz w:val="20"/>
-                <w:szCs w:val="20"/>
-              </w:rPr>
-              <w:t>addScreening</w:t>
-            </w:r>
-            <w:proofErr w:type="spellEnd"/>
-            <w:r>
-              <w:rPr>
-                <w:sz w:val="20"/>
-                <w:szCs w:val="20"/>
-              </w:rPr>
-              <w:t xml:space="preserve"> → </w:t>
-            </w:r>
-            <w:proofErr w:type="spellStart"/>
-            <w:r>
-              <w:rPr>
-                <w:sz w:val="20"/>
-                <w:szCs w:val="20"/>
-              </w:rPr>
-              <w:t>size</w:t>
-            </w:r>
-            <w:proofErr w:type="spellEnd"/>
-            <w:r>
-              <w:rPr>
-                <w:sz w:val="20"/>
-                <w:szCs w:val="20"/>
-              </w:rPr>
-              <w:t>++</w:t>
+            <w:r>
+              <w:rPr>
+                <w:sz w:val="20"/>
+                <w:szCs w:val="20"/>
+              </w:rPr>
+              <w:t>assertSame, addScreening → size++</w:t>
             </w:r>
           </w:p>
         </w:tc>
@@ -14750,7 +11064,6 @@
             <w:hideMark/>
           </w:tcPr>
           <w:p>
-            <w:proofErr w:type="spellStart"/>
             <w:r>
               <w:rPr>
                 <w:sz w:val="20"/>
@@ -14758,7 +11071,6 @@
               </w:rPr>
               <w:t>isHallAvailable</w:t>
             </w:r>
-            <w:proofErr w:type="spellEnd"/>
           </w:p>
         </w:tc>
         <w:tc>
@@ -14785,55 +11097,7 @@
                 <w:sz w:val="20"/>
                 <w:szCs w:val="20"/>
               </w:rPr>
-              <w:t>Wolna (</w:t>
-            </w:r>
-            <w:proofErr w:type="spellStart"/>
-            <w:r>
-              <w:rPr>
-                <w:sz w:val="20"/>
-                <w:szCs w:val="20"/>
-              </w:rPr>
-              <w:t>true</w:t>
-            </w:r>
-            <w:proofErr w:type="spellEnd"/>
-            <w:r>
-              <w:rPr>
-                <w:sz w:val="20"/>
-                <w:szCs w:val="20"/>
-              </w:rPr>
-              <w:t>), zajęta (</w:t>
-            </w:r>
-            <w:proofErr w:type="spellStart"/>
-            <w:r>
-              <w:rPr>
-                <w:sz w:val="20"/>
-                <w:szCs w:val="20"/>
-              </w:rPr>
-              <w:t>false</w:t>
-            </w:r>
-            <w:proofErr w:type="spellEnd"/>
-            <w:r>
-              <w:rPr>
-                <w:sz w:val="20"/>
-                <w:szCs w:val="20"/>
-              </w:rPr>
-              <w:t>), inna sala (</w:t>
-            </w:r>
-            <w:proofErr w:type="spellStart"/>
-            <w:r>
-              <w:rPr>
-                <w:sz w:val="20"/>
-                <w:szCs w:val="20"/>
-              </w:rPr>
-              <w:t>true</w:t>
-            </w:r>
-            <w:proofErr w:type="spellEnd"/>
-            <w:r>
-              <w:rPr>
-                <w:sz w:val="20"/>
-                <w:szCs w:val="20"/>
-              </w:rPr>
-              <w:t>)</w:t>
+              <w:t>Wolna (true), zajęta (false), inna sala (true)</w:t>
             </w:r>
           </w:p>
         </w:tc>
@@ -14889,21 +11153,12 @@
             <w:hideMark/>
           </w:tcPr>
           <w:p>
-            <w:proofErr w:type="spellStart"/>
-            <w:r>
-              <w:rPr>
-                <w:sz w:val="20"/>
-                <w:szCs w:val="20"/>
-              </w:rPr>
-              <w:t>addScreening</w:t>
-            </w:r>
-            <w:proofErr w:type="spellEnd"/>
-            <w:r>
-              <w:rPr>
-                <w:sz w:val="20"/>
-                <w:szCs w:val="20"/>
-              </w:rPr>
-              <w:t xml:space="preserve"> – konflikt</w:t>
+            <w:r>
+              <w:rPr>
+                <w:sz w:val="20"/>
+                <w:szCs w:val="20"/>
+              </w:rPr>
+              <w:t>addScreening – konflikt</w:t>
             </w:r>
           </w:p>
         </w:tc>
@@ -14926,21 +11181,12 @@
             <w:hideMark/>
           </w:tcPr>
           <w:p>
-            <w:proofErr w:type="spellStart"/>
-            <w:r>
-              <w:rPr>
-                <w:sz w:val="20"/>
-                <w:szCs w:val="20"/>
-              </w:rPr>
-              <w:t>IllegalStateException</w:t>
-            </w:r>
-            <w:proofErr w:type="spellEnd"/>
-            <w:r>
-              <w:rPr>
-                <w:sz w:val="20"/>
-                <w:szCs w:val="20"/>
-              </w:rPr>
-              <w:t xml:space="preserve"> przy konflikcie</w:t>
+            <w:r>
+              <w:rPr>
+                <w:sz w:val="20"/>
+                <w:szCs w:val="20"/>
+              </w:rPr>
+              <w:t>IllegalStateException przy konflikcie</w:t>
             </w:r>
           </w:p>
         </w:tc>
@@ -14996,7 +11242,6 @@
             <w:hideMark/>
           </w:tcPr>
           <w:p>
-            <w:proofErr w:type="spellStart"/>
             <w:r>
               <w:rPr>
                 <w:sz w:val="20"/>
@@ -15004,7 +11249,6 @@
               </w:rPr>
               <w:t>authenticate</w:t>
             </w:r>
-            <w:proofErr w:type="spellEnd"/>
           </w:p>
         </w:tc>
         <w:tc>
@@ -15031,71 +11275,7 @@
                 <w:sz w:val="20"/>
                 <w:szCs w:val="20"/>
               </w:rPr>
-              <w:t>Poprawne dane (</w:t>
-            </w:r>
-            <w:proofErr w:type="spellStart"/>
-            <w:r>
-              <w:rPr>
-                <w:sz w:val="20"/>
-                <w:szCs w:val="20"/>
-              </w:rPr>
-              <w:t>present</w:t>
-            </w:r>
-            <w:proofErr w:type="spellEnd"/>
-            <w:r>
-              <w:rPr>
-                <w:sz w:val="20"/>
-                <w:szCs w:val="20"/>
-              </w:rPr>
-              <w:t>), złe hasło (</w:t>
-            </w:r>
-            <w:proofErr w:type="spellStart"/>
-            <w:r>
-              <w:rPr>
-                <w:sz w:val="20"/>
-                <w:szCs w:val="20"/>
-              </w:rPr>
-              <w:t>empty</w:t>
-            </w:r>
-            <w:proofErr w:type="spellEnd"/>
-            <w:r>
-              <w:rPr>
-                <w:sz w:val="20"/>
-                <w:szCs w:val="20"/>
-              </w:rPr>
-              <w:t xml:space="preserve">), nieznany </w:t>
-            </w:r>
-            <w:proofErr w:type="spellStart"/>
-            <w:r>
-              <w:rPr>
-                <w:sz w:val="20"/>
-                <w:szCs w:val="20"/>
-              </w:rPr>
-              <w:t>user</w:t>
-            </w:r>
-            <w:proofErr w:type="spellEnd"/>
-            <w:r>
-              <w:rPr>
-                <w:sz w:val="20"/>
-                <w:szCs w:val="20"/>
-              </w:rPr>
-              <w:t xml:space="preserve"> (</w:t>
-            </w:r>
-            <w:proofErr w:type="spellStart"/>
-            <w:r>
-              <w:rPr>
-                <w:sz w:val="20"/>
-                <w:szCs w:val="20"/>
-              </w:rPr>
-              <w:t>empty</w:t>
-            </w:r>
-            <w:proofErr w:type="spellEnd"/>
-            <w:r>
-              <w:rPr>
-                <w:sz w:val="20"/>
-                <w:szCs w:val="20"/>
-              </w:rPr>
-              <w:t>)</w:t>
+              <w:t>Poprawne dane (present), złe hasło (empty), nieznany user (empty)</w:t>
             </w:r>
           </w:p>
         </w:tc>
@@ -15125,6 +11305,7 @@
         <w:rPr>
           <w:b/>
           <w:bCs/>
+          <w:noProof/>
           <w:sz w:val="40"/>
           <w:szCs w:val="40"/>
         </w:rPr>
@@ -15314,15 +11495,12 @@
         </w:rPr>
       </w:pPr>
       <w:r>
-        <w:t xml:space="preserve">  </w:t>
-      </w:r>
-      <w:r>
-        <w:t>Klasa Main.java prezentuje pełny przepływ operacji wypisując wyniki do</w:t>
-      </w:r>
-      <w:r>
-        <w:t xml:space="preserve"> konsoli</w:t>
-      </w:r>
-      <w:r>
+        <w:t xml:space="preserve">  Klasa Main.java prezentuje pełny przepływ operacji wypisując wyniki do konsoli</w:t>
+      </w:r>
+      <w:r>
+        <w:rPr>
+          <w:noProof/>
+        </w:rPr>
         <w:drawing>
           <wp:anchor distT="0" distB="0" distL="114300" distR="114300" simplePos="0" relativeHeight="251663360" behindDoc="0" locked="0" layoutInCell="1" allowOverlap="1" wp14:anchorId="4C9B4090" wp14:editId="7332672D">
             <wp:simplePos x="0" y="0"/>
@@ -15638,345 +11816,16 @@
                 <w:sz w:val="20"/>
                 <w:szCs w:val="20"/>
               </w:rPr>
-              <w:t xml:space="preserve">Klasy modelu: Film, Hall, Seat, </w:t>
-            </w:r>
-            <w:proofErr w:type="spellStart"/>
-            <w:r>
-              <w:rPr>
-                <w:sz w:val="20"/>
-                <w:szCs w:val="20"/>
-              </w:rPr>
-              <w:t>Ticket</w:t>
-            </w:r>
-            <w:proofErr w:type="spellEnd"/>
-            <w:r>
-              <w:rPr>
-                <w:sz w:val="20"/>
-                <w:szCs w:val="20"/>
-              </w:rPr>
-              <w:t xml:space="preserve"> (</w:t>
-            </w:r>
-            <w:proofErr w:type="spellStart"/>
-            <w:r>
-              <w:rPr>
-                <w:sz w:val="20"/>
-                <w:szCs w:val="20"/>
-              </w:rPr>
-              <w:t>TicketStatus</w:t>
-            </w:r>
-            <w:proofErr w:type="spellEnd"/>
-            <w:r>
-              <w:rPr>
-                <w:sz w:val="20"/>
-                <w:szCs w:val="20"/>
-              </w:rPr>
-              <w:t xml:space="preserve">), User (abstrakt), </w:t>
-            </w:r>
-            <w:proofErr w:type="spellStart"/>
-            <w:r>
-              <w:rPr>
-                <w:sz w:val="20"/>
-                <w:szCs w:val="20"/>
-              </w:rPr>
-              <w:t>Customer</w:t>
-            </w:r>
-            <w:proofErr w:type="spellEnd"/>
-            <w:r>
-              <w:rPr>
-                <w:sz w:val="20"/>
-                <w:szCs w:val="20"/>
-              </w:rPr>
-              <w:t xml:space="preserve">, </w:t>
-            </w:r>
-            <w:proofErr w:type="spellStart"/>
-            <w:r>
-              <w:rPr>
-                <w:sz w:val="20"/>
-                <w:szCs w:val="20"/>
-              </w:rPr>
-              <w:t>Employee</w:t>
-            </w:r>
-            <w:proofErr w:type="spellEnd"/>
-            <w:r>
-              <w:rPr>
-                <w:sz w:val="20"/>
-                <w:szCs w:val="20"/>
-              </w:rPr>
-              <w:t>, Manager. Klasa Screening: pola film/hall/start/end/</w:t>
-            </w:r>
-            <w:proofErr w:type="spellStart"/>
-            <w:r>
-              <w:rPr>
-                <w:sz w:val="20"/>
-                <w:szCs w:val="20"/>
-              </w:rPr>
-              <w:t>seats</w:t>
-            </w:r>
-            <w:proofErr w:type="spellEnd"/>
-            <w:r>
-              <w:rPr>
-                <w:sz w:val="20"/>
-                <w:szCs w:val="20"/>
-              </w:rPr>
-              <w:t xml:space="preserve">/is3D, metody </w:t>
-            </w:r>
-            <w:proofErr w:type="spellStart"/>
-            <w:r>
-              <w:rPr>
-                <w:sz w:val="20"/>
-                <w:szCs w:val="20"/>
-              </w:rPr>
-              <w:t>isConflictWith</w:t>
-            </w:r>
-            <w:proofErr w:type="spellEnd"/>
-            <w:r>
-              <w:rPr>
-                <w:sz w:val="20"/>
-                <w:szCs w:val="20"/>
-              </w:rPr>
-              <w:t xml:space="preserve">(), </w:t>
-            </w:r>
-            <w:proofErr w:type="spellStart"/>
-            <w:r>
-              <w:rPr>
-                <w:sz w:val="20"/>
-                <w:szCs w:val="20"/>
-              </w:rPr>
-              <w:t>checkAvailability</w:t>
-            </w:r>
-            <w:proofErr w:type="spellEnd"/>
-            <w:r>
-              <w:rPr>
-                <w:sz w:val="20"/>
-                <w:szCs w:val="20"/>
-              </w:rPr>
-              <w:t xml:space="preserve">(), </w:t>
-            </w:r>
-            <w:proofErr w:type="spellStart"/>
-            <w:r>
-              <w:rPr>
-                <w:sz w:val="20"/>
-                <w:szCs w:val="20"/>
-              </w:rPr>
-              <w:t>reserveSeat</w:t>
-            </w:r>
-            <w:proofErr w:type="spellEnd"/>
-            <w:r>
-              <w:rPr>
-                <w:sz w:val="20"/>
-                <w:szCs w:val="20"/>
-              </w:rPr>
-              <w:t xml:space="preserve">(), </w:t>
-            </w:r>
-            <w:proofErr w:type="spellStart"/>
-            <w:r>
-              <w:rPr>
-                <w:sz w:val="20"/>
-                <w:szCs w:val="20"/>
-              </w:rPr>
-              <w:t>getSeat</w:t>
-            </w:r>
-            <w:proofErr w:type="spellEnd"/>
-            <w:r>
-              <w:rPr>
-                <w:sz w:val="20"/>
-                <w:szCs w:val="20"/>
-              </w:rPr>
-              <w:t>(). Diagram klas modelu domenowego.</w:t>
-            </w:r>
-          </w:p>
-          <w:p>
-            <w:proofErr w:type="spellStart"/>
-            <w:r>
-              <w:rPr>
-                <w:sz w:val="20"/>
-                <w:szCs w:val="20"/>
-              </w:rPr>
-              <w:t>ScreeningBuilder</w:t>
-            </w:r>
-            <w:proofErr w:type="spellEnd"/>
-            <w:r>
-              <w:rPr>
-                <w:sz w:val="20"/>
-                <w:szCs w:val="20"/>
-              </w:rPr>
-              <w:t xml:space="preserve"> (</w:t>
-            </w:r>
-            <w:proofErr w:type="spellStart"/>
-            <w:r>
-              <w:rPr>
-                <w:sz w:val="20"/>
-                <w:szCs w:val="20"/>
-              </w:rPr>
-              <w:t>cinema.builder</w:t>
-            </w:r>
-            <w:proofErr w:type="spellEnd"/>
-            <w:r>
-              <w:rPr>
-                <w:sz w:val="20"/>
-                <w:szCs w:val="20"/>
-              </w:rPr>
-              <w:t xml:space="preserve">): </w:t>
-            </w:r>
-            <w:proofErr w:type="spellStart"/>
-            <w:r>
-              <w:rPr>
-                <w:sz w:val="20"/>
-                <w:szCs w:val="20"/>
-              </w:rPr>
-              <w:t>setFilm</w:t>
-            </w:r>
-            <w:proofErr w:type="spellEnd"/>
-            <w:r>
-              <w:rPr>
-                <w:sz w:val="20"/>
-                <w:szCs w:val="20"/>
-              </w:rPr>
-              <w:t xml:space="preserve">/Hall/Start/End/3D(), </w:t>
-            </w:r>
-            <w:proofErr w:type="spellStart"/>
-            <w:r>
-              <w:rPr>
-                <w:sz w:val="20"/>
-                <w:szCs w:val="20"/>
-              </w:rPr>
-              <w:t>setEndFromFilm</w:t>
-            </w:r>
-            <w:proofErr w:type="spellEnd"/>
-            <w:r>
-              <w:rPr>
-                <w:sz w:val="20"/>
-                <w:szCs w:val="20"/>
-              </w:rPr>
-              <w:t xml:space="preserve">(), </w:t>
-            </w:r>
-            <w:proofErr w:type="spellStart"/>
-            <w:r>
-              <w:rPr>
-                <w:sz w:val="20"/>
-                <w:szCs w:val="20"/>
-              </w:rPr>
-              <w:t>build</w:t>
-            </w:r>
-            <w:proofErr w:type="spellEnd"/>
-            <w:r>
-              <w:rPr>
-                <w:sz w:val="20"/>
-                <w:szCs w:val="20"/>
-              </w:rPr>
-              <w:t xml:space="preserve">() z walidacją. </w:t>
-            </w:r>
-            <w:proofErr w:type="spellStart"/>
-            <w:r>
-              <w:rPr>
-                <w:sz w:val="20"/>
-                <w:szCs w:val="20"/>
-              </w:rPr>
-              <w:t>CinemaSystemFacade</w:t>
-            </w:r>
-            <w:proofErr w:type="spellEnd"/>
-            <w:r>
-              <w:rPr>
-                <w:sz w:val="20"/>
-                <w:szCs w:val="20"/>
-              </w:rPr>
-              <w:t xml:space="preserve"> (</w:t>
-            </w:r>
-            <w:proofErr w:type="spellStart"/>
-            <w:r>
-              <w:rPr>
-                <w:sz w:val="20"/>
-                <w:szCs w:val="20"/>
-              </w:rPr>
-              <w:t>cinema.facade</w:t>
-            </w:r>
-            <w:proofErr w:type="spellEnd"/>
-            <w:r>
-              <w:rPr>
-                <w:sz w:val="20"/>
-                <w:szCs w:val="20"/>
-              </w:rPr>
-              <w:t xml:space="preserve">): </w:t>
-            </w:r>
-            <w:proofErr w:type="spellStart"/>
-            <w:r>
-              <w:rPr>
-                <w:sz w:val="20"/>
-                <w:szCs w:val="20"/>
-              </w:rPr>
-              <w:t>buyTicket</w:t>
-            </w:r>
-            <w:proofErr w:type="spellEnd"/>
-            <w:r>
-              <w:rPr>
-                <w:sz w:val="20"/>
-                <w:szCs w:val="20"/>
-              </w:rPr>
-              <w:t xml:space="preserve">(), </w:t>
-            </w:r>
-            <w:proofErr w:type="spellStart"/>
-            <w:r>
-              <w:rPr>
-                <w:sz w:val="20"/>
-                <w:szCs w:val="20"/>
-              </w:rPr>
-              <w:t>refundTicket</w:t>
-            </w:r>
-            <w:proofErr w:type="spellEnd"/>
-            <w:r>
-              <w:rPr>
-                <w:sz w:val="20"/>
-                <w:szCs w:val="20"/>
-              </w:rPr>
-              <w:t xml:space="preserve">(), </w:t>
-            </w:r>
-            <w:proofErr w:type="spellStart"/>
-            <w:r>
-              <w:rPr>
-                <w:sz w:val="20"/>
-                <w:szCs w:val="20"/>
-              </w:rPr>
-              <w:t>createScreening</w:t>
-            </w:r>
-            <w:proofErr w:type="spellEnd"/>
-            <w:r>
-              <w:rPr>
-                <w:sz w:val="20"/>
-                <w:szCs w:val="20"/>
-              </w:rPr>
-              <w:t xml:space="preserve">(), </w:t>
-            </w:r>
-            <w:proofErr w:type="spellStart"/>
-            <w:r>
-              <w:rPr>
-                <w:sz w:val="20"/>
-                <w:szCs w:val="20"/>
-              </w:rPr>
-              <w:t>getAvailableScreenings</w:t>
-            </w:r>
-            <w:proofErr w:type="spellEnd"/>
-            <w:r>
-              <w:rPr>
-                <w:sz w:val="20"/>
-                <w:szCs w:val="20"/>
-              </w:rPr>
-              <w:t xml:space="preserve">(). Testy </w:t>
-            </w:r>
-            <w:proofErr w:type="spellStart"/>
-            <w:r>
-              <w:rPr>
-                <w:sz w:val="20"/>
-                <w:szCs w:val="20"/>
-              </w:rPr>
-              <w:t>JUnit</w:t>
-            </w:r>
-            <w:proofErr w:type="spellEnd"/>
-            <w:r>
-              <w:rPr>
-                <w:sz w:val="20"/>
-                <w:szCs w:val="20"/>
-              </w:rPr>
-              <w:t xml:space="preserve"> 5: Builder ×3, Fasada ×3. Scenariusze UC-02, UC-03.</w:t>
+              <w:t>Klasy modelu: Film, Hall, Seat, Ticket (TicketStatus), User (abstrakt), Customer, Employee, Manager. Klasa Screening: pola film/hall/start/end/seats/is3D, metody isConflictWith(), checkAvailability(), reserveSeat(), getSeat(). Diagram klas modelu domenowego.</w:t>
+            </w:r>
+          </w:p>
+          <w:p>
+            <w:r>
+              <w:rPr>
+                <w:sz w:val="20"/>
+                <w:szCs w:val="20"/>
+              </w:rPr>
+              <w:t>ScreeningBuilder (cinema.builder): setFilm/Hall/Start/End/3D(), setEndFromFilm(), build() z walidacją. CinemaSystemFacade (cinema.facade): buyTicket(), refundTicket(), createScreening(), getAvailableScreenings(). Testy JUnit 5: Builder ×3, Fasada ×3. Scenariusze UC-02, UC-03.</w:t>
             </w:r>
           </w:p>
         </w:tc>
@@ -16038,359 +11887,21 @@
                 <w:szCs w:val="20"/>
               </w:rPr>
             </w:pPr>
-            <w:proofErr w:type="spellStart"/>
-            <w:r>
-              <w:rPr>
-                <w:sz w:val="20"/>
-                <w:szCs w:val="20"/>
-              </w:rPr>
-              <w:t>CinemaSystem</w:t>
-            </w:r>
-            <w:proofErr w:type="spellEnd"/>
-            <w:r>
-              <w:rPr>
-                <w:sz w:val="20"/>
-                <w:szCs w:val="20"/>
-              </w:rPr>
-              <w:t xml:space="preserve"> (Singleton): </w:t>
-            </w:r>
-            <w:proofErr w:type="spellStart"/>
-            <w:r>
-              <w:rPr>
-                <w:sz w:val="20"/>
-                <w:szCs w:val="20"/>
-              </w:rPr>
-              <w:t>addScreening</w:t>
-            </w:r>
-            <w:proofErr w:type="spellEnd"/>
-            <w:r>
-              <w:rPr>
-                <w:sz w:val="20"/>
-                <w:szCs w:val="20"/>
-              </w:rPr>
-              <w:t xml:space="preserve">(), </w:t>
-            </w:r>
-            <w:proofErr w:type="spellStart"/>
-            <w:r>
-              <w:rPr>
-                <w:sz w:val="20"/>
-                <w:szCs w:val="20"/>
-              </w:rPr>
-              <w:t>isHallAvailable</w:t>
-            </w:r>
-            <w:proofErr w:type="spellEnd"/>
-            <w:r>
-              <w:rPr>
-                <w:sz w:val="20"/>
-                <w:szCs w:val="20"/>
-              </w:rPr>
-              <w:t xml:space="preserve">(), </w:t>
-            </w:r>
-            <w:proofErr w:type="spellStart"/>
-            <w:r>
-              <w:rPr>
-                <w:sz w:val="20"/>
-                <w:szCs w:val="20"/>
-              </w:rPr>
-              <w:t>authenticate</w:t>
-            </w:r>
-            <w:proofErr w:type="spellEnd"/>
-            <w:r>
-              <w:rPr>
-                <w:sz w:val="20"/>
-                <w:szCs w:val="20"/>
-              </w:rPr>
-              <w:t xml:space="preserve">(), </w:t>
-            </w:r>
-            <w:proofErr w:type="spellStart"/>
-            <w:r>
-              <w:rPr>
-                <w:sz w:val="20"/>
-                <w:szCs w:val="20"/>
-              </w:rPr>
-              <w:t>addUser</w:t>
-            </w:r>
-            <w:proofErr w:type="spellEnd"/>
-            <w:r>
-              <w:rPr>
-                <w:sz w:val="20"/>
-                <w:szCs w:val="20"/>
-              </w:rPr>
-              <w:t xml:space="preserve">(). Konfiguracja </w:t>
-            </w:r>
-            <w:proofErr w:type="spellStart"/>
-            <w:r>
-              <w:rPr>
-                <w:sz w:val="20"/>
-                <w:szCs w:val="20"/>
-              </w:rPr>
-              <w:t>Maven</w:t>
-            </w:r>
-            <w:proofErr w:type="spellEnd"/>
-            <w:r>
-              <w:rPr>
-                <w:sz w:val="20"/>
-                <w:szCs w:val="20"/>
-              </w:rPr>
-              <w:t xml:space="preserve"> (pom.xml z </w:t>
-            </w:r>
-            <w:proofErr w:type="spellStart"/>
-            <w:r>
-              <w:rPr>
-                <w:sz w:val="20"/>
-                <w:szCs w:val="20"/>
-              </w:rPr>
-              <w:t>JUnit</w:t>
-            </w:r>
-            <w:proofErr w:type="spellEnd"/>
-            <w:r>
-              <w:rPr>
-                <w:sz w:val="20"/>
-                <w:szCs w:val="20"/>
-              </w:rPr>
-              <w:t xml:space="preserve"> 5 + MySQL Connector). Schemat bazy MySQL: 6 tabel, dane testowe (3 filmy, 2 sale, 5 użytkowników, 3 seanse). Diagram przypadków użycia.</w:t>
-            </w:r>
-          </w:p>
-          <w:p>
-            <w:proofErr w:type="spellStart"/>
-            <w:r>
-              <w:rPr>
-                <w:sz w:val="20"/>
-                <w:szCs w:val="20"/>
-              </w:rPr>
-              <w:t>DatabaseConnection</w:t>
-            </w:r>
-            <w:proofErr w:type="spellEnd"/>
-            <w:r>
-              <w:rPr>
-                <w:sz w:val="20"/>
-                <w:szCs w:val="20"/>
-              </w:rPr>
-              <w:t xml:space="preserve"> (Singleton JDBC). </w:t>
-            </w:r>
-            <w:proofErr w:type="spellStart"/>
-            <w:r>
-              <w:rPr>
-                <w:sz w:val="20"/>
-                <w:szCs w:val="20"/>
-              </w:rPr>
-              <w:t>ScreeningRepository</w:t>
-            </w:r>
-            <w:proofErr w:type="spellEnd"/>
-            <w:r>
-              <w:rPr>
-                <w:sz w:val="20"/>
-                <w:szCs w:val="20"/>
-              </w:rPr>
-              <w:t xml:space="preserve">: </w:t>
-            </w:r>
-            <w:proofErr w:type="spellStart"/>
-            <w:r>
-              <w:rPr>
-                <w:sz w:val="20"/>
-                <w:szCs w:val="20"/>
-              </w:rPr>
-              <w:t>findAll</w:t>
-            </w:r>
-            <w:proofErr w:type="spellEnd"/>
-            <w:r>
-              <w:rPr>
-                <w:sz w:val="20"/>
-                <w:szCs w:val="20"/>
-              </w:rPr>
-              <w:t xml:space="preserve">(), </w:t>
-            </w:r>
-            <w:proofErr w:type="spellStart"/>
-            <w:r>
-              <w:rPr>
-                <w:sz w:val="20"/>
-                <w:szCs w:val="20"/>
-              </w:rPr>
-              <w:t>findAvailable</w:t>
-            </w:r>
-            <w:proofErr w:type="spellEnd"/>
-            <w:r>
-              <w:rPr>
-                <w:sz w:val="20"/>
-                <w:szCs w:val="20"/>
-              </w:rPr>
-              <w:t xml:space="preserve">(), </w:t>
-            </w:r>
-            <w:proofErr w:type="spellStart"/>
-            <w:r>
-              <w:rPr>
-                <w:sz w:val="20"/>
-                <w:szCs w:val="20"/>
-              </w:rPr>
-              <w:t>save</w:t>
-            </w:r>
-            <w:proofErr w:type="spellEnd"/>
-            <w:r>
-              <w:rPr>
-                <w:sz w:val="20"/>
-                <w:szCs w:val="20"/>
-              </w:rPr>
-              <w:t xml:space="preserve">() (transakcja), </w:t>
-            </w:r>
-            <w:proofErr w:type="spellStart"/>
-            <w:r>
-              <w:rPr>
-                <w:sz w:val="20"/>
-                <w:szCs w:val="20"/>
-              </w:rPr>
-              <w:t>isHallAvailable</w:t>
-            </w:r>
-            <w:proofErr w:type="spellEnd"/>
-            <w:r>
-              <w:rPr>
-                <w:sz w:val="20"/>
-                <w:szCs w:val="20"/>
-              </w:rPr>
-              <w:t xml:space="preserve">(). </w:t>
-            </w:r>
-            <w:proofErr w:type="spellStart"/>
-            <w:r>
-              <w:rPr>
-                <w:sz w:val="20"/>
-                <w:szCs w:val="20"/>
-              </w:rPr>
-              <w:t>TicketRepository</w:t>
-            </w:r>
-            <w:proofErr w:type="spellEnd"/>
-            <w:r>
-              <w:rPr>
-                <w:sz w:val="20"/>
-                <w:szCs w:val="20"/>
-              </w:rPr>
-              <w:t xml:space="preserve">: </w:t>
-            </w:r>
-            <w:proofErr w:type="spellStart"/>
-            <w:r>
-              <w:rPr>
-                <w:sz w:val="20"/>
-                <w:szCs w:val="20"/>
-              </w:rPr>
-              <w:t>getAvailableSeats</w:t>
-            </w:r>
-            <w:proofErr w:type="spellEnd"/>
-            <w:r>
-              <w:rPr>
-                <w:sz w:val="20"/>
-                <w:szCs w:val="20"/>
-              </w:rPr>
-              <w:t xml:space="preserve">(), </w:t>
-            </w:r>
-            <w:proofErr w:type="spellStart"/>
-            <w:r>
-              <w:rPr>
-                <w:sz w:val="20"/>
-                <w:szCs w:val="20"/>
-              </w:rPr>
-              <w:t>buyTicket</w:t>
-            </w:r>
-            <w:proofErr w:type="spellEnd"/>
-            <w:r>
-              <w:rPr>
-                <w:sz w:val="20"/>
-                <w:szCs w:val="20"/>
-              </w:rPr>
-              <w:t xml:space="preserve">() (SELECT FOR UPDATE), </w:t>
-            </w:r>
-            <w:proofErr w:type="spellStart"/>
-            <w:r>
-              <w:rPr>
-                <w:sz w:val="20"/>
-                <w:szCs w:val="20"/>
-              </w:rPr>
-              <w:t>refundTicket</w:t>
-            </w:r>
-            <w:proofErr w:type="spellEnd"/>
-            <w:r>
-              <w:rPr>
-                <w:sz w:val="20"/>
-                <w:szCs w:val="20"/>
-              </w:rPr>
-              <w:t xml:space="preserve">() (transakcja). </w:t>
-            </w:r>
-            <w:proofErr w:type="spellStart"/>
-            <w:r>
-              <w:rPr>
-                <w:sz w:val="20"/>
-                <w:szCs w:val="20"/>
-              </w:rPr>
-              <w:t>UserRepository</w:t>
-            </w:r>
-            <w:proofErr w:type="spellEnd"/>
-            <w:r>
-              <w:rPr>
-                <w:sz w:val="20"/>
-                <w:szCs w:val="20"/>
-              </w:rPr>
-              <w:t xml:space="preserve">: </w:t>
-            </w:r>
-            <w:proofErr w:type="spellStart"/>
-            <w:r>
-              <w:rPr>
-                <w:sz w:val="20"/>
-                <w:szCs w:val="20"/>
-              </w:rPr>
-              <w:t>authenticate</w:t>
-            </w:r>
-            <w:proofErr w:type="spellEnd"/>
-            <w:r>
-              <w:rPr>
-                <w:sz w:val="20"/>
-                <w:szCs w:val="20"/>
-              </w:rPr>
-              <w:t xml:space="preserve">(), </w:t>
-            </w:r>
-            <w:proofErr w:type="spellStart"/>
-            <w:r>
-              <w:rPr>
-                <w:sz w:val="20"/>
-                <w:szCs w:val="20"/>
-              </w:rPr>
-              <w:t>findById</w:t>
-            </w:r>
-            <w:proofErr w:type="spellEnd"/>
-            <w:r>
-              <w:rPr>
-                <w:sz w:val="20"/>
-                <w:szCs w:val="20"/>
-              </w:rPr>
-              <w:t xml:space="preserve">(), register(). Testy </w:t>
-            </w:r>
-            <w:proofErr w:type="spellStart"/>
-            <w:r>
-              <w:rPr>
-                <w:sz w:val="20"/>
-                <w:szCs w:val="20"/>
-              </w:rPr>
-              <w:t>JUnit</w:t>
-            </w:r>
-            <w:proofErr w:type="spellEnd"/>
-            <w:r>
-              <w:rPr>
-                <w:sz w:val="20"/>
-                <w:szCs w:val="20"/>
-              </w:rPr>
-              <w:t xml:space="preserve"> 5: </w:t>
-            </w:r>
-            <w:proofErr w:type="spellStart"/>
-            <w:r>
-              <w:rPr>
-                <w:sz w:val="20"/>
-                <w:szCs w:val="20"/>
-              </w:rPr>
-              <w:t>CinemaSystem</w:t>
-            </w:r>
-            <w:proofErr w:type="spellEnd"/>
-            <w:r>
-              <w:rPr>
-                <w:sz w:val="20"/>
-                <w:szCs w:val="20"/>
-              </w:rPr>
-              <w:t xml:space="preserve"> ×3.</w:t>
+            <w:r>
+              <w:rPr>
+                <w:sz w:val="20"/>
+                <w:szCs w:val="20"/>
+              </w:rPr>
+              <w:t>CinemaSystem (Singleton): addScreening(), isHallAvailable(), authenticate(), addUser(). Konfiguracja Maven (pom.xml z JUnit 5 + MySQL Connector). Schemat bazy MySQL: 6 tabel, dane testowe (3 filmy, 2 sale, 5 użytkowników, 3 seanse). Diagram przypadków użycia.</w:t>
+            </w:r>
+          </w:p>
+          <w:p>
+            <w:r>
+              <w:rPr>
+                <w:sz w:val="20"/>
+                <w:szCs w:val="20"/>
+              </w:rPr>
+              <w:t>DatabaseConnection (Singleton JDBC). ScreeningRepository: findAll(), findAvailable(), save() (transakcja), isHallAvailable(). TicketRepository: getAvailableSeats(), buyTicket() (SELECT FOR UPDATE), refundTicket() (transakcja). UserRepository: authenticate(), findById(), register(). Testy JUnit 5: CinemaSystem ×3.</w:t>
             </w:r>
           </w:p>
         </w:tc>
@@ -16581,25 +12092,7 @@
           <w:sz w:val="22"/>
           <w:szCs w:val="22"/>
         </w:rPr>
-        <w:t xml:space="preserve">Java 17 lub nowsza (JDK – nie tylko JRE). Weryfikacja: </w:t>
-      </w:r>
-      <w:proofErr w:type="spellStart"/>
-      <w:r>
-        <w:rPr>
-          <w:rFonts w:ascii="Arial" w:eastAsia="Arial" w:hAnsi="Arial" w:cs="Arial"/>
-          <w:sz w:val="22"/>
-          <w:szCs w:val="22"/>
-        </w:rPr>
-        <w:t>java</w:t>
-      </w:r>
-      <w:proofErr w:type="spellEnd"/>
-      <w:r>
-        <w:rPr>
-          <w:rFonts w:ascii="Arial" w:eastAsia="Arial" w:hAnsi="Arial" w:cs="Arial"/>
-          <w:sz w:val="22"/>
-          <w:szCs w:val="22"/>
-        </w:rPr>
-        <w:t xml:space="preserve"> -version</w:t>
+        <w:t>Java 17 lub nowsza (JDK – nie tylko JRE). Weryfikacja: java -version</w:t>
       </w:r>
     </w:p>
     <w:p>
@@ -16618,43 +12111,7 @@
           <w:sz w:val="22"/>
           <w:szCs w:val="22"/>
         </w:rPr>
-        <w:t xml:space="preserve">Apache </w:t>
-      </w:r>
-      <w:proofErr w:type="spellStart"/>
-      <w:r>
-        <w:rPr>
-          <w:rFonts w:ascii="Arial" w:eastAsia="Arial" w:hAnsi="Arial" w:cs="Arial"/>
-          <w:sz w:val="22"/>
-          <w:szCs w:val="22"/>
-        </w:rPr>
-        <w:t>Maven</w:t>
-      </w:r>
-      <w:proofErr w:type="spellEnd"/>
-      <w:r>
-        <w:rPr>
-          <w:rFonts w:ascii="Arial" w:eastAsia="Arial" w:hAnsi="Arial" w:cs="Arial"/>
-          <w:sz w:val="22"/>
-          <w:szCs w:val="22"/>
-        </w:rPr>
-        <w:t xml:space="preserve"> 3.8+. Weryfikacja: </w:t>
-      </w:r>
-      <w:proofErr w:type="spellStart"/>
-      <w:r>
-        <w:rPr>
-          <w:rFonts w:ascii="Arial" w:eastAsia="Arial" w:hAnsi="Arial" w:cs="Arial"/>
-          <w:sz w:val="22"/>
-          <w:szCs w:val="22"/>
-        </w:rPr>
-        <w:t>mvn</w:t>
-      </w:r>
-      <w:proofErr w:type="spellEnd"/>
-      <w:r>
-        <w:rPr>
-          <w:rFonts w:ascii="Arial" w:eastAsia="Arial" w:hAnsi="Arial" w:cs="Arial"/>
-          <w:sz w:val="22"/>
-          <w:szCs w:val="22"/>
-        </w:rPr>
-        <w:t xml:space="preserve"> -version</w:t>
+        <w:t>Apache Maven 3.8+. Weryfikacja: mvn -version</w:t>
       </w:r>
     </w:p>
     <w:p>
@@ -16717,90 +12174,47 @@
     </w:p>
     <w:p>
       <w:r>
-        <w:t xml:space="preserve">cd </w:t>
-      </w:r>
-      <w:proofErr w:type="spellStart"/>
-      <w:r>
-        <w:t>cinema</w:t>
-      </w:r>
-      <w:proofErr w:type="spellEnd"/>
-      <w:r>
-        <w:t>-management</w:t>
-      </w:r>
-    </w:p>
-    <w:p>
-      <w:pPr>
-        <w:rPr>
-          <w:b/>
-          <w:bCs/>
-        </w:rPr>
-      </w:pPr>
-      <w:r>
-        <w:rPr>
-          <w:b/>
-          <w:bCs/>
-        </w:rPr>
-        <w:t>Inicjalizacja bazy danych</w:t>
-      </w:r>
-      <w:r>
-        <w:rPr>
-          <w:b/>
-          <w:bCs/>
-        </w:rPr>
-        <w:t xml:space="preserve"> </w:t>
-      </w:r>
-    </w:p>
-    <w:p>
-      <w:proofErr w:type="spellStart"/>
-      <w:r>
-        <w:t>mysql</w:t>
-      </w:r>
-      <w:proofErr w:type="spellEnd"/>
-      <w:r>
-        <w:t xml:space="preserve"> -u </w:t>
-      </w:r>
-      <w:proofErr w:type="spellStart"/>
-      <w:r>
-        <w:t>root</w:t>
-      </w:r>
-      <w:proofErr w:type="spellEnd"/>
-      <w:r>
-        <w:t xml:space="preserve"> -p &lt; cinema_km1.sql</w:t>
-      </w:r>
-    </w:p>
-    <w:p>
-      <w:r>
-        <w:t xml:space="preserve">Skrypt tworzy bazę </w:t>
-      </w:r>
-      <w:proofErr w:type="spellStart"/>
-      <w:r>
-        <w:t>cinema_db</w:t>
-      </w:r>
-      <w:proofErr w:type="spellEnd"/>
-      <w:r>
-        <w:t xml:space="preserve"> z 6 tabelami i danymi testowymi: 5 użytkowników, 3 filmy, 2 sale, 3 seanse, 1 przykładowy bilet.</w:t>
-      </w:r>
-    </w:p>
-    <w:p>
-      <w:pPr>
-        <w:rPr>
-          <w:b/>
-          <w:bCs/>
-        </w:rPr>
-      </w:pPr>
-      <w:r>
-        <w:rPr>
-          <w:b/>
-          <w:bCs/>
-        </w:rPr>
-        <w:t>Konfiguracja połączenia JDBC</w:t>
-      </w:r>
-      <w:r>
-        <w:rPr>
-          <w:b/>
-          <w:bCs/>
-        </w:rPr>
-        <w:t xml:space="preserve"> </w:t>
+        <w:t>cd cinema-management</w:t>
+      </w:r>
+    </w:p>
+    <w:p>
+      <w:pPr>
+        <w:rPr>
+          <w:b/>
+          <w:bCs/>
+        </w:rPr>
+      </w:pPr>
+      <w:r>
+        <w:rPr>
+          <w:b/>
+          <w:bCs/>
+        </w:rPr>
+        <w:t xml:space="preserve">Inicjalizacja bazy danych </w:t>
+      </w:r>
+    </w:p>
+    <w:p>
+      <w:r>
+        <w:t>mysql -u root -p &lt; cinema_km1.sql</w:t>
+      </w:r>
+    </w:p>
+    <w:p>
+      <w:r>
+        <w:t>Skrypt tworzy bazę cinema_db z 6 tabelami i danymi testowymi: 5 użytkowników, 3 filmy, 2 sale, 3 seanse, 1 przykładowy bilet.</w:t>
+      </w:r>
+    </w:p>
+    <w:p>
+      <w:pPr>
+        <w:rPr>
+          <w:b/>
+          <w:bCs/>
+        </w:rPr>
+      </w:pPr>
+      <w:r>
+        <w:rPr>
+          <w:b/>
+          <w:bCs/>
+        </w:rPr>
+        <w:t xml:space="preserve">Konfiguracja połączenia JDBC </w:t>
       </w:r>
     </w:p>
     <w:p>
@@ -16808,132 +12222,35 @@
         <w:t>Edycja</w:t>
       </w:r>
       <w:r>
-        <w:t xml:space="preserve"> </w:t>
-      </w:r>
-      <w:proofErr w:type="spellStart"/>
-      <w:r>
-        <w:t>src</w:t>
-      </w:r>
-      <w:proofErr w:type="spellEnd"/>
-      <w:r>
-        <w:t>/</w:t>
-      </w:r>
-      <w:proofErr w:type="spellStart"/>
-      <w:r>
-        <w:t>main</w:t>
-      </w:r>
-      <w:proofErr w:type="spellEnd"/>
-      <w:r>
-        <w:t>/</w:t>
-      </w:r>
-      <w:proofErr w:type="spellStart"/>
-      <w:r>
-        <w:t>java</w:t>
-      </w:r>
-      <w:proofErr w:type="spellEnd"/>
-      <w:r>
-        <w:t>/</w:t>
-      </w:r>
-      <w:proofErr w:type="spellStart"/>
-      <w:r>
-        <w:t>cinema</w:t>
-      </w:r>
-      <w:proofErr w:type="spellEnd"/>
-      <w:r>
-        <w:t>/</w:t>
-      </w:r>
-      <w:proofErr w:type="spellStart"/>
-      <w:r>
-        <w:t>db</w:t>
-      </w:r>
-      <w:proofErr w:type="spellEnd"/>
-      <w:r>
-        <w:t>/DatabaseConnection.java</w:t>
+        <w:t xml:space="preserve"> src/main/java/cinema/db/DatabaseConnection.java</w:t>
       </w:r>
       <w:r>
         <w:t>:</w:t>
       </w:r>
     </w:p>
     <w:p>
-      <w:proofErr w:type="spellStart"/>
-      <w:r>
-        <w:t>private</w:t>
-      </w:r>
-      <w:proofErr w:type="spellEnd"/>
-      <w:r>
-        <w:t xml:space="preserve"> </w:t>
-      </w:r>
-      <w:proofErr w:type="spellStart"/>
-      <w:r>
-        <w:t>static</w:t>
-      </w:r>
-      <w:proofErr w:type="spellEnd"/>
-      <w:r>
-        <w:t xml:space="preserve"> </w:t>
-      </w:r>
-      <w:proofErr w:type="spellStart"/>
-      <w:r>
-        <w:t>final</w:t>
-      </w:r>
-      <w:proofErr w:type="spellEnd"/>
-      <w:r>
-        <w:t xml:space="preserve"> String USER     = "</w:t>
-      </w:r>
-      <w:proofErr w:type="spellStart"/>
-      <w:r>
-        <w:t>root</w:t>
-      </w:r>
-      <w:proofErr w:type="spellEnd"/>
-      <w:r>
-        <w:t>";   // ← twój login MySQL</w:t>
-      </w:r>
-    </w:p>
-    <w:p>
-      <w:proofErr w:type="spellStart"/>
-      <w:r>
-        <w:t>private</w:t>
-      </w:r>
-      <w:proofErr w:type="spellEnd"/>
-      <w:r>
-        <w:t xml:space="preserve"> </w:t>
-      </w:r>
-      <w:proofErr w:type="spellStart"/>
-      <w:r>
-        <w:t>static</w:t>
-      </w:r>
-      <w:proofErr w:type="spellEnd"/>
-      <w:r>
-        <w:t xml:space="preserve"> </w:t>
-      </w:r>
-      <w:proofErr w:type="spellStart"/>
-      <w:r>
-        <w:t>final</w:t>
-      </w:r>
-      <w:proofErr w:type="spellEnd"/>
-      <w:r>
-        <w:t xml:space="preserve"> String PASSWORD = "";   // ← twoje hasło MySQL</w:t>
-      </w:r>
-    </w:p>
-    <w:p>
-      <w:pPr>
-        <w:rPr>
-          <w:b/>
-          <w:bCs/>
-        </w:rPr>
-      </w:pPr>
-      <w:r>
-        <w:rPr>
-          <w:b/>
-          <w:bCs/>
-        </w:rPr>
-        <w:t>Kompilacja i uruchomienie testów</w:t>
-      </w:r>
-      <w:r>
-        <w:rPr>
-          <w:b/>
-          <w:bCs/>
-        </w:rPr>
-        <w:t xml:space="preserve"> </w:t>
+      <w:r>
+        <w:t>private static final String USER     = "root";   // ← twój login MySQL</w:t>
+      </w:r>
+    </w:p>
+    <w:p>
+      <w:r>
+        <w:t>private static final String PASSWORD = "";   // ← twoje hasło MySQL</w:t>
+      </w:r>
+    </w:p>
+    <w:p>
+      <w:pPr>
+        <w:rPr>
+          <w:b/>
+          <w:bCs/>
+        </w:rPr>
+      </w:pPr>
+      <w:r>
+        <w:rPr>
+          <w:b/>
+          <w:bCs/>
+        </w:rPr>
+        <w:t xml:space="preserve">Kompilacja i uruchomienie testów </w:t>
       </w:r>
     </w:p>
     <w:p>
@@ -16942,21 +12259,8 @@
       </w:r>
     </w:p>
     <w:p>
-      <w:proofErr w:type="spellStart"/>
-      <w:r>
-        <w:t>mvn</w:t>
-      </w:r>
-      <w:proofErr w:type="spellEnd"/>
-      <w:r>
-        <w:t xml:space="preserve"> </w:t>
-      </w:r>
-      <w:proofErr w:type="spellStart"/>
-      <w:r>
-        <w:t>clean</w:t>
-      </w:r>
-      <w:proofErr w:type="spellEnd"/>
-      <w:r>
-        <w:t xml:space="preserve"> test</w:t>
+      <w:r>
+        <w:t>mvn clean test</w:t>
       </w:r>
     </w:p>
     <w:p>
@@ -16976,97 +12280,44 @@
           <w:b/>
           <w:bCs/>
         </w:rPr>
-        <w:t>Budowanie i uruchomienie programu</w:t>
-      </w:r>
-      <w:r>
-        <w:rPr>
-          <w:b/>
-          <w:bCs/>
-        </w:rPr>
-        <w:t xml:space="preserve"> </w:t>
-      </w:r>
-    </w:p>
-    <w:p>
-      <w:r>
-        <w:t xml:space="preserve">Aby zbudować plik JAR i uruchomić główny scenariusz demonstracyjny z klasy </w:t>
-      </w:r>
-      <w:proofErr w:type="spellStart"/>
-      <w:r>
-        <w:t>cinema.Main</w:t>
-      </w:r>
-      <w:proofErr w:type="spellEnd"/>
-      <w:r>
-        <w:t>, należy wykonać:</w:t>
-      </w:r>
-    </w:p>
-    <w:p>
-      <w:proofErr w:type="spellStart"/>
-      <w:r>
-        <w:t>mvn</w:t>
-      </w:r>
-      <w:proofErr w:type="spellEnd"/>
-      <w:r>
-        <w:t xml:space="preserve"> </w:t>
-      </w:r>
-      <w:proofErr w:type="spellStart"/>
-      <w:r>
-        <w:t>clean</w:t>
-      </w:r>
-      <w:proofErr w:type="spellEnd"/>
-      <w:r>
-        <w:t xml:space="preserve"> </w:t>
-      </w:r>
-      <w:proofErr w:type="spellStart"/>
-      <w:r>
-        <w:t>package</w:t>
-      </w:r>
-      <w:proofErr w:type="spellEnd"/>
-    </w:p>
-    <w:p>
-      <w:proofErr w:type="spellStart"/>
-      <w:r>
-        <w:t>java</w:t>
-      </w:r>
-      <w:proofErr w:type="spellEnd"/>
-      <w:r>
-        <w:t xml:space="preserve"> -jar target/cinema-km1.jar</w:t>
+        <w:t xml:space="preserve">Budowanie i uruchomienie programu </w:t>
+      </w:r>
+    </w:p>
+    <w:p>
+      <w:r>
+        <w:t>Aby zbudować plik JAR i uruchomić główny scenariusz demonstracyjny z klasy cinema.Main, należy wykonać:</w:t>
+      </w:r>
+    </w:p>
+    <w:p>
+      <w:r>
+        <w:t>mvn clean package</w:t>
+      </w:r>
+    </w:p>
+    <w:p>
+      <w:r>
+        <w:t>java -jar target/cinema-km1.jar</w:t>
       </w:r>
     </w:p>
     <w:p/>
     <w:p>
       <w:r>
         <w:lastRenderedPageBreak/>
-        <w:t xml:space="preserve">Klasa </w:t>
-      </w:r>
-      <w:proofErr w:type="spellStart"/>
-      <w:r>
-        <w:t>Main</w:t>
-      </w:r>
-      <w:proofErr w:type="spellEnd"/>
-      <w:r>
-        <w:t xml:space="preserve"> prezentuje logowanie użytkowników, dodawanie seansów, wykrywanie konfliktów terminów, rezerwację miejsca, zakup biletu oraz jego zwrot. Ten scenariusz działa bez połączenia z MySQL.</w:t>
-      </w:r>
-    </w:p>
-    <w:p>
-      <w:pPr>
-        <w:rPr>
-          <w:b/>
-          <w:bCs/>
-        </w:rPr>
-      </w:pPr>
-      <w:r>
-        <w:rPr>
-          <w:b/>
-          <w:bCs/>
-        </w:rPr>
-        <w:t>Test połączenia z bazą MySQL</w:t>
-      </w:r>
-      <w:r>
-        <w:rPr>
-          <w:b/>
-          <w:bCs/>
-        </w:rPr>
-        <w:t xml:space="preserve"> </w:t>
+        <w:t>Klasa Main prezentuje logowanie użytkowników, dodawanie seansów, wykrywanie konfliktów terminów, rezerwację miejsca, zakup biletu oraz jego zwrot. Ten scenariusz działa bez połączenia z MySQL.</w:t>
+      </w:r>
+    </w:p>
+    <w:p>
+      <w:pPr>
+        <w:rPr>
+          <w:b/>
+          <w:bCs/>
+        </w:rPr>
+      </w:pPr>
+      <w:r>
+        <w:rPr>
+          <w:b/>
+          <w:bCs/>
+        </w:rPr>
+        <w:t xml:space="preserve">Test połączenia z bazą MySQL </w:t>
       </w:r>
     </w:p>
     <w:p>
@@ -17075,58 +12326,13 @@
       </w:r>
     </w:p>
     <w:p>
-      <w:proofErr w:type="spellStart"/>
-      <w:r>
-        <w:t>mvn</w:t>
-      </w:r>
-      <w:proofErr w:type="spellEnd"/>
-      <w:r>
-        <w:t xml:space="preserve"> </w:t>
-      </w:r>
-      <w:proofErr w:type="spellStart"/>
-      <w:r>
-        <w:t>compile</w:t>
-      </w:r>
-      <w:proofErr w:type="spellEnd"/>
-      <w:r>
-        <w:t xml:space="preserve"> </w:t>
-      </w:r>
-      <w:proofErr w:type="spellStart"/>
-      <w:r>
-        <w:t>exec:java</w:t>
-      </w:r>
-      <w:proofErr w:type="spellEnd"/>
-      <w:r>
-        <w:t xml:space="preserve"> "-</w:t>
-      </w:r>
-      <w:proofErr w:type="spellStart"/>
-      <w:r>
-        <w:t>Dexec.mainClass</w:t>
-      </w:r>
-      <w:proofErr w:type="spellEnd"/>
-      <w:r>
-        <w:t>=</w:t>
-      </w:r>
-      <w:proofErr w:type="spellStart"/>
-      <w:r>
-        <w:t>cinema.db.DbTest</w:t>
-      </w:r>
-      <w:proofErr w:type="spellEnd"/>
-      <w:r>
-        <w:t>"</w:t>
-      </w:r>
-    </w:p>
-    <w:p>
-      <w:r>
-        <w:t xml:space="preserve">Program powinien wyświetlić listę użytkowników oraz wyniki prób logowania. Brak połączenia oznacza zwykle nieuruchomiony serwer MySQL, błędne hasło lub brak bazy </w:t>
-      </w:r>
-      <w:proofErr w:type="spellStart"/>
-      <w:r>
-        <w:t>cinema_db</w:t>
-      </w:r>
-      <w:proofErr w:type="spellEnd"/>
-      <w:r>
-        <w:t>.</w:t>
+      <w:r>
+        <w:t>mvn compile exec:java "-Dexec.mainClass=cinema.db.DbTest"</w:t>
+      </w:r>
+    </w:p>
+    <w:p>
+      <w:r>
+        <w:t>Program powinien wyświetlić listę użytkowników oraz wyniki prób logowania. Brak połączenia oznacza zwykle nieuruchomiony serwer MySQL, błędne hasło lub brak bazy cinema_db.</w:t>
       </w:r>
     </w:p>
     <w:p>
@@ -17421,7 +12627,6 @@
             <w:pPr>
               <w:spacing w:after="0" w:line="240" w:lineRule="auto"/>
             </w:pPr>
-            <w:proofErr w:type="spellStart"/>
             <w:r>
               <w:rPr>
                 <w:rFonts w:ascii="Arial" w:hAnsi="Arial"/>
@@ -17429,7 +12634,6 @@
               </w:rPr>
               <w:t>jan.kowalski</w:t>
             </w:r>
-            <w:proofErr w:type="spellEnd"/>
           </w:p>
         </w:tc>
         <w:tc>
@@ -17503,7 +12707,6 @@
             <w:pPr>
               <w:spacing w:after="0" w:line="240" w:lineRule="auto"/>
             </w:pPr>
-            <w:proofErr w:type="spellStart"/>
             <w:r>
               <w:rPr>
                 <w:rFonts w:ascii="Arial" w:hAnsi="Arial"/>
@@ -17511,7 +12714,6 @@
               </w:rPr>
               <w:t>anna.nowak</w:t>
             </w:r>
-            <w:proofErr w:type="spellEnd"/>
           </w:p>
         </w:tc>
         <w:tc>
@@ -17585,7 +12787,6 @@
             <w:pPr>
               <w:spacing w:after="0" w:line="240" w:lineRule="auto"/>
             </w:pPr>
-            <w:proofErr w:type="spellStart"/>
             <w:r>
               <w:rPr>
                 <w:rFonts w:ascii="Arial" w:hAnsi="Arial"/>
@@ -17593,7 +12794,6 @@
               </w:rPr>
               <w:t>piotr.wisniewski</w:t>
             </w:r>
-            <w:proofErr w:type="spellEnd"/>
           </w:p>
         </w:tc>
         <w:tc>
@@ -17747,6 +12947,7 @@
         <w:rPr>
           <w:b/>
           <w:bCs/>
+          <w:noProof/>
           <w:sz w:val="40"/>
           <w:szCs w:val="40"/>
         </w:rPr>
@@ -18916,15 +14117,6 @@
   </w:num>
   <w:num w:numId="6" w16cid:durableId="1804034821">
     <w:abstractNumId w:val="7"/>
-    <w:lvlOverride w:ilvl="0"/>
-    <w:lvlOverride w:ilvl="1"/>
-    <w:lvlOverride w:ilvl="2"/>
-    <w:lvlOverride w:ilvl="3"/>
-    <w:lvlOverride w:ilvl="4"/>
-    <w:lvlOverride w:ilvl="5"/>
-    <w:lvlOverride w:ilvl="6"/>
-    <w:lvlOverride w:ilvl="7"/>
-    <w:lvlOverride w:ilvl="8"/>
   </w:num>
   <w:num w:numId="7" w16cid:durableId="655189323">
     <w:abstractNumId w:val="11"/>
@@ -19568,6 +14760,7 @@
   <w:style w:type="character" w:default="1" w:styleId="Domylnaczcionkaakapitu">
     <w:name w:val="Default Paragraph Font"/>
     <w:uiPriority w:val="1"/>
+    <w:semiHidden/>
     <w:unhideWhenUsed/>
   </w:style>
   <w:style w:type="table" w:default="1" w:styleId="Standardowy">

--- a/Kowalski_Wysocki_dokumentacja_inzynieria_danych.docx
+++ b/Kowalski_Wysocki_dokumentacja_inzynieria_danych.docx
@@ -11657,7 +11657,7 @@
           <w:szCs w:val="40"/>
         </w:rPr>
         <w:lastRenderedPageBreak/>
-        <w:t>Prezentacja programu użytkownika</w:t>
+        <w:t>Podział prac</w:t>
       </w:r>
     </w:p>
     <w:tbl>
